--- a/08-传感器电路/04-电流传感器电路/罗氏线圈电路/罗氏线圈电路.docx
+++ b/08-传感器电路/04-电流传感器电路/罗氏线圈电路/罗氏线圈电路.docx
@@ -2622,6 +2622,20 @@
     </w:p>
     <w:bookmarkEnd w:id="26"/>
     <w:bookmarkEnd w:id="27"/>
+    <w:p>
+      <w:pPr>
+        <w:spacing w:before="360"/>
+        <w:jc w:val="center"/>
+      </w:pPr>
+      <w:r>
+        <w:rPr>
+          <w:rFonts w:ascii="Times New Roman" w:hAnsi="Times New Roman"/>
+          <w:color w:val="555555"/>
+          <w:sz w:val="21"/>
+        </w:rPr>
+        <w:t>材料收集者：杜文杰</w:t>
+      </w:r>
+    </w:p>
     <w:sectPr>
       <w:headerReference r:id="rId9" w:type="default"/>
       <w:footerReference r:id="rId10" w:type="default"/>

--- a/08-传感器电路/04-电流传感器电路/罗氏线圈电路/罗氏线圈电路.docx
+++ b/08-传感器电路/04-电流传感器电路/罗氏线圈电路/罗氏线圈电路.docx
@@ -1,6 +1,6 @@
 
 <file path=word/document.xml><?xml version="1.0" encoding="utf-8"?>
-<w:document xmlns:w="http://schemas.openxmlformats.org/wordprocessingml/2006/main" xmlns:m="http://schemas.openxmlformats.org/officeDocument/2006/math" xmlns:r="http://schemas.openxmlformats.org/officeDocument/2006/relationships" xmlns:o="urn:schemas-microsoft-com:office:office" xmlns:v="urn:schemas-microsoft-com:vml" xmlns:w10="urn:schemas-microsoft-com:office:word" xmlns:a="http://schemas.openxmlformats.org/drawingml/2006/main" xmlns:pic="http://schemas.openxmlformats.org/drawingml/2006/picture" xmlns:wp="http://schemas.openxmlformats.org/drawingml/2006/wordprocessingDrawing">
+<w:document xmlns:m="http://schemas.openxmlformats.org/officeDocument/2006/math" xmlns:r="http://schemas.openxmlformats.org/officeDocument/2006/relationships" xmlns:w="http://schemas.openxmlformats.org/wordprocessingml/2006/main" xmlns:o="urn:schemas-microsoft-com:office:office" xmlns:v="urn:schemas-microsoft-com:vml" xmlns:w10="urn:schemas-microsoft-com:office:word" xmlns:a="http://schemas.openxmlformats.org/drawingml/2006/main" xmlns:pic="http://schemas.openxmlformats.org/drawingml/2006/picture" xmlns:wp="http://schemas.openxmlformats.org/drawingml/2006/wordprocessingDrawing">
   <w:body>
     <w:bookmarkStart w:id="27" w:name="罗氏线圈电路"/>
     <w:p>
@@ -9,7 +9,7 @@
       </w:pPr>
       <w:r>
         <w:rPr>
-          <w:rFonts w:hint="eastAsia"/>
+          <w:rFonts w:hint="eastAsia" w:eastAsia="黑体"/>
         </w:rPr>
         <w:t xml:space="preserve">罗氏线圈电路</w:t>
       </w:r>
@@ -21,7 +21,7 @@
       </w:pPr>
       <w:r>
         <w:rPr>
-          <w:rFonts w:hint="eastAsia"/>
+          <w:rFonts w:hint="eastAsia" w:eastAsia="黑体"/>
         </w:rPr>
         <w:t xml:space="preserve">拓扑描述</w:t>
       </w:r>
@@ -32,16 +32,19 @@
       </w:pPr>
       <w:r>
         <w:rPr>
-          <w:rFonts w:hint="eastAsia"/>
+          <w:rFonts w:hint="eastAsia" w:eastAsia="黑体"/>
         </w:rPr>
         <w:t xml:space="preserve">由</w:t>
       </w:r>
       <w:r>
+        <w:rPr>
+          <w:rFonts w:eastAsia="黑体"/>
+        </w:rPr>
         <w:t xml:space="preserve"> </w:t>
       </w:r>
       <w:r>
         <w:rPr>
-          <w:rFonts w:hint="eastAsia"/>
+          <w:rFonts w:hint="eastAsia" w:eastAsia="黑体"/>
           <w:b/>
           <w:bCs/>
         </w:rPr>
@@ -49,11 +52,14 @@
       </w:r>
       <w:r>
         <w:rPr>
-          <w:rFonts w:hint="eastAsia"/>
+          <w:rFonts w:hint="eastAsia" w:eastAsia="黑体"/>
         </w:rPr>
         <w:t xml:space="preserve">（空芯、无磁导率磁芯，绕成环形套于被测导体，输出与</w:t>
       </w:r>
       <w:r>
+        <w:rPr>
+          <w:rFonts w:eastAsia="黑体"/>
+        </w:rPr>
         <w:t xml:space="preserve"> </w:t>
       </w:r>
       <m:oMath>
@@ -77,17 +83,20 @@
         </m:r>
       </m:oMath>
       <w:r>
+        <w:rPr>
+          <w:rFonts w:eastAsia="黑体"/>
+        </w:rPr>
         <w:t xml:space="preserve"> </w:t>
       </w:r>
       <w:r>
         <w:rPr>
-          <w:rFonts w:hint="eastAsia"/>
+          <w:rFonts w:hint="eastAsia" w:eastAsia="黑体"/>
         </w:rPr>
         <w:t xml:space="preserve">成正比的电压）、</w:t>
       </w:r>
       <w:r>
         <w:rPr>
-          <w:rFonts w:hint="eastAsia"/>
+          <w:rFonts w:hint="eastAsia" w:eastAsia="黑体"/>
           <w:b/>
           <w:bCs/>
         </w:rPr>
@@ -95,6 +104,7 @@
       </w:r>
       <w:r>
         <w:rPr>
+          <w:rFonts w:eastAsia="黑体"/>
           <w:b/>
           <w:bCs/>
         </w:rPr>
@@ -106,11 +116,14 @@
         </m:r>
       </m:oMath>
       <w:r>
+        <w:rPr>
+          <w:rFonts w:eastAsia="黑体"/>
+        </w:rPr>
         <w:t xml:space="preserve">、</w:t>
       </w:r>
       <w:r>
         <w:rPr>
-          <w:rFonts w:hint="eastAsia"/>
+          <w:rFonts w:hint="eastAsia" w:eastAsia="黑体"/>
           <w:b/>
           <w:bCs/>
         </w:rPr>
@@ -118,6 +131,7 @@
       </w:r>
       <w:r>
         <w:rPr>
+          <w:rFonts w:eastAsia="黑体"/>
           <w:b/>
           <w:bCs/>
         </w:rPr>
@@ -129,20 +143,26 @@
         </m:r>
       </m:oMath>
       <w:r>
+        <w:rPr>
+          <w:rFonts w:eastAsia="黑体"/>
+        </w:rPr>
         <w:t xml:space="preserve"> </w:t>
       </w:r>
       <w:r>
         <w:rPr>
-          <w:rFonts w:hint="eastAsia"/>
+          <w:rFonts w:hint="eastAsia" w:eastAsia="黑体"/>
         </w:rPr>
         <w:t xml:space="preserve">与</w:t>
       </w:r>
       <w:r>
+        <w:rPr>
+          <w:rFonts w:eastAsia="黑体"/>
+        </w:rPr>
         <w:t xml:space="preserve"> </w:t>
       </w:r>
       <w:r>
         <w:rPr>
-          <w:rFonts w:hint="eastAsia"/>
+          <w:rFonts w:hint="eastAsia" w:eastAsia="黑体"/>
           <w:b/>
           <w:bCs/>
         </w:rPr>
@@ -150,32 +170,39 @@
       </w:r>
       <w:r>
         <w:rPr>
+          <w:rFonts w:eastAsia="黑体"/>
           <w:b/>
           <w:bCs/>
         </w:rPr>
         <w:t xml:space="preserve"> A1</w:t>
       </w:r>
       <w:r>
+        <w:rPr>
+          <w:rFonts w:eastAsia="黑体"/>
+        </w:rPr>
         <w:t xml:space="preserve"> </w:t>
       </w:r>
       <w:r>
         <w:rPr>
-          <w:rFonts w:hint="eastAsia"/>
+          <w:rFonts w:hint="eastAsia" w:eastAsia="黑体"/>
         </w:rPr>
         <w:t xml:space="preserve">组成的反相积分器。电路共有</w:t>
       </w:r>
       <w:r>
+        <w:rPr>
+          <w:rFonts w:eastAsia="黑体"/>
+        </w:rPr>
         <w:t xml:space="preserve"> 4 </w:t>
       </w:r>
       <w:r>
         <w:rPr>
-          <w:rFonts w:hint="eastAsia"/>
+          <w:rFonts w:hint="eastAsia" w:eastAsia="黑体"/>
         </w:rPr>
         <w:t xml:space="preserve">个关键节点：</w:t>
       </w:r>
       <w:r>
         <w:rPr>
-          <w:rFonts w:hint="eastAsia"/>
+          <w:rFonts w:hint="eastAsia" w:eastAsia="黑体"/>
           <w:b/>
           <w:bCs/>
         </w:rPr>
@@ -183,6 +210,7 @@
       </w:r>
       <w:r>
         <w:rPr>
+          <w:rFonts w:eastAsia="黑体"/>
           <w:b/>
           <w:bCs/>
         </w:rPr>
@@ -190,7 +218,7 @@
       </w:r>
       <w:r>
         <w:rPr>
-          <w:rFonts w:hint="eastAsia"/>
+          <w:rFonts w:hint="eastAsia" w:eastAsia="黑体"/>
           <w:b/>
           <w:bCs/>
         </w:rPr>
@@ -198,11 +226,14 @@
       </w:r>
       <w:r>
         <w:rPr>
-          <w:rFonts w:hint="eastAsia"/>
+          <w:rFonts w:hint="eastAsia" w:eastAsia="黑体"/>
         </w:rPr>
         <w:t xml:space="preserve">（罗氏线圈的一端，输出感应电压</w:t>
       </w:r>
       <w:r>
+        <w:rPr>
+          <w:rFonts w:eastAsia="黑体"/>
+        </w:rPr>
         <w:t xml:space="preserve"> </w:t>
       </w:r>
       <m:oMath>
@@ -257,13 +288,13 @@
       </m:oMath>
       <w:r>
         <w:rPr>
-          <w:rFonts w:hint="eastAsia"/>
+          <w:rFonts w:hint="eastAsia" w:eastAsia="黑体"/>
         </w:rPr>
         <w:t xml:space="preserve">）；</w:t>
       </w:r>
       <w:r>
         <w:rPr>
-          <w:rFonts w:hint="eastAsia"/>
+          <w:rFonts w:hint="eastAsia" w:eastAsia="黑体"/>
           <w:b/>
           <w:bCs/>
         </w:rPr>
@@ -271,6 +302,7 @@
       </w:r>
       <w:r>
         <w:rPr>
+          <w:rFonts w:eastAsia="黑体"/>
           <w:b/>
           <w:bCs/>
         </w:rPr>
@@ -278,7 +310,7 @@
       </w:r>
       <w:r>
         <w:rPr>
-          <w:rFonts w:hint="eastAsia"/>
+          <w:rFonts w:hint="eastAsia" w:eastAsia="黑体"/>
           <w:b/>
           <w:bCs/>
         </w:rPr>
@@ -286,7 +318,7 @@
       </w:r>
       <w:r>
         <w:rPr>
-          <w:rFonts w:hint="eastAsia"/>
+          <w:rFonts w:hint="eastAsia" w:eastAsia="黑体"/>
         </w:rPr>
         <w:t xml:space="preserve">（</w:t>
       </w:r>
@@ -296,11 +328,14 @@
         </m:r>
       </m:oMath>
       <w:r>
+        <w:rPr>
+          <w:rFonts w:eastAsia="黑体"/>
+        </w:rPr>
         <w:t xml:space="preserve"> </w:t>
       </w:r>
       <w:r>
         <w:rPr>
-          <w:rFonts w:hint="eastAsia"/>
+          <w:rFonts w:hint="eastAsia" w:eastAsia="黑体"/>
         </w:rPr>
         <w:t xml:space="preserve">的一端、</w:t>
       </w:r>
@@ -310,35 +345,44 @@
         </m:r>
       </m:oMath>
       <w:r>
+        <w:rPr>
+          <w:rFonts w:eastAsia="黑体"/>
+        </w:rPr>
         <w:t xml:space="preserve"> </w:t>
       </w:r>
       <w:r>
         <w:rPr>
-          <w:rFonts w:hint="eastAsia"/>
+          <w:rFonts w:hint="eastAsia" w:eastAsia="黑体"/>
         </w:rPr>
         <w:t xml:space="preserve">的一端与</w:t>
       </w:r>
       <w:r>
+        <w:rPr>
+          <w:rFonts w:eastAsia="黑体"/>
+        </w:rPr>
         <w:t xml:space="preserve"> A1 </w:t>
       </w:r>
       <w:r>
         <w:rPr>
-          <w:rFonts w:hint="eastAsia"/>
+          <w:rFonts w:hint="eastAsia" w:eastAsia="黑体"/>
         </w:rPr>
         <w:t xml:space="preserve">的反相输入端</w:t>
       </w:r>
       <w:r>
+        <w:rPr>
+          <w:rFonts w:eastAsia="黑体"/>
+        </w:rPr>
         <w:t xml:space="preserve"> IN− </w:t>
       </w:r>
       <w:r>
         <w:rPr>
-          <w:rFonts w:hint="eastAsia"/>
+          <w:rFonts w:hint="eastAsia" w:eastAsia="黑体"/>
         </w:rPr>
         <w:t xml:space="preserve">相连）；</w:t>
       </w:r>
       <w:r>
         <w:rPr>
-          <w:rFonts w:hint="eastAsia"/>
+          <w:rFonts w:hint="eastAsia" w:eastAsia="黑体"/>
           <w:b/>
           <w:bCs/>
         </w:rPr>
@@ -346,6 +390,7 @@
       </w:r>
       <w:r>
         <w:rPr>
+          <w:rFonts w:eastAsia="黑体"/>
           <w:b/>
           <w:bCs/>
         </w:rPr>
@@ -353,7 +398,7 @@
       </w:r>
       <w:r>
         <w:rPr>
-          <w:rFonts w:hint="eastAsia"/>
+          <w:rFonts w:hint="eastAsia" w:eastAsia="黑体"/>
           <w:b/>
           <w:bCs/>
         </w:rPr>
@@ -361,29 +406,38 @@
       </w:r>
       <w:r>
         <w:rPr>
-          <w:rFonts w:hint="eastAsia"/>
+          <w:rFonts w:hint="eastAsia" w:eastAsia="黑体"/>
         </w:rPr>
         <w:t xml:space="preserve">（A1</w:t>
       </w:r>
       <w:r>
+        <w:rPr>
+          <w:rFonts w:eastAsia="黑体"/>
+        </w:rPr>
         <w:t xml:space="preserve"> </w:t>
       </w:r>
       <w:r>
         <w:rPr>
-          <w:rFonts w:hint="eastAsia"/>
+          <w:rFonts w:hint="eastAsia" w:eastAsia="黑体"/>
         </w:rPr>
         <w:t xml:space="preserve">的</w:t>
       </w:r>
       <w:r>
+        <w:rPr>
+          <w:rFonts w:eastAsia="黑体"/>
+        </w:rPr>
         <w:t xml:space="preserve"> OUT </w:t>
       </w:r>
       <w:r>
         <w:rPr>
-          <w:rFonts w:hint="eastAsia"/>
+          <w:rFonts w:hint="eastAsia" w:eastAsia="黑体"/>
         </w:rPr>
         <w:t xml:space="preserve">与</w:t>
       </w:r>
       <w:r>
+        <w:rPr>
+          <w:rFonts w:eastAsia="黑体"/>
+        </w:rPr>
         <w:t xml:space="preserve"> </w:t>
       </w:r>
       <m:oMath>
@@ -392,15 +446,21 @@
         </m:r>
       </m:oMath>
       <w:r>
+        <w:rPr>
+          <w:rFonts w:eastAsia="黑体"/>
+        </w:rPr>
         <w:t xml:space="preserve"> </w:t>
       </w:r>
       <w:r>
         <w:rPr>
-          <w:rFonts w:hint="eastAsia"/>
+          <w:rFonts w:hint="eastAsia" w:eastAsia="黑体"/>
         </w:rPr>
         <w:t xml:space="preserve">的另一端相连，作为</w:t>
       </w:r>
       <w:r>
+        <w:rPr>
+          <w:rFonts w:eastAsia="黑体"/>
+        </w:rPr>
         <w:t xml:space="preserve"> </w:t>
       </w:r>
       <m:oMath>
@@ -425,13 +485,13 @@
       </m:oMath>
       <w:r>
         <w:rPr>
-          <w:rFonts w:hint="eastAsia"/>
+          <w:rFonts w:hint="eastAsia" w:eastAsia="黑体"/>
         </w:rPr>
         <w:t xml:space="preserve">）；</w:t>
       </w:r>
       <w:r>
         <w:rPr>
-          <w:rFonts w:hint="eastAsia"/>
+          <w:rFonts w:hint="eastAsia" w:eastAsia="黑体"/>
           <w:b/>
           <w:bCs/>
         </w:rPr>
@@ -439,6 +499,7 @@
       </w:r>
       <w:r>
         <w:rPr>
+          <w:rFonts w:eastAsia="黑体"/>
           <w:b/>
           <w:bCs/>
         </w:rPr>
@@ -446,7 +507,7 @@
       </w:r>
       <w:r>
         <w:rPr>
-          <w:rFonts w:hint="eastAsia"/>
+          <w:rFonts w:hint="eastAsia" w:eastAsia="黑体"/>
           <w:b/>
           <w:bCs/>
         </w:rPr>
@@ -454,34 +515,43 @@
       </w:r>
       <w:r>
         <w:rPr>
-          <w:rFonts w:hint="eastAsia"/>
+          <w:rFonts w:hint="eastAsia" w:eastAsia="黑体"/>
         </w:rPr>
         <w:t xml:space="preserve">（罗氏线圈的另一端与</w:t>
       </w:r>
       <w:r>
+        <w:rPr>
+          <w:rFonts w:eastAsia="黑体"/>
+        </w:rPr>
         <w:t xml:space="preserve"> A1 </w:t>
       </w:r>
       <w:r>
         <w:rPr>
-          <w:rFonts w:hint="eastAsia"/>
+          <w:rFonts w:hint="eastAsia" w:eastAsia="黑体"/>
         </w:rPr>
         <w:t xml:space="preserve">的同相输入端</w:t>
       </w:r>
       <w:r>
+        <w:rPr>
+          <w:rFonts w:eastAsia="黑体"/>
+        </w:rPr>
         <w:t xml:space="preserve"> IN+ </w:t>
       </w:r>
       <w:r>
         <w:rPr>
-          <w:rFonts w:hint="eastAsia"/>
+          <w:rFonts w:hint="eastAsia" w:eastAsia="黑体"/>
         </w:rPr>
         <w:t xml:space="preserve">接地</w:t>
       </w:r>
       <w:r>
+        <w:rPr>
+          <w:rFonts w:eastAsia="黑体"/>
+        </w:rPr>
         <w:t xml:space="preserve"> </w:t>
       </w:r>
       <w:r>
         <w:rPr>
-          <w:rFonts w:hint="eastAsia"/>
+          <w:rFonts w:hint="eastAsia" w:eastAsia="黑体"/>
         </w:rPr>
         <w:t xml:space="preserve">GND）。</w:t>
       </w:r>
@@ -490,13 +560,13 @@
       <w:pPr/>
       <w:r>
         <w:rPr>
-          <w:rFonts w:hint="eastAsia"/>
+          <w:rFonts w:hint="eastAsia" w:eastAsia="黑体"/>
         </w:rPr>
         <w:t xml:space="preserve">各元件管脚连接：</w:t>
       </w:r>
       <w:r>
         <w:rPr>
-          <w:rFonts w:hint="eastAsia"/>
+          <w:rFonts w:hint="eastAsia" w:eastAsia="黑体"/>
           <w:b/>
           <w:bCs/>
         </w:rPr>
@@ -504,7 +574,7 @@
       </w:r>
       <w:r>
         <w:rPr>
-          <w:rFonts w:hint="eastAsia"/>
+          <w:rFonts w:hint="eastAsia" w:eastAsia="黑体"/>
         </w:rPr>
         <w:t xml:space="preserve">两端分别接节点①、节点④；</w:t>
       </w:r>
@@ -514,90 +584,118 @@
         </m:r>
       </m:oMath>
       <w:r>
+        <w:rPr>
+          <w:rFonts w:eastAsia="黑体"/>
+        </w:rPr>
         <w:t xml:space="preserve"> </w:t>
       </w:r>
       <w:r>
         <w:rPr>
-          <w:rFonts w:hint="eastAsia"/>
+          <w:rFonts w:hint="eastAsia" w:eastAsia="黑体"/>
         </w:rPr>
         <w:t xml:space="preserve">一端接节点①、另一端接节点②；</w:t>
       </w:r>
       <w:r>
         <w:rPr>
+          <w:rFonts w:eastAsia="黑体"/>
           <w:b/>
           <w:bCs/>
         </w:rPr>
         <w:t xml:space="preserve">A1</w:t>
       </w:r>
       <w:r>
+        <w:rPr>
+          <w:rFonts w:eastAsia="黑体"/>
+        </w:rPr>
         <w:t xml:space="preserve"> </w:t>
       </w:r>
       <w:r>
         <w:rPr>
-          <w:rFonts w:hint="eastAsia"/>
+          <w:rFonts w:hint="eastAsia" w:eastAsia="黑体"/>
         </w:rPr>
         <w:t xml:space="preserve">的</w:t>
       </w:r>
       <w:r>
+        <w:rPr>
+          <w:rFonts w:eastAsia="黑体"/>
+        </w:rPr>
         <w:t xml:space="preserve"> IN− </w:t>
       </w:r>
       <w:r>
         <w:rPr>
-          <w:rFonts w:hint="eastAsia"/>
+          <w:rFonts w:hint="eastAsia" w:eastAsia="黑体"/>
         </w:rPr>
         <w:t xml:space="preserve">接节点②、IN+</w:t>
       </w:r>
       <w:r>
+        <w:rPr>
+          <w:rFonts w:eastAsia="黑体"/>
+        </w:rPr>
         <w:t xml:space="preserve"> </w:t>
       </w:r>
       <w:r>
         <w:rPr>
-          <w:rFonts w:hint="eastAsia"/>
+          <w:rFonts w:hint="eastAsia" w:eastAsia="黑体"/>
         </w:rPr>
         <w:t xml:space="preserve">接节点④、OUT</w:t>
       </w:r>
       <w:r>
+        <w:rPr>
+          <w:rFonts w:eastAsia="黑体"/>
+        </w:rPr>
         <w:t xml:space="preserve"> </w:t>
       </w:r>
       <w:r>
         <w:rPr>
-          <w:rFonts w:hint="eastAsia"/>
+          <w:rFonts w:hint="eastAsia" w:eastAsia="黑体"/>
         </w:rPr>
         <w:t xml:space="preserve">接节点③、正电源</w:t>
       </w:r>
       <w:r>
+        <w:rPr>
+          <w:rFonts w:eastAsia="黑体"/>
+        </w:rPr>
         <w:t xml:space="preserve"> V+ </w:t>
       </w:r>
       <w:r>
         <w:rPr>
-          <w:rFonts w:hint="eastAsia"/>
+          <w:rFonts w:hint="eastAsia" w:eastAsia="黑体"/>
         </w:rPr>
         <w:t xml:space="preserve">接</w:t>
       </w:r>
       <w:r>
+        <w:rPr>
+          <w:rFonts w:eastAsia="黑体"/>
+        </w:rPr>
         <w:t xml:space="preserve"> </w:t>
       </w:r>
       <w:r>
         <w:rPr>
-          <w:rFonts w:hint="eastAsia"/>
+          <w:rFonts w:hint="eastAsia" w:eastAsia="黑体"/>
         </w:rPr>
         <w:t xml:space="preserve">+VCC、负电源</w:t>
       </w:r>
       <w:r>
+        <w:rPr>
+          <w:rFonts w:eastAsia="黑体"/>
+        </w:rPr>
         <w:t xml:space="preserve"> V− </w:t>
       </w:r>
       <w:r>
         <w:rPr>
-          <w:rFonts w:hint="eastAsia"/>
+          <w:rFonts w:hint="eastAsia" w:eastAsia="黑体"/>
         </w:rPr>
         <w:t xml:space="preserve">接</w:t>
       </w:r>
       <w:r>
+        <w:rPr>
+          <w:rFonts w:eastAsia="黑体"/>
+        </w:rPr>
         <w:t xml:space="preserve"> </w:t>
       </w:r>
       <w:r>
         <w:rPr>
-          <w:rFonts w:hint="eastAsia"/>
+          <w:rFonts w:hint="eastAsia" w:eastAsia="黑体"/>
         </w:rPr>
         <w:t xml:space="preserve">−VEE；</w:t>
       </w:r>
@@ -607,11 +705,14 @@
         </m:r>
       </m:oMath>
       <w:r>
+        <w:rPr>
+          <w:rFonts w:eastAsia="黑体"/>
+        </w:rPr>
         <w:t xml:space="preserve"> </w:t>
       </w:r>
       <w:r>
         <w:rPr>
-          <w:rFonts w:hint="eastAsia"/>
+          <w:rFonts w:hint="eastAsia" w:eastAsia="黑体"/>
         </w:rPr>
         <w:t xml:space="preserve">一端接节点②、另一端接节点③。</w:t>
       </w:r>
@@ -620,11 +721,14 @@
       <w:pPr/>
       <w:r>
         <w:rPr>
-          <w:rFonts w:hint="eastAsia"/>
+          <w:rFonts w:hint="eastAsia" w:eastAsia="黑体"/>
         </w:rPr>
         <w:t xml:space="preserve">由此构成”罗氏线圈（互感耦合的</w:t>
       </w:r>
       <w:r>
+        <w:rPr>
+          <w:rFonts w:eastAsia="黑体"/>
+        </w:rPr>
         <w:t xml:space="preserve"> </w:t>
       </w:r>
       <m:oMath>
@@ -648,24 +752,33 @@
         </m:r>
       </m:oMath>
       <w:r>
+        <w:rPr>
+          <w:rFonts w:eastAsia="黑体"/>
+        </w:rPr>
         <w:t xml:space="preserve"> </w:t>
       </w:r>
       <w:r>
         <w:rPr>
-          <w:rFonts w:hint="eastAsia"/>
+          <w:rFonts w:hint="eastAsia" w:eastAsia="黑体"/>
         </w:rPr>
         <w:t xml:space="preserve">输出）+</w:t>
       </w:r>
       <w:r>
+        <w:rPr>
+          <w:rFonts w:eastAsia="黑体"/>
+        </w:rPr>
         <w:t xml:space="preserve"> </w:t>
       </w:r>
       <w:r>
         <w:rPr>
-          <w:rFonts w:hint="eastAsia"/>
+          <w:rFonts w:hint="eastAsia" w:eastAsia="黑体"/>
         </w:rPr>
         <w:t xml:space="preserve">反相积分器”的电流测量组态，输出</w:t>
       </w:r>
       <w:r>
+        <w:rPr>
+          <w:rFonts w:eastAsia="黑体"/>
+        </w:rPr>
         <w:t xml:space="preserve"> </w:t>
       </w:r>
       <m:oMath>
@@ -801,7 +914,7 @@
       </m:oMath>
       <w:r>
         <w:rPr>
-          <w:rFonts w:hint="eastAsia"/>
+          <w:rFonts w:hint="eastAsia" w:eastAsia="黑体"/>
         </w:rPr>
         <w:t xml:space="preserve">，恢复电流波形，适用于大电流、高频交流或脉冲电流测量。</w:t>
       </w:r>
@@ -814,7 +927,7 @@
       </w:pPr>
       <w:r>
         <w:rPr>
-          <w:rFonts w:hint="eastAsia"/>
+          <w:rFonts w:hint="eastAsia" w:eastAsia="黑体"/>
         </w:rPr>
         <w:t xml:space="preserve">工作原理</w:t>
       </w:r>
@@ -825,11 +938,14 @@
       </w:pPr>
       <w:r>
         <w:rPr>
-          <w:rFonts w:hint="eastAsia"/>
+          <w:rFonts w:hint="eastAsia" w:eastAsia="黑体"/>
         </w:rPr>
         <w:t xml:space="preserve">定律</w:t>
       </w:r>
       <w:r>
+        <w:rPr>
+          <w:rFonts w:eastAsia="黑体"/>
+        </w:rPr>
         <w:t xml:space="preserve"> </w:t>
       </w:r>
       <m:oMath>
@@ -884,11 +1000,14 @@
       </m:oMath>
       <w:r>
         <w:rPr>
-          <w:rFonts w:hint="eastAsia"/>
+          <w:rFonts w:hint="eastAsia" w:eastAsia="黑体"/>
         </w:rPr>
         <w:t xml:space="preserve">：被测电流变化在空心线圈中感应出与</w:t>
       </w:r>
       <w:r>
+        <w:rPr>
+          <w:rFonts w:eastAsia="黑体"/>
+        </w:rPr>
         <w:t xml:space="preserve"> </w:t>
       </w:r>
       <m:oMath>
@@ -912,15 +1031,21 @@
         </m:r>
       </m:oMath>
       <w:r>
+        <w:rPr>
+          <w:rFonts w:eastAsia="黑体"/>
+        </w:rPr>
         <w:t xml:space="preserve"> </w:t>
       </w:r>
       <w:r>
         <w:rPr>
-          <w:rFonts w:hint="eastAsia"/>
+          <w:rFonts w:hint="eastAsia" w:eastAsia="黑体"/>
         </w:rPr>
         <w:t xml:space="preserve">成正比的电压；积分器对该电压积分，得到与被测电流成正比的输出</w:t>
       </w:r>
       <w:r>
+        <w:rPr>
+          <w:rFonts w:eastAsia="黑体"/>
+        </w:rPr>
         <w:t xml:space="preserve"> </w:t>
       </w:r>
       <m:oMath>
@@ -968,6 +1093,9 @@
         </m:r>
       </m:oMath>
       <w:r>
+        <w:rPr>
+          <w:rFonts w:eastAsia="黑体"/>
+        </w:rPr>
         <w:t xml:space="preserve">。</w:t>
       </w:r>
     </w:p>
@@ -979,7 +1107,7 @@
       </w:pPr>
       <w:r>
         <w:rPr>
-          <w:rFonts w:hint="eastAsia"/>
+          <w:rFonts w:hint="eastAsia" w:eastAsia="黑体"/>
         </w:rPr>
         <w:t xml:space="preserve">关键计算公式</w:t>
       </w:r>
@@ -993,7 +1121,7 @@
       </w:pPr>
       <w:r>
         <w:rPr>
-          <w:rFonts w:hint="eastAsia"/>
+          <w:rFonts w:hint="eastAsia" w:eastAsia="黑体"/>
         </w:rPr>
         <w:t xml:space="preserve">感应电压：</w:t>
       </w:r>
@@ -1068,25 +1196,31 @@
       </w:pPr>
       <w:r>
         <w:rPr>
-          <w:rFonts w:hint="eastAsia"/>
+          <w:rFonts w:hint="eastAsia" w:eastAsia="黑体"/>
         </w:rPr>
         <w:t xml:space="preserve">互感（N</w:t>
       </w:r>
       <w:r>
+        <w:rPr>
+          <w:rFonts w:eastAsia="黑体"/>
+        </w:rPr>
         <w:t xml:space="preserve"> </w:t>
       </w:r>
       <w:r>
         <w:rPr>
-          <w:rFonts w:hint="eastAsia"/>
+          <w:rFonts w:hint="eastAsia" w:eastAsia="黑体"/>
         </w:rPr>
         <w:t xml:space="preserve">匝、截面积</w:t>
       </w:r>
       <w:r>
+        <w:rPr>
+          <w:rFonts w:eastAsia="黑体"/>
+        </w:rPr>
         <w:t xml:space="preserve"> A、r </w:t>
       </w:r>
       <w:r>
         <w:rPr>
-          <w:rFonts w:hint="eastAsia"/>
+          <w:rFonts w:hint="eastAsia" w:eastAsia="黑体"/>
         </w:rPr>
         <w:t xml:space="preserve">为平均半径）：</w:t>
       </w:r>
@@ -1158,7 +1292,7 @@
       </w:pPr>
       <w:r>
         <w:rPr>
-          <w:rFonts w:hint="eastAsia"/>
+          <w:rFonts w:hint="eastAsia" w:eastAsia="黑体"/>
         </w:rPr>
         <w:t xml:space="preserve">积分器输出：</w:t>
       </w:r>
@@ -1314,7 +1448,7 @@
       </w:pPr>
       <w:r>
         <w:rPr>
-          <w:rFonts w:hint="eastAsia"/>
+          <w:rFonts w:hint="eastAsia" w:eastAsia="黑体"/>
         </w:rPr>
         <w:t xml:space="preserve">积分器截止频率：</w:t>
       </w:r>
@@ -1405,7 +1539,7 @@
             </w:pPr>
             <w:r>
               <w:rPr>
-                <w:rFonts w:hint="eastAsia"/>
+                <w:rFonts w:hint="eastAsia" w:eastAsia="黑体"/>
               </w:rPr>
               <w:t xml:space="preserve">符号</w:t>
             </w:r>
@@ -1419,7 +1553,7 @@
             </w:pPr>
             <w:r>
               <w:rPr>
-                <w:rFonts w:hint="eastAsia"/>
+                <w:rFonts w:hint="eastAsia" w:eastAsia="黑体"/>
               </w:rPr>
               <w:t xml:space="preserve">含义</w:t>
             </w:r>
@@ -1433,7 +1567,7 @@
             </w:pPr>
             <w:r>
               <w:rPr>
-                <w:rFonts w:hint="eastAsia"/>
+                <w:rFonts w:hint="eastAsia" w:eastAsia="黑体"/>
               </w:rPr>
               <w:t xml:space="preserve">单位</w:t>
             </w:r>
@@ -1468,6 +1602,9 @@
               </m:r>
             </m:oMath>
             <w:r>
+              <w:rPr>
+                <w:rFonts w:eastAsia="黑体"/>
+              </w:rPr>
               <w:t xml:space="preserve">​</w:t>
             </w:r>
           </w:p>
@@ -1480,7 +1617,7 @@
             </w:pPr>
             <w:r>
               <w:rPr>
-                <w:rFonts w:hint="eastAsia"/>
+                <w:rFonts w:hint="eastAsia" w:eastAsia="黑体"/>
               </w:rPr>
               <w:t xml:space="preserve">感应电压</w:t>
             </w:r>
@@ -1493,6 +1630,9 @@
               <w:pStyle w:val="Compact"/>
             </w:pPr>
             <w:r>
+              <w:rPr>
+                <w:rFonts w:eastAsia="黑体"/>
+              </w:rPr>
               <w:t xml:space="preserve">V</w:t>
             </w:r>
           </w:p>
@@ -1511,6 +1651,9 @@
               </m:r>
             </m:oMath>
             <w:r>
+              <w:rPr>
+                <w:rFonts w:eastAsia="黑体"/>
+              </w:rPr>
               <w:t xml:space="preserve">​</w:t>
             </w:r>
           </w:p>
@@ -1523,7 +1666,7 @@
             </w:pPr>
             <w:r>
               <w:rPr>
-                <w:rFonts w:hint="eastAsia"/>
+                <w:rFonts w:hint="eastAsia" w:eastAsia="黑体"/>
               </w:rPr>
               <w:t xml:space="preserve">互感</w:t>
             </w:r>
@@ -1536,6 +1679,9 @@
               <w:pStyle w:val="Compact"/>
             </w:pPr>
             <w:r>
+              <w:rPr>
+                <w:rFonts w:eastAsia="黑体"/>
+              </w:rPr>
               <w:t xml:space="preserve">H</w:t>
             </w:r>
           </w:p>
@@ -1554,6 +1700,9 @@
               </m:r>
             </m:oMath>
             <w:r>
+              <w:rPr>
+                <w:rFonts w:eastAsia="黑体"/>
+              </w:rPr>
               <w:t xml:space="preserve">​</w:t>
             </w:r>
           </w:p>
@@ -1566,7 +1715,7 @@
             </w:pPr>
             <w:r>
               <w:rPr>
-                <w:rFonts w:hint="eastAsia"/>
+                <w:rFonts w:hint="eastAsia" w:eastAsia="黑体"/>
               </w:rPr>
               <w:t xml:space="preserve">被测电流</w:t>
             </w:r>
@@ -1579,6 +1728,9 @@
               <w:pStyle w:val="Compact"/>
             </w:pPr>
             <w:r>
+              <w:rPr>
+                <w:rFonts w:eastAsia="黑体"/>
+              </w:rPr>
               <w:t xml:space="preserve">A</w:t>
             </w:r>
           </w:p>
@@ -1597,6 +1749,9 @@
               </m:r>
             </m:oMath>
             <w:r>
+              <w:rPr>
+                <w:rFonts w:eastAsia="黑体"/>
+              </w:rPr>
               <w:t xml:space="preserve">​</w:t>
             </w:r>
           </w:p>
@@ -1609,7 +1764,7 @@
             </w:pPr>
             <w:r>
               <w:rPr>
-                <w:rFonts w:hint="eastAsia"/>
+                <w:rFonts w:hint="eastAsia" w:eastAsia="黑体"/>
               </w:rPr>
               <w:t xml:space="preserve">线圈匝数</w:t>
             </w:r>
@@ -1622,6 +1777,9 @@
               <w:pStyle w:val="Compact"/>
             </w:pPr>
             <w:r>
+              <w:rPr>
+                <w:rFonts w:eastAsia="黑体"/>
+              </w:rPr>
               <w:t xml:space="preserve">—</w:t>
             </w:r>
           </w:p>
@@ -1640,6 +1798,9 @@
               </m:r>
             </m:oMath>
             <w:r>
+              <w:rPr>
+                <w:rFonts w:eastAsia="黑体"/>
+              </w:rPr>
               <w:t xml:space="preserve">​</w:t>
             </w:r>
           </w:p>
@@ -1652,7 +1813,7 @@
             </w:pPr>
             <w:r>
               <w:rPr>
-                <w:rFonts w:hint="eastAsia"/>
+                <w:rFonts w:hint="eastAsia" w:eastAsia="黑体"/>
               </w:rPr>
               <w:t xml:space="preserve">线圈截面积</w:t>
             </w:r>
@@ -1665,6 +1826,9 @@
               <w:pStyle w:val="Compact"/>
             </w:pPr>
             <w:r>
+              <w:rPr>
+                <w:rFonts w:eastAsia="黑体"/>
+              </w:rPr>
               <w:t xml:space="preserve">m²</w:t>
             </w:r>
           </w:p>
@@ -1692,6 +1856,9 @@
               </m:r>
             </m:oMath>
             <w:r>
+              <w:rPr>
+                <w:rFonts w:eastAsia="黑体"/>
+              </w:rPr>
               <w:t xml:space="preserve">​</w:t>
             </w:r>
           </w:p>
@@ -1704,7 +1871,7 @@
             </w:pPr>
             <w:r>
               <w:rPr>
-                <w:rFonts w:hint="eastAsia"/>
+                <w:rFonts w:hint="eastAsia" w:eastAsia="黑体"/>
               </w:rPr>
               <w:t xml:space="preserve">积分电阻/电容</w:t>
             </w:r>
@@ -1717,6 +1884,9 @@
               <w:pStyle w:val="Compact"/>
             </w:pPr>
             <w:r>
+              <w:rPr>
+                <w:rFonts w:eastAsia="黑体"/>
+              </w:rPr>
               <w:t xml:space="preserve">Ω、F</w:t>
             </w:r>
           </w:p>
@@ -1731,7 +1901,7 @@
       </w:pPr>
       <w:r>
         <w:rPr>
-          <w:rFonts w:hint="eastAsia"/>
+          <w:rFonts w:hint="eastAsia" w:eastAsia="黑体"/>
         </w:rPr>
         <w:t xml:space="preserve">元件调整影响</w:t>
       </w:r>
@@ -1746,7 +1916,7 @@
       </w:pPr>
       <w:r>
         <w:rPr>
-          <w:rFonts w:hint="eastAsia"/>
+          <w:rFonts w:hint="eastAsia" w:eastAsia="黑体"/>
           <w:b/>
           <w:bCs/>
         </w:rPr>
@@ -1754,6 +1924,7 @@
       </w:r>
       <w:r>
         <w:rPr>
+          <w:rFonts w:eastAsia="黑体"/>
           <w:b/>
           <w:bCs/>
         </w:rPr>
@@ -1761,7 +1932,7 @@
       </w:r>
       <w:r>
         <w:rPr>
-          <w:rFonts w:hint="eastAsia"/>
+          <w:rFonts w:hint="eastAsia" w:eastAsia="黑体"/>
           <w:b/>
           <w:bCs/>
         </w:rPr>
@@ -1769,29 +1940,39 @@
       </w:r>
       <w:r>
         <w:rPr>
+          <w:rFonts w:eastAsia="黑体"/>
           <w:b/>
           <w:bCs/>
         </w:rPr>
         <w:t xml:space="preserve"> A ↑</w:t>
       </w:r>
       <w:r>
+        <w:rPr>
+          <w:rFonts w:eastAsia="黑体"/>
+        </w:rPr>
         <w:t xml:space="preserve"> </w:t>
       </w:r>
       <w:r>
+        <w:rPr>
+          <w:rFonts w:eastAsia="黑体"/>
+        </w:rPr>
         <w:t xml:space="preserve">→ </w:t>
       </w:r>
       <w:r>
         <w:rPr>
-          <w:rFonts w:hint="eastAsia"/>
+          <w:rFonts w:hint="eastAsia" w:eastAsia="黑体"/>
         </w:rPr>
         <w:t xml:space="preserve">互感</w:t>
       </w:r>
       <w:r>
+        <w:rPr>
+          <w:rFonts w:eastAsia="黑体"/>
+        </w:rPr>
         <w:t xml:space="preserve"> M </w:t>
       </w:r>
       <w:r>
         <w:rPr>
-          <w:rFonts w:hint="eastAsia"/>
+          <w:rFonts w:hint="eastAsia" w:eastAsia="黑体"/>
         </w:rPr>
         <w:t xml:space="preserve">增大，输出灵敏度提高。</w:t>
       </w:r>
@@ -1806,7 +1987,7 @@
       </w:pPr>
       <w:r>
         <w:rPr>
-          <w:rFonts w:hint="eastAsia"/>
+          <w:rFonts w:hint="eastAsia" w:eastAsia="黑体"/>
           <w:b/>
           <w:bCs/>
         </w:rPr>
@@ -1814,6 +1995,7 @@
       </w:r>
       <w:r>
         <w:rPr>
+          <w:rFonts w:eastAsia="黑体"/>
           <w:b/>
           <w:bCs/>
         </w:rPr>
@@ -1821,7 +2003,7 @@
       </w:r>
       <w:r>
         <w:rPr>
-          <w:rFonts w:hint="eastAsia"/>
+          <w:rFonts w:hint="eastAsia" w:eastAsia="黑体"/>
           <w:b/>
           <w:bCs/>
         </w:rPr>
@@ -1829,20 +2011,27 @@
       </w:r>
       <w:r>
         <w:rPr>
+          <w:rFonts w:eastAsia="黑体"/>
           <w:b/>
           <w:bCs/>
         </w:rPr>
         <w:t xml:space="preserve"> ↓</w:t>
       </w:r>
       <w:r>
+        <w:rPr>
+          <w:rFonts w:eastAsia="黑体"/>
+        </w:rPr>
         <w:t xml:space="preserve"> </w:t>
       </w:r>
       <w:r>
+        <w:rPr>
+          <w:rFonts w:eastAsia="黑体"/>
+        </w:rPr>
         <w:t xml:space="preserve">→ </w:t>
       </w:r>
       <w:r>
         <w:rPr>
-          <w:rFonts w:hint="eastAsia"/>
+          <w:rFonts w:hint="eastAsia" w:eastAsia="黑体"/>
         </w:rPr>
         <w:t xml:space="preserve">积分增益增大、输出电压升高，但下限截止频率抬高。</w:t>
       </w:r>
@@ -1857,7 +2046,7 @@
       </w:pPr>
       <w:r>
         <w:rPr>
-          <w:rFonts w:hint="eastAsia"/>
+          <w:rFonts w:hint="eastAsia" w:eastAsia="黑体"/>
           <w:b/>
           <w:bCs/>
         </w:rPr>
@@ -1865,6 +2054,7 @@
       </w:r>
       <w:r>
         <w:rPr>
+          <w:rFonts w:eastAsia="黑体"/>
           <w:b/>
           <w:bCs/>
         </w:rPr>
@@ -1872,7 +2062,7 @@
       </w:r>
       <w:r>
         <w:rPr>
-          <w:rFonts w:hint="eastAsia"/>
+          <w:rFonts w:hint="eastAsia" w:eastAsia="黑体"/>
           <w:b/>
           <w:bCs/>
         </w:rPr>
@@ -1880,20 +2070,27 @@
       </w:r>
       <w:r>
         <w:rPr>
+          <w:rFonts w:eastAsia="黑体"/>
           <w:b/>
           <w:bCs/>
         </w:rPr>
         <w:t xml:space="preserve"> ↑</w:t>
       </w:r>
       <w:r>
+        <w:rPr>
+          <w:rFonts w:eastAsia="黑体"/>
+        </w:rPr>
         <w:t xml:space="preserve"> </w:t>
       </w:r>
       <w:r>
+        <w:rPr>
+          <w:rFonts w:eastAsia="黑体"/>
+        </w:rPr>
         <w:t xml:space="preserve">→ </w:t>
       </w:r>
       <w:r>
         <w:rPr>
-          <w:rFonts w:hint="eastAsia"/>
+          <w:rFonts w:hint="eastAsia" w:eastAsia="黑体"/>
         </w:rPr>
         <w:t xml:space="preserve">输出减小，低频响应变好。</w:t>
       </w:r>
@@ -1908,7 +2105,7 @@
       </w:pPr>
       <w:r>
         <w:rPr>
-          <w:rFonts w:hint="eastAsia"/>
+          <w:rFonts w:hint="eastAsia" w:eastAsia="黑体"/>
         </w:rPr>
         <w:t xml:space="preserve">线圈回路抗干扰（同轴回绕）影响测量精度，布局需均匀。</w:t>
       </w:r>
@@ -1921,7 +2118,7 @@
       </w:pPr>
       <w:r>
         <w:rPr>
-          <w:rFonts w:hint="eastAsia"/>
+          <w:rFonts w:hint="eastAsia" w:eastAsia="黑体"/>
         </w:rPr>
         <w:t xml:space="preserve">典型参数示例</w:t>
       </w:r>
@@ -1936,11 +2133,14 @@
       </w:pPr>
       <w:r>
         <w:rPr>
-          <w:rFonts w:hint="eastAsia"/>
+          <w:rFonts w:hint="eastAsia" w:eastAsia="黑体"/>
         </w:rPr>
         <w:t xml:space="preserve">取</w:t>
       </w:r>
       <w:r>
+        <w:rPr>
+          <w:rFonts w:eastAsia="黑体"/>
+        </w:rPr>
         <w:t xml:space="preserve"> </w:t>
       </w:r>
       <m:oMath>
@@ -1972,11 +2172,14 @@
       </m:oMath>
       <w:r>
         <w:rPr>
-          <w:rFonts w:hint="eastAsia"/>
+          <w:rFonts w:hint="eastAsia" w:eastAsia="黑体"/>
         </w:rPr>
         <w:t xml:space="preserve">、电流变化率</w:t>
       </w:r>
       <w:r>
+        <w:rPr>
+          <w:rFonts w:eastAsia="黑体"/>
+        </w:rPr>
         <w:t xml:space="preserve"> </w:t>
       </w:r>
       <m:oMath>
@@ -2032,7 +2235,7 @@
       </m:oMath>
       <w:r>
         <w:rPr>
-          <w:rFonts w:hint="eastAsia"/>
+          <w:rFonts w:hint="eastAsia" w:eastAsia="黑体"/>
         </w:rPr>
         <w:t xml:space="preserve">：</w:t>
       </w:r>
@@ -2112,6 +2315,9 @@
         </m:r>
       </m:oMath>
       <w:r>
+        <w:rPr>
+          <w:rFonts w:eastAsia="黑体"/>
+        </w:rPr>
         <w:t xml:space="preserve">。</w:t>
       </w:r>
     </w:p>
@@ -2125,11 +2331,14 @@
       </w:pPr>
       <w:r>
         <w:rPr>
-          <w:rFonts w:hint="eastAsia"/>
+          <w:rFonts w:hint="eastAsia" w:eastAsia="黑体"/>
         </w:rPr>
         <w:t xml:space="preserve">积分器</w:t>
       </w:r>
       <w:r>
+        <w:rPr>
+          <w:rFonts w:eastAsia="黑体"/>
+        </w:rPr>
         <w:t xml:space="preserve"> </w:t>
       </w:r>
       <m:oMath>
@@ -2157,6 +2366,9 @@
         </m:r>
       </m:oMath>
       <w:r>
+        <w:rPr>
+          <w:rFonts w:eastAsia="黑体"/>
+        </w:rPr>
         <w:t xml:space="preserve">、</w:t>
       </w:r>
       <m:oMath>
@@ -2185,7 +2397,7 @@
       </m:oMath>
       <w:r>
         <w:rPr>
-          <w:rFonts w:hint="eastAsia"/>
+          <w:rFonts w:hint="eastAsia" w:eastAsia="黑体"/>
         </w:rPr>
         <w:t xml:space="preserve">：增益</w:t>
       </w:r>
@@ -2310,7 +2522,7 @@
       </w:pPr>
       <w:r>
         <w:rPr>
-          <w:rFonts w:hint="eastAsia"/>
+          <w:rFonts w:hint="eastAsia" w:eastAsia="黑体"/>
         </w:rPr>
         <w:t xml:space="preserve">，</w:t>
       </w:r>
@@ -2414,6 +2626,9 @@
         </m:r>
       </m:oMath>
       <w:r>
+        <w:rPr>
+          <w:rFonts w:eastAsia="黑体"/>
+        </w:rPr>
         <w:t xml:space="preserve">。</w:t>
       </w:r>
     </w:p>
@@ -2425,7 +2640,7 @@
       </w:pPr>
       <w:r>
         <w:rPr>
-          <w:rFonts w:hint="eastAsia"/>
+          <w:rFonts w:hint="eastAsia" w:eastAsia="黑体"/>
         </w:rPr>
         <w:t xml:space="preserve">常见器件型号</w:t>
       </w:r>
@@ -2440,20 +2655,26 @@
       </w:pPr>
       <w:r>
         <w:rPr>
-          <w:rFonts w:hint="eastAsia"/>
+          <w:rFonts w:hint="eastAsia" w:eastAsia="黑体"/>
         </w:rPr>
         <w:t xml:space="preserve">柔性罗氏线圈：PEM</w:t>
       </w:r>
       <w:r>
+        <w:rPr>
+          <w:rFonts w:eastAsia="黑体"/>
+        </w:rPr>
         <w:t xml:space="preserve"> CWT </w:t>
       </w:r>
       <w:r>
         <w:rPr>
-          <w:rFonts w:hint="eastAsia"/>
+          <w:rFonts w:hint="eastAsia" w:eastAsia="黑体"/>
         </w:rPr>
         <w:t xml:space="preserve">系列、LEM</w:t>
       </w:r>
       <w:r>
+        <w:rPr>
+          <w:rFonts w:eastAsia="黑体"/>
+        </w:rPr>
         <w:t xml:space="preserve"> Flex。</w:t>
       </w:r>
     </w:p>
@@ -2467,7 +2688,7 @@
       </w:pPr>
       <w:r>
         <w:rPr>
-          <w:rFonts w:hint="eastAsia"/>
+          <w:rFonts w:hint="eastAsia" w:eastAsia="黑体"/>
         </w:rPr>
         <w:t xml:space="preserve">配套积分器运放：OPA227、AD8628。</w:t>
       </w:r>
@@ -2480,7 +2701,7 @@
       </w:pPr>
       <w:r>
         <w:rPr>
-          <w:rFonts w:hint="eastAsia"/>
+          <w:rFonts w:hint="eastAsia" w:eastAsia="黑体"/>
         </w:rPr>
         <w:t xml:space="preserve">注意事项</w:t>
       </w:r>
@@ -2495,7 +2716,7 @@
       </w:pPr>
       <w:r>
         <w:rPr>
-          <w:rFonts w:hint="eastAsia"/>
+          <w:rFonts w:hint="eastAsia" w:eastAsia="黑体"/>
         </w:rPr>
         <w:t xml:space="preserve">罗氏线圈无法测量直流或缓变电流，须配合积分器且注意下限频率。</w:t>
       </w:r>
@@ -2510,7 +2731,7 @@
       </w:pPr>
       <w:r>
         <w:rPr>
-          <w:rFonts w:hint="eastAsia"/>
+          <w:rFonts w:hint="eastAsia" w:eastAsia="黑体"/>
         </w:rPr>
         <w:t xml:space="preserve">线圈需闭环围绕导体并均匀绕制，开口/非均匀会引入误差。</w:t>
       </w:r>
@@ -2525,11 +2746,14 @@
       </w:pPr>
       <w:r>
         <w:rPr>
-          <w:rFonts w:hint="eastAsia"/>
+          <w:rFonts w:hint="eastAsia" w:eastAsia="黑体"/>
         </w:rPr>
         <w:t xml:space="preserve">输出电压与</w:t>
       </w:r>
       <w:r>
+        <w:rPr>
+          <w:rFonts w:eastAsia="黑体"/>
+        </w:rPr>
         <w:t xml:space="preserve"> </w:t>
       </w:r>
       <m:oMath>
@@ -2553,11 +2777,14 @@
         </m:r>
       </m:oMath>
       <w:r>
+        <w:rPr>
+          <w:rFonts w:eastAsia="黑体"/>
+        </w:rPr>
         <w:t xml:space="preserve"> </w:t>
       </w:r>
       <w:r>
         <w:rPr>
-          <w:rFonts w:hint="eastAsia"/>
+          <w:rFonts w:hint="eastAsia" w:eastAsia="黑体"/>
         </w:rPr>
         <w:t xml:space="preserve">成正比，对脉冲、谐波敏感，需注意带宽匹配。</w:t>
       </w:r>
@@ -2572,7 +2799,7 @@
       </w:pPr>
       <w:r>
         <w:rPr>
-          <w:rFonts w:hint="eastAsia"/>
+          <w:rFonts w:hint="eastAsia" w:eastAsia="黑体"/>
         </w:rPr>
         <w:t xml:space="preserve">大动态范围与高频测量时，注意积分器直流漂移与噪声。</w:t>
       </w:r>
@@ -2585,7 +2812,7 @@
       </w:pPr>
       <w:r>
         <w:rPr>
-          <w:rFonts w:hint="eastAsia"/>
+          <w:rFonts w:hint="eastAsia" w:eastAsia="黑体"/>
         </w:rPr>
         <w:t xml:space="preserve">参考资料</w:t>
       </w:r>
@@ -2599,6 +2826,9 @@
         </w:numPr>
       </w:pPr>
       <w:r>
+        <w:rPr>
+          <w:rFonts w:eastAsia="黑体"/>
+        </w:rPr>
         <w:t xml:space="preserve">Wikipedia: Rogowski coil。</w:t>
       </w:r>
     </w:p>
@@ -2611,11 +2841,14 @@
         </w:numPr>
       </w:pPr>
       <w:r>
+        <w:rPr>
+          <w:rFonts w:eastAsia="黑体"/>
+        </w:rPr>
         <w:t xml:space="preserve">LEM/PEM </w:t>
       </w:r>
       <w:r>
         <w:rPr>
-          <w:rFonts w:hint="eastAsia"/>
+          <w:rFonts w:hint="eastAsia" w:eastAsia="黑体"/>
         </w:rPr>
         <w:t xml:space="preserve">罗氏线圈产品与积分器应用说明。</w:t>
       </w:r>
@@ -2629,11 +2862,11 @@
       </w:pPr>
       <w:r>
         <w:rPr>
-          <w:rFonts w:ascii="Times New Roman" w:hAnsi="Times New Roman"/>
+          <w:rFonts w:ascii="Times New Roman" w:hAnsi="Times New Roman" w:eastAsia="黑体"/>
           <w:color w:val="555555"/>
           <w:sz w:val="21"/>
         </w:rPr>
-        <w:t>材料收集者：杜文杰</w:t>
+        <w:t>材料收集者：杜文杰，WX手机：19519196569，QQ:3478827729</w:t>
       </w:r>
     </w:p>
     <w:sectPr>
@@ -2653,7 +2886,7 @@
 </file>
 
 <file path=word/footer1.xml><?xml version="1.0" encoding="utf-8"?>
-<w:ftr xmlns:m="http://schemas.openxmlformats.org/officeDocument/2006/math" xmlns:mc="http://schemas.openxmlformats.org/markup-compatibility/2006" xmlns:mo="http://schemas.microsoft.com/office/mac/office/2008/main" xmlns:mv="urn:schemas-microsoft-com:mac:vml" xmlns:o="urn:schemas-microsoft-com:office:office" xmlns:r="http://schemas.openxmlformats.org/officeDocument/2006/relationships" xmlns:v="urn:schemas-microsoft-com:vml" xmlns:w10="urn:schemas-microsoft-com:office:word" xmlns:w14="http://schemas.microsoft.com/office/word/2010/wordml" xmlns:w="http://schemas.openxmlformats.org/wordprocessingml/2006/main" xmlns:wne="http://schemas.microsoft.com/office/word/2006/wordml" xmlns:wp14="http://schemas.microsoft.com/office/word/2010/wordprocessingDrawing" xmlns:wp="http://schemas.openxmlformats.org/drawingml/2006/wordprocessingDrawing" xmlns:wpc="http://schemas.microsoft.com/office/word/2010/wordprocessingCanvas" xmlns:wpg="http://schemas.microsoft.com/office/word/2010/wordprocessingGroup" xmlns:wpi="http://schemas.microsoft.com/office/word/2010/wordprocessingInk" xmlns:wps="http://schemas.microsoft.com/office/word/2010/wordprocessingShape" mc:Ignorable="w14 wp14">
+<w:ftr xmlns:mc="http://schemas.openxmlformats.org/markup-compatibility/2006" xmlns:w="http://schemas.openxmlformats.org/wordprocessingml/2006/main" xmlns:m="http://schemas.openxmlformats.org/officeDocument/2006/math" xmlns:mo="http://schemas.microsoft.com/office/mac/office/2008/main" xmlns:mv="urn:schemas-microsoft-com:mac:vml" xmlns:o="urn:schemas-microsoft-com:office:office" xmlns:r="http://schemas.openxmlformats.org/officeDocument/2006/relationships" xmlns:v="urn:schemas-microsoft-com:vml" xmlns:w10="urn:schemas-microsoft-com:office:word" xmlns:w14="http://schemas.microsoft.com/office/word/2010/wordml" xmlns:wne="http://schemas.microsoft.com/office/word/2006/wordml" xmlns:wp14="http://schemas.microsoft.com/office/word/2010/wordprocessingDrawing" xmlns:wp="http://schemas.openxmlformats.org/drawingml/2006/wordprocessingDrawing" xmlns:wpc="http://schemas.microsoft.com/office/word/2010/wordprocessingCanvas" xmlns:wpg="http://schemas.microsoft.com/office/word/2010/wordprocessingGroup" xmlns:wpi="http://schemas.microsoft.com/office/word/2010/wordprocessingInk" xmlns:wps="http://schemas.microsoft.com/office/word/2010/wordprocessingShape" mc:Ignorable="w14 wp14">
   <w:p>
     <w:pPr>
       <w:pStyle w:val="Footer"/>
@@ -2661,12 +2894,14 @@
     </w:pPr>
     <w:r>
       <w:rPr>
+        <w:rFonts w:eastAsia="黑体"/>
         <w:sz w:val="18"/>
       </w:rPr>
       <w:t xml:space="preserve">第 </w:t>
     </w:r>
     <w:r>
       <w:rPr>
+        <w:rFonts w:eastAsia="黑体"/>
         <w:sz w:val="18"/>
       </w:rPr>
       <w:fldChar w:fldCharType="begin"/>
@@ -2675,6 +2910,7 @@
     </w:r>
     <w:r>
       <w:rPr>
+        <w:rFonts w:eastAsia="黑体"/>
         <w:sz w:val="18"/>
       </w:rPr>
       <w:t xml:space="preserve"> 页</w:t>
@@ -2688,6 +2924,9 @@
   <w:footnote w:type="continuationSeparator" w:id="0">
     <w:p>
       <w:r>
+        <w:rPr>
+          <w:rFonts w:eastAsia="黑体"/>
+        </w:rPr>
         <w:continuationSeparator/>
       </w:r>
     </w:p>
@@ -2695,6 +2934,9 @@
   <w:footnote w:type="separator" w:id="-1">
     <w:p>
       <w:r>
+        <w:rPr>
+          <w:rFonts w:eastAsia="黑体"/>
+        </w:rPr>
         <w:separator/>
       </w:r>
     </w:p>
@@ -2703,7 +2945,7 @@
 </file>
 
 <file path=word/header1.xml><?xml version="1.0" encoding="utf-8"?>
-<w:hdr xmlns:m="http://schemas.openxmlformats.org/officeDocument/2006/math" xmlns:mc="http://schemas.openxmlformats.org/markup-compatibility/2006" xmlns:mo="http://schemas.microsoft.com/office/mac/office/2008/main" xmlns:mv="urn:schemas-microsoft-com:mac:vml" xmlns:o="urn:schemas-microsoft-com:office:office" xmlns:r="http://schemas.openxmlformats.org/officeDocument/2006/relationships" xmlns:v="urn:schemas-microsoft-com:vml" xmlns:w10="urn:schemas-microsoft-com:office:word" xmlns:w14="http://schemas.microsoft.com/office/word/2010/wordml" xmlns:w="http://schemas.openxmlformats.org/wordprocessingml/2006/main" xmlns:wne="http://schemas.microsoft.com/office/word/2006/wordml" xmlns:wp14="http://schemas.microsoft.com/office/word/2010/wordprocessingDrawing" xmlns:wp="http://schemas.openxmlformats.org/drawingml/2006/wordprocessingDrawing" xmlns:wpc="http://schemas.microsoft.com/office/word/2010/wordprocessingCanvas" xmlns:wpg="http://schemas.microsoft.com/office/word/2010/wordprocessingGroup" xmlns:wpi="http://schemas.microsoft.com/office/word/2010/wordprocessingInk" xmlns:wps="http://schemas.microsoft.com/office/word/2010/wordprocessingShape" mc:Ignorable="w14 wp14">
+<w:hdr xmlns:mc="http://schemas.openxmlformats.org/markup-compatibility/2006" xmlns:w="http://schemas.openxmlformats.org/wordprocessingml/2006/main" xmlns:m="http://schemas.openxmlformats.org/officeDocument/2006/math" xmlns:mo="http://schemas.microsoft.com/office/mac/office/2008/main" xmlns:mv="urn:schemas-microsoft-com:mac:vml" xmlns:o="urn:schemas-microsoft-com:office:office" xmlns:r="http://schemas.openxmlformats.org/officeDocument/2006/relationships" xmlns:v="urn:schemas-microsoft-com:vml" xmlns:w10="urn:schemas-microsoft-com:office:word" xmlns:w14="http://schemas.microsoft.com/office/word/2010/wordml" xmlns:wne="http://schemas.microsoft.com/office/word/2006/wordml" xmlns:wp14="http://schemas.microsoft.com/office/word/2010/wordprocessingDrawing" xmlns:wp="http://schemas.openxmlformats.org/drawingml/2006/wordprocessingDrawing" xmlns:wpc="http://schemas.microsoft.com/office/word/2010/wordprocessingCanvas" xmlns:wpg="http://schemas.microsoft.com/office/word/2010/wordprocessingGroup" xmlns:wpi="http://schemas.microsoft.com/office/word/2010/wordprocessingInk" xmlns:wps="http://schemas.microsoft.com/office/word/2010/wordprocessingShape" mc:Ignorable="w14 wp14">
   <w:p>
     <w:pPr>
       <w:pStyle w:val="Header"/>
@@ -2711,7 +2953,7 @@
     </w:pPr>
     <w:r>
       <w:rPr>
-        <w:rFonts w:ascii="Times New Roman" w:hAnsi="Times New Roman"/>
+        <w:rFonts w:ascii="Times New Roman" w:hAnsi="Times New Roman" w:eastAsia="黑体"/>
         <w:sz w:val="18"/>
         <w:rFonts w:eastAsia="黑体"/>
         <w:rFonts w:eastAsia="黑体"/>
@@ -2723,7 +2965,7 @@
 </file>
 
 <file path=word/numbering.xml><?xml version="1.0" encoding="utf-8"?>
-<w:numbering xmlns:m="http://schemas.openxmlformats.org/officeDocument/2006/math" xmlns:mc="http://schemas.openxmlformats.org/markup-compatibility/2006" xmlns:mo="http://schemas.microsoft.com/office/mac/office/2008/main" xmlns:mv="urn:schemas-microsoft-com:mac:vml" xmlns:o="urn:schemas-microsoft-com:office:office" xmlns:r="http://schemas.openxmlformats.org/officeDocument/2006/relationships" xmlns:v="urn:schemas-microsoft-com:vml" xmlns:w="http://schemas.openxmlformats.org/wordprocessingml/2006/main" xmlns:w10="urn:schemas-microsoft-com:office:word" xmlns:w14="http://schemas.microsoft.com/office/word/2010/wordml" xmlns:wne="http://schemas.microsoft.com/office/word/2006/wordml" xmlns:wp="http://schemas.openxmlformats.org/drawingml/2006/wordprocessingDrawing" xmlns:wp14="http://schemas.microsoft.com/office/word/2010/wordprocessingDrawing" xmlns:wpc="http://schemas.microsoft.com/office/word/2010/wordprocessingCanvas" xmlns:wpg="http://schemas.microsoft.com/office/word/2010/wordprocessingGroup" xmlns:wpi="http://schemas.microsoft.com/office/word/2010/wordprocessingInk" xmlns:wps="http://schemas.microsoft.com/office/word/2010/wordprocessingShape" mc:Ignorable="w14 wp14">
+<w:numbering xmlns:mc="http://schemas.openxmlformats.org/markup-compatibility/2006" xmlns:w="http://schemas.openxmlformats.org/wordprocessingml/2006/main" xmlns:m="http://schemas.openxmlformats.org/officeDocument/2006/math" xmlns:mo="http://schemas.microsoft.com/office/mac/office/2008/main" xmlns:mv="urn:schemas-microsoft-com:mac:vml" xmlns:o="urn:schemas-microsoft-com:office:office" xmlns:r="http://schemas.openxmlformats.org/officeDocument/2006/relationships" xmlns:v="urn:schemas-microsoft-com:vml" xmlns:w10="urn:schemas-microsoft-com:office:word" xmlns:w14="http://schemas.microsoft.com/office/word/2010/wordml" xmlns:wne="http://schemas.microsoft.com/office/word/2006/wordml" xmlns:wp="http://schemas.openxmlformats.org/drawingml/2006/wordprocessingDrawing" xmlns:wp14="http://schemas.microsoft.com/office/word/2010/wordprocessingDrawing" xmlns:wpc="http://schemas.microsoft.com/office/word/2010/wordprocessingCanvas" xmlns:wpg="http://schemas.microsoft.com/office/word/2010/wordprocessingGroup" xmlns:wpi="http://schemas.microsoft.com/office/word/2010/wordprocessingInk" xmlns:wps="http://schemas.microsoft.com/office/word/2010/wordprocessingShape" mc:Ignorable="w14 wp14">
   <w:abstractNum w:abstractNumId="0">
     <w:nsid w:val="FFFFFF7C"/>
     <w:multiLevelType w:val="singleLevel"/>
@@ -2810,7 +3052,7 @@
         <w:ind w:hanging="360" w:left="1440"/>
       </w:pPr>
       <w:rPr>
-        <w:rFonts w:ascii="Symbol" w:hAnsi="Symbol" w:hint="default"/>
+        <w:rFonts w:ascii="Symbol" w:hAnsi="Symbol" w:hint="default" w:eastAsia="黑体"/>
       </w:rPr>
     </w:lvl>
   </w:abstractNum>
@@ -2831,7 +3073,7 @@
         <w:ind w:hanging="360" w:left="1080"/>
       </w:pPr>
       <w:rPr>
-        <w:rFonts w:ascii="Symbol" w:hAnsi="Symbol" w:hint="default"/>
+        <w:rFonts w:ascii="Symbol" w:hAnsi="Symbol" w:hint="default" w:eastAsia="黑体"/>
       </w:rPr>
     </w:lvl>
   </w:abstractNum>
@@ -2852,7 +3094,7 @@
         <w:ind w:hanging="360" w:left="720"/>
       </w:pPr>
       <w:rPr>
-        <w:rFonts w:ascii="Symbol" w:hAnsi="Symbol" w:hint="default"/>
+        <w:rFonts w:ascii="Symbol" w:hAnsi="Symbol" w:hint="default" w:eastAsia="黑体"/>
       </w:rPr>
     </w:lvl>
   </w:abstractNum>
@@ -2891,7 +3133,7 @@
         <w:ind w:hanging="360" w:left="360"/>
       </w:pPr>
       <w:rPr>
-        <w:rFonts w:ascii="Symbol" w:hAnsi="Symbol" w:hint="default"/>
+        <w:rFonts w:ascii="Symbol" w:hAnsi="Symbol" w:hint="default" w:eastAsia="黑体"/>
       </w:rPr>
     </w:lvl>
   </w:abstractNum>
@@ -2982,7 +3224,7 @@
         <w:ind w:left="720" w:hanging="360"/>
       </w:pPr>
       <w:rPr>
-        <w:rFonts w:ascii="Symbol" w:hAnsi="Symbol" w:cs="Symbol" w:hint="default"/>
+        <w:rFonts w:ascii="Symbol" w:hAnsi="Symbol" w:cs="Symbol" w:hint="default" w:eastAsia="黑体"/>
       </w:rPr>
     </w:lvl>
     <w:lvl w:ilvl="1">
@@ -2993,7 +3235,7 @@
         <w:ind w:left="1440" w:hanging="360"/>
       </w:pPr>
       <w:rPr>
-        <w:rFonts w:ascii="Courier New" w:hAnsi="Courier New" w:cs="Courier New" w:hint="default"/>
+        <w:rFonts w:ascii="Courier New" w:hAnsi="Courier New" w:cs="Courier New" w:hint="default" w:eastAsia="黑体"/>
       </w:rPr>
     </w:lvl>
     <w:lvl w:ilvl="2">
@@ -3004,7 +3246,7 @@
         <w:ind w:left="2160" w:hanging="360"/>
       </w:pPr>
       <w:rPr>
-        <w:rFonts w:ascii="Wingdings" w:hAnsi="Wingdings" w:cs="Wingdings" w:hint="default"/>
+        <w:rFonts w:ascii="Wingdings" w:hAnsi="Wingdings" w:cs="Wingdings" w:hint="default" w:eastAsia="黑体"/>
       </w:rPr>
     </w:lvl>
     <w:lvl w:ilvl="3">
@@ -3015,7 +3257,7 @@
         <w:ind w:left="2880" w:hanging="360"/>
       </w:pPr>
       <w:rPr>
-        <w:rFonts w:ascii="Symbol" w:hAnsi="Symbol" w:cs="Symbol" w:hint="default"/>
+        <w:rFonts w:ascii="Symbol" w:hAnsi="Symbol" w:cs="Symbol" w:hint="default" w:eastAsia="黑体"/>
       </w:rPr>
     </w:lvl>
     <w:lvl w:ilvl="4">
@@ -3026,7 +3268,7 @@
         <w:ind w:left="3600" w:hanging="360"/>
       </w:pPr>
       <w:rPr>
-        <w:rFonts w:ascii="Courier New" w:hAnsi="Courier New" w:cs="Courier New" w:hint="default"/>
+        <w:rFonts w:ascii="Courier New" w:hAnsi="Courier New" w:cs="Courier New" w:hint="default" w:eastAsia="黑体"/>
       </w:rPr>
     </w:lvl>
     <w:lvl w:ilvl="5">
@@ -3037,7 +3279,7 @@
         <w:ind w:left="4320" w:hanging="360"/>
       </w:pPr>
       <w:rPr>
-        <w:rFonts w:ascii="Wingdings" w:hAnsi="Wingdings" w:cs="Wingdings" w:hint="default"/>
+        <w:rFonts w:ascii="Wingdings" w:hAnsi="Wingdings" w:cs="Wingdings" w:hint="default" w:eastAsia="黑体"/>
       </w:rPr>
     </w:lvl>
     <w:lvl w:ilvl="6">
@@ -3048,7 +3290,7 @@
         <w:ind w:left="5040" w:hanging="360"/>
       </w:pPr>
       <w:rPr>
-        <w:rFonts w:ascii="Symbol" w:hAnsi="Symbol" w:cs="Symbol" w:hint="default"/>
+        <w:rFonts w:ascii="Symbol" w:hAnsi="Symbol" w:cs="Symbol" w:hint="default" w:eastAsia="黑体"/>
       </w:rPr>
     </w:lvl>
     <w:lvl w:ilvl="7">
@@ -3059,7 +3301,7 @@
         <w:ind w:left="5760" w:hanging="360"/>
       </w:pPr>
       <w:rPr>
-        <w:rFonts w:ascii="Courier New" w:hAnsi="Courier New" w:cs="Courier New" w:hint="default"/>
+        <w:rFonts w:ascii="Courier New" w:hAnsi="Courier New" w:cs="Courier New" w:hint="default" w:eastAsia="黑体"/>
       </w:rPr>
     </w:lvl>
     <w:lvl w:ilvl="8">
@@ -3070,7 +3312,7 @@
         <w:ind w:left="6480" w:hanging="360"/>
       </w:pPr>
       <w:rPr>
-        <w:rFonts w:ascii="Wingdings" w:hAnsi="Wingdings" w:cs="Wingdings" w:hint="default"/>
+        <w:rFonts w:ascii="Wingdings" w:hAnsi="Wingdings" w:cs="Wingdings" w:hint="default" w:eastAsia="黑体"/>
       </w:rPr>
     </w:lvl>
   </w:abstractNum>
@@ -3126,11 +3368,11 @@
 </file>
 
 <file path=word/styles.xml><?xml version="1.0" encoding="utf-8"?>
-<w:styles xmlns:mc="http://schemas.openxmlformats.org/markup-compatibility/2006" xmlns:r="http://schemas.openxmlformats.org/officeDocument/2006/relationships" xmlns:w="http://schemas.openxmlformats.org/wordprocessingml/2006/main" xmlns:w14="http://schemas.microsoft.com/office/word/2010/wordml" mc:Ignorable="w14">
+<w:styles xmlns:mc="http://schemas.openxmlformats.org/markup-compatibility/2006" xmlns:w="http://schemas.openxmlformats.org/wordprocessingml/2006/main" xmlns:r="http://schemas.openxmlformats.org/officeDocument/2006/relationships" xmlns:w14="http://schemas.microsoft.com/office/word/2010/wordml" mc:Ignorable="w14">
   <w:docDefaults>
     <w:rPrDefault>
       <w:rPr>
-        <w:rFonts w:asciiTheme="minorHAnsi" w:cstheme="minorBidi" w:eastAsiaTheme="minorEastAsia" w:hAnsiTheme="minorHAnsi"/>
+        <w:rFonts w:asciiTheme="minorHAnsi" w:cstheme="minorBidi" w:hAnsiTheme="minorHAnsi" w:eastAsia="黑体"/>
         <w:sz w:val="22"/>
         <w:szCs w:val="22"/>
         <w:lang w:bidi="ar-SA" w:eastAsia="en-US" w:val="en-US"/>
@@ -3352,7 +3594,7 @@
       <w:outlineLvl w:val="0"/>
     </w:pPr>
     <w:rPr>
-      <w:rFonts w:ascii="Times New Roman" w:asciiTheme="majorHAnsi" w:cstheme="majorBidi" w:eastAsia="黑体" w:eastAsiaTheme="majorEastAsia" w:hAnsi="Times New Roman" w:hAnsiTheme="majorHAnsi"/>
+      <w:rFonts w:ascii="Times New Roman" w:asciiTheme="majorHAnsi" w:cstheme="majorBidi" w:eastAsia="黑体" w:hAnsi="Times New Roman" w:hAnsiTheme="majorHAnsi"/>
       <w:b/>
       <w:bCs/>
       <w:color w:val="1F3864"/>
@@ -3376,7 +3618,7 @@
       <w:outlineLvl w:val="1"/>
     </w:pPr>
     <w:rPr>
-      <w:rFonts w:ascii="Times New Roman" w:asciiTheme="majorHAnsi" w:cstheme="majorBidi" w:eastAsia="黑体" w:eastAsiaTheme="majorEastAsia" w:hAnsi="Times New Roman" w:hAnsiTheme="majorHAnsi"/>
+      <w:rFonts w:ascii="Times New Roman" w:asciiTheme="majorHAnsi" w:cstheme="majorBidi" w:eastAsia="黑体" w:hAnsi="Times New Roman" w:hAnsiTheme="majorHAnsi"/>
       <w:b/>
       <w:bCs/>
       <w:color w:val="2E4E7E"/>
@@ -3400,7 +3642,7 @@
       <w:outlineLvl w:val="2"/>
     </w:pPr>
     <w:rPr>
-      <w:rFonts w:ascii="Times New Roman" w:asciiTheme="majorHAnsi" w:cstheme="majorBidi" w:eastAsia="黑体" w:eastAsiaTheme="majorEastAsia" w:hAnsi="Times New Roman" w:hAnsiTheme="majorHAnsi"/>
+      <w:rFonts w:ascii="Times New Roman" w:asciiTheme="majorHAnsi" w:cstheme="majorBidi" w:eastAsia="黑体" w:hAnsi="Times New Roman" w:hAnsiTheme="majorHAnsi"/>
       <w:b/>
       <w:bCs/>
       <w:color w:val="2E4E7E"/>
@@ -3424,7 +3666,7 @@
       <w:outlineLvl w:val="3"/>
     </w:pPr>
     <w:rPr>
-      <w:rFonts w:ascii="Times New Roman" w:asciiTheme="majorHAnsi" w:cstheme="majorBidi" w:eastAsia="黑体" w:eastAsiaTheme="majorEastAsia" w:hAnsi="Times New Roman" w:hAnsiTheme="majorHAnsi"/>
+      <w:rFonts w:ascii="Times New Roman" w:asciiTheme="majorHAnsi" w:cstheme="majorBidi" w:eastAsia="黑体" w:hAnsi="Times New Roman" w:hAnsiTheme="majorHAnsi"/>
       <w:b/>
       <w:bCs/>
       <w:i/>
@@ -3450,7 +3692,7 @@
       <w:outlineLvl w:val="4"/>
     </w:pPr>
     <w:rPr>
-      <w:rFonts w:ascii="Times New Roman" w:asciiTheme="majorHAnsi" w:cstheme="majorBidi" w:eastAsia="黑体" w:eastAsiaTheme="majorEastAsia" w:hAnsi="Times New Roman" w:hAnsiTheme="majorHAnsi"/>
+      <w:rFonts w:ascii="Times New Roman" w:asciiTheme="majorHAnsi" w:cstheme="majorBidi" w:eastAsia="黑体" w:hAnsi="Times New Roman" w:hAnsiTheme="majorHAnsi"/>
       <w:b/>
       <w:color w:val="333333"/>
       <w:sz w:val="22"/>
@@ -3473,7 +3715,7 @@
       <w:outlineLvl w:val="5"/>
     </w:pPr>
     <w:rPr>
-      <w:rFonts w:asciiTheme="majorHAnsi" w:cstheme="majorBidi" w:eastAsiaTheme="majorEastAsia" w:hAnsiTheme="majorHAnsi"/>
+      <w:rFonts w:asciiTheme="majorHAnsi" w:cstheme="majorBidi" w:hAnsiTheme="majorHAnsi" w:eastAsia="黑体"/>
       <w:i/>
       <w:iCs/>
       <w:color w:themeColor="accent1" w:themeShade="7F" w:val="243F60"/>
@@ -3496,7 +3738,7 @@
       <w:outlineLvl w:val="6"/>
     </w:pPr>
     <w:rPr>
-      <w:rFonts w:asciiTheme="majorHAnsi" w:cstheme="majorBidi" w:eastAsiaTheme="majorEastAsia" w:hAnsiTheme="majorHAnsi"/>
+      <w:rFonts w:asciiTheme="majorHAnsi" w:cstheme="majorBidi" w:hAnsiTheme="majorHAnsi" w:eastAsia="黑体"/>
       <w:i/>
       <w:iCs/>
       <w:color w:themeColor="text1" w:themeTint="BF" w:val="404040"/>
@@ -3519,7 +3761,7 @@
       <w:outlineLvl w:val="7"/>
     </w:pPr>
     <w:rPr>
-      <w:rFonts w:asciiTheme="majorHAnsi" w:cstheme="majorBidi" w:eastAsiaTheme="majorEastAsia" w:hAnsiTheme="majorHAnsi"/>
+      <w:rFonts w:asciiTheme="majorHAnsi" w:cstheme="majorBidi" w:hAnsiTheme="majorHAnsi" w:eastAsia="黑体"/>
       <w:color w:themeColor="accent1" w:val="4F81BD"/>
       <w:sz w:val="20"/>
       <w:szCs w:val="20"/>
@@ -3542,7 +3784,7 @@
       <w:outlineLvl w:val="8"/>
     </w:pPr>
     <w:rPr>
-      <w:rFonts w:asciiTheme="majorHAnsi" w:cstheme="majorBidi" w:eastAsiaTheme="majorEastAsia" w:hAnsiTheme="majorHAnsi"/>
+      <w:rFonts w:asciiTheme="majorHAnsi" w:cstheme="majorBidi" w:hAnsiTheme="majorHAnsi" w:eastAsia="黑体"/>
       <w:i/>
       <w:iCs/>
       <w:color w:themeColor="text1" w:themeTint="BF" w:val="404040"/>
@@ -3593,7 +3835,7 @@
     <w:uiPriority w:val="9"/>
     <w:rsid w:val="00FC693F"/>
     <w:rPr>
-      <w:rFonts w:asciiTheme="majorHAnsi" w:cstheme="majorBidi" w:eastAsiaTheme="majorEastAsia" w:hAnsiTheme="majorHAnsi"/>
+      <w:rFonts w:asciiTheme="majorHAnsi" w:cstheme="majorBidi" w:hAnsiTheme="majorHAnsi" w:eastAsia="黑体"/>
       <w:b/>
       <w:bCs/>
       <w:color w:themeColor="accent1" w:themeShade="BF" w:val="365F91"/>
@@ -3608,7 +3850,7 @@
     <w:uiPriority w:val="9"/>
     <w:rsid w:val="00FC693F"/>
     <w:rPr>
-      <w:rFonts w:asciiTheme="majorHAnsi" w:cstheme="majorBidi" w:eastAsiaTheme="majorEastAsia" w:hAnsiTheme="majorHAnsi"/>
+      <w:rFonts w:asciiTheme="majorHAnsi" w:cstheme="majorBidi" w:hAnsiTheme="majorHAnsi" w:eastAsia="黑体"/>
       <w:b/>
       <w:bCs/>
       <w:color w:themeColor="accent1" w:val="4F81BD"/>
@@ -3623,7 +3865,7 @@
     <w:uiPriority w:val="9"/>
     <w:rsid w:val="00FC693F"/>
     <w:rPr>
-      <w:rFonts w:asciiTheme="majorHAnsi" w:cstheme="majorBidi" w:eastAsiaTheme="majorEastAsia" w:hAnsiTheme="majorHAnsi"/>
+      <w:rFonts w:asciiTheme="majorHAnsi" w:cstheme="majorBidi" w:hAnsiTheme="majorHAnsi" w:eastAsia="黑体"/>
       <w:b/>
       <w:bCs/>
       <w:color w:themeColor="accent1" w:val="4F81BD"/>
@@ -3646,7 +3888,7 @@
       <w:contextualSpacing/>
     </w:pPr>
     <w:rPr>
-      <w:rFonts w:ascii="Times New Roman" w:asciiTheme="majorHAnsi" w:cstheme="majorBidi" w:eastAsia="黑体" w:eastAsiaTheme="majorEastAsia" w:hAnsi="Times New Roman" w:hAnsiTheme="majorHAnsi"/>
+      <w:rFonts w:ascii="Times New Roman" w:asciiTheme="majorHAnsi" w:cstheme="majorBidi" w:eastAsia="黑体" w:hAnsi="Times New Roman" w:hAnsiTheme="majorHAnsi"/>
       <w:b/>
       <w:color w:val="1F3864"/>
       <w:spacing w:val="5"/>
@@ -3662,7 +3904,7 @@
     <w:uiPriority w:val="10"/>
     <w:rsid w:val="00FC693F"/>
     <w:rPr>
-      <w:rFonts w:asciiTheme="majorHAnsi" w:cstheme="majorBidi" w:eastAsiaTheme="majorEastAsia" w:hAnsiTheme="majorHAnsi"/>
+      <w:rFonts w:asciiTheme="majorHAnsi" w:cstheme="majorBidi" w:hAnsiTheme="majorHAnsi" w:eastAsia="黑体"/>
       <w:color w:themeColor="text2" w:themeShade="BF" w:val="17365D"/>
       <w:spacing w:val="5"/>
       <w:kern w:val="28"/>
@@ -3684,7 +3926,7 @@
       </w:numPr>
     </w:pPr>
     <w:rPr>
-      <w:rFonts w:asciiTheme="majorHAnsi" w:cstheme="majorBidi" w:eastAsiaTheme="majorEastAsia" w:hAnsiTheme="majorHAnsi"/>
+      <w:rFonts w:asciiTheme="majorHAnsi" w:cstheme="majorBidi" w:hAnsiTheme="majorHAnsi" w:eastAsia="黑体"/>
       <w:i/>
       <w:iCs/>
       <w:color w:themeColor="accent1" w:val="4F81BD"/>
@@ -3700,7 +3942,7 @@
     <w:uiPriority w:val="11"/>
     <w:rsid w:val="00FC693F"/>
     <w:rPr>
-      <w:rFonts w:asciiTheme="majorHAnsi" w:cstheme="majorBidi" w:eastAsiaTheme="majorEastAsia" w:hAnsiTheme="majorHAnsi"/>
+      <w:rFonts w:asciiTheme="majorHAnsi" w:cstheme="majorBidi" w:hAnsiTheme="majorHAnsi" w:eastAsia="黑体"/>
       <w:i/>
       <w:iCs/>
       <w:color w:themeColor="accent1" w:val="4F81BD"/>
@@ -3767,6 +4009,7 @@
       <w:spacing w:after="120"/>
     </w:pPr>
     <w:rPr>
+      <w:rFonts w:eastAsia="黑体"/>
       <w:sz w:val="16"/>
       <w:szCs w:val="16"/>
     </w:rPr>
@@ -3778,6 +4021,7 @@
     <w:uiPriority w:val="99"/>
     <w:rsid w:val="00AA1D8D"/>
     <w:rPr>
+      <w:rFonts w:eastAsia="黑体"/>
       <w:sz w:val="16"/>
       <w:szCs w:val="16"/>
     </w:rPr>
@@ -3947,7 +4191,7 @@
       </w:tabs>
     </w:pPr>
     <w:rPr>
-      <w:rFonts w:ascii="Courier" w:hAnsi="Courier"/>
+      <w:rFonts w:ascii="Courier" w:hAnsi="Courier" w:eastAsia="黑体"/>
       <w:sz w:val="20"/>
       <w:szCs w:val="20"/>
     </w:rPr>
@@ -3959,7 +4203,7 @@
     <w:uiPriority w:val="99"/>
     <w:rsid w:val="0029639D"/>
     <w:rPr>
-      <w:rFonts w:ascii="Courier" w:hAnsi="Courier"/>
+      <w:rFonts w:ascii="Courier" w:hAnsi="Courier" w:eastAsia="黑体"/>
       <w:sz w:val="20"/>
       <w:szCs w:val="20"/>
     </w:rPr>
@@ -3995,6 +4239,7 @@
     <w:uiPriority w:val="29"/>
     <w:rsid w:val="00FC693F"/>
     <w:rPr>
+      <w:rFonts w:eastAsia="黑体"/>
       <w:i/>
       <w:iCs/>
       <w:color w:themeColor="text1" w:val="000000"/>
@@ -4008,7 +4253,7 @@
     <w:semiHidden/>
     <w:rsid w:val="00FC693F"/>
     <w:rPr>
-      <w:rFonts w:asciiTheme="majorHAnsi" w:cstheme="majorBidi" w:eastAsiaTheme="majorEastAsia" w:hAnsiTheme="majorHAnsi"/>
+      <w:rFonts w:asciiTheme="majorHAnsi" w:cstheme="majorBidi" w:hAnsiTheme="majorHAnsi" w:eastAsia="黑体"/>
       <w:b/>
       <w:bCs/>
       <w:i/>
@@ -4024,7 +4269,7 @@
     <w:semiHidden/>
     <w:rsid w:val="00FC693F"/>
     <w:rPr>
-      <w:rFonts w:asciiTheme="majorHAnsi" w:cstheme="majorBidi" w:eastAsiaTheme="majorEastAsia" w:hAnsiTheme="majorHAnsi"/>
+      <w:rFonts w:asciiTheme="majorHAnsi" w:cstheme="majorBidi" w:hAnsiTheme="majorHAnsi" w:eastAsia="黑体"/>
       <w:color w:themeColor="accent1" w:themeShade="7F" w:val="243F60"/>
     </w:rPr>
   </w:style>
@@ -4036,7 +4281,7 @@
     <w:semiHidden/>
     <w:rsid w:val="00FC693F"/>
     <w:rPr>
-      <w:rFonts w:asciiTheme="majorHAnsi" w:cstheme="majorBidi" w:eastAsiaTheme="majorEastAsia" w:hAnsiTheme="majorHAnsi"/>
+      <w:rFonts w:asciiTheme="majorHAnsi" w:cstheme="majorBidi" w:hAnsiTheme="majorHAnsi" w:eastAsia="黑体"/>
       <w:i/>
       <w:iCs/>
       <w:color w:themeColor="accent1" w:themeShade="7F" w:val="243F60"/>
@@ -4050,7 +4295,7 @@
     <w:semiHidden/>
     <w:rsid w:val="00FC693F"/>
     <w:rPr>
-      <w:rFonts w:asciiTheme="majorHAnsi" w:cstheme="majorBidi" w:eastAsiaTheme="majorEastAsia" w:hAnsiTheme="majorHAnsi"/>
+      <w:rFonts w:asciiTheme="majorHAnsi" w:cstheme="majorBidi" w:hAnsiTheme="majorHAnsi" w:eastAsia="黑体"/>
       <w:i/>
       <w:iCs/>
       <w:color w:themeColor="text1" w:themeTint="BF" w:val="404040"/>
@@ -4064,7 +4309,7 @@
     <w:semiHidden/>
     <w:rsid w:val="00FC693F"/>
     <w:rPr>
-      <w:rFonts w:asciiTheme="majorHAnsi" w:cstheme="majorBidi" w:eastAsiaTheme="majorEastAsia" w:hAnsiTheme="majorHAnsi"/>
+      <w:rFonts w:asciiTheme="majorHAnsi" w:cstheme="majorBidi" w:hAnsiTheme="majorHAnsi" w:eastAsia="黑体"/>
       <w:color w:themeColor="accent1" w:val="4F81BD"/>
       <w:sz w:val="20"/>
       <w:szCs w:val="20"/>
@@ -4078,7 +4323,7 @@
     <w:semiHidden/>
     <w:rsid w:val="00FC693F"/>
     <w:rPr>
-      <w:rFonts w:asciiTheme="majorHAnsi" w:cstheme="majorBidi" w:eastAsiaTheme="majorEastAsia" w:hAnsiTheme="majorHAnsi"/>
+      <w:rFonts w:asciiTheme="majorHAnsi" w:cstheme="majorBidi" w:hAnsiTheme="majorHAnsi" w:eastAsia="黑体"/>
       <w:i/>
       <w:iCs/>
       <w:color w:themeColor="text1" w:themeTint="BF" w:val="404040"/>
@@ -4099,6 +4344,7 @@
       <w:spacing w:line="240" w:lineRule="auto"/>
     </w:pPr>
     <w:rPr>
+      <w:rFonts w:eastAsia="黑体"/>
       <w:b/>
       <w:bCs/>
       <w:color w:themeColor="accent1" w:val="4F81BD"/>
@@ -4113,6 +4359,7 @@
     <w:qFormat/>
     <w:rsid w:val="00FC693F"/>
     <w:rPr>
+      <w:rFonts w:eastAsia="黑体"/>
       <w:b/>
       <w:bCs/>
     </w:rPr>
@@ -4124,6 +4371,7 @@
     <w:qFormat/>
     <w:rsid w:val="00FC693F"/>
     <w:rPr>
+      <w:rFonts w:eastAsia="黑体"/>
       <w:i/>
       <w:iCs/>
     </w:rPr>
@@ -4144,6 +4392,7 @@
       <w:ind w:left="936" w:right="936"/>
     </w:pPr>
     <w:rPr>
+      <w:rFonts w:eastAsia="黑体"/>
       <w:b/>
       <w:bCs/>
       <w:i/>
@@ -4158,6 +4407,7 @@
     <w:uiPriority w:val="30"/>
     <w:rsid w:val="00FC693F"/>
     <w:rPr>
+      <w:rFonts w:eastAsia="黑体"/>
       <w:b/>
       <w:bCs/>
       <w:i/>
@@ -4172,6 +4422,7 @@
     <w:qFormat/>
     <w:rsid w:val="00FC693F"/>
     <w:rPr>
+      <w:rFonts w:eastAsia="黑体"/>
       <w:i/>
       <w:iCs/>
       <w:color w:themeColor="text1" w:themeTint="7F" w:val="808080"/>
@@ -4184,6 +4435,7 @@
     <w:qFormat/>
     <w:rsid w:val="00FC693F"/>
     <w:rPr>
+      <w:rFonts w:eastAsia="黑体"/>
       <w:b/>
       <w:bCs/>
       <w:i/>
@@ -4198,6 +4450,7 @@
     <w:qFormat/>
     <w:rsid w:val="00FC693F"/>
     <w:rPr>
+      <w:rFonts w:eastAsia="黑体"/>
       <w:smallCaps/>
       <w:color w:themeColor="accent2" w:val="C0504D"/>
       <w:u w:val="single"/>
@@ -4210,6 +4463,7 @@
     <w:qFormat/>
     <w:rsid w:val="00FC693F"/>
     <w:rPr>
+      <w:rFonts w:eastAsia="黑体"/>
       <w:b/>
       <w:bCs/>
       <w:smallCaps/>
@@ -4225,6 +4479,7 @@
     <w:qFormat/>
     <w:rsid w:val="00FC693F"/>
     <w:rPr>
+      <w:rFonts w:eastAsia="黑体"/>
       <w:b/>
       <w:bCs/>
       <w:smallCaps/>
@@ -4279,6 +4534,7 @@
       <w:spacing w:after="0" w:line="240" w:lineRule="auto"/>
     </w:pPr>
     <w:rPr>
+      <w:rFonts w:eastAsia="黑体"/>
       <w:color w:themeColor="text1" w:themeShade="BF" w:val="000000"/>
     </w:rPr>
     <w:tblPr>
@@ -4301,6 +4557,7 @@
         <w:spacing w:after="0" w:before="0" w:line="240" w:lineRule="auto"/>
       </w:pPr>
       <w:rPr>
+        <w:rFonts w:eastAsia="黑体"/>
         <w:b/>
         <w:bCs/>
       </w:rPr>
@@ -4321,6 +4578,7 @@
         <w:spacing w:after="0" w:before="0" w:line="240" w:lineRule="auto"/>
       </w:pPr>
       <w:rPr>
+        <w:rFonts w:eastAsia="黑体"/>
         <w:b/>
         <w:bCs/>
       </w:rPr>
@@ -4338,12 +4596,14 @@
     </w:tblStylePr>
     <w:tblStylePr w:type="firstCol">
       <w:rPr>
+        <w:rFonts w:eastAsia="黑体"/>
         <w:b/>
         <w:bCs/>
       </w:rPr>
     </w:tblStylePr>
     <w:tblStylePr w:type="lastCol">
       <w:rPr>
+        <w:rFonts w:eastAsia="黑体"/>
         <w:b/>
         <w:bCs/>
       </w:rPr>
@@ -4382,6 +4642,7 @@
       <w:spacing w:after="0" w:line="240" w:lineRule="auto"/>
     </w:pPr>
     <w:rPr>
+      <w:rFonts w:eastAsia="黑体"/>
       <w:color w:themeColor="accent1" w:themeShade="BF" w:val="365F91"/>
     </w:rPr>
     <w:tblPr>
@@ -4404,6 +4665,7 @@
         <w:spacing w:after="0" w:before="0" w:line="240" w:lineRule="auto"/>
       </w:pPr>
       <w:rPr>
+        <w:rFonts w:eastAsia="黑体"/>
         <w:b/>
         <w:bCs/>
       </w:rPr>
@@ -4424,6 +4686,7 @@
         <w:spacing w:after="0" w:before="0" w:line="240" w:lineRule="auto"/>
       </w:pPr>
       <w:rPr>
+        <w:rFonts w:eastAsia="黑体"/>
         <w:b/>
         <w:bCs/>
       </w:rPr>
@@ -4441,12 +4704,14 @@
     </w:tblStylePr>
     <w:tblStylePr w:type="firstCol">
       <w:rPr>
+        <w:rFonts w:eastAsia="黑体"/>
         <w:b/>
         <w:bCs/>
       </w:rPr>
     </w:tblStylePr>
     <w:tblStylePr w:type="lastCol">
       <w:rPr>
+        <w:rFonts w:eastAsia="黑体"/>
         <w:b/>
         <w:bCs/>
       </w:rPr>
@@ -4485,6 +4750,7 @@
       <w:spacing w:after="0" w:line="240" w:lineRule="auto"/>
     </w:pPr>
     <w:rPr>
+      <w:rFonts w:eastAsia="黑体"/>
       <w:color w:themeColor="accent2" w:themeShade="BF" w:val="943634"/>
     </w:rPr>
     <w:tblPr>
@@ -4507,6 +4773,7 @@
         <w:spacing w:after="0" w:before="0" w:line="240" w:lineRule="auto"/>
       </w:pPr>
       <w:rPr>
+        <w:rFonts w:eastAsia="黑体"/>
         <w:b/>
         <w:bCs/>
       </w:rPr>
@@ -4527,6 +4794,7 @@
         <w:spacing w:after="0" w:before="0" w:line="240" w:lineRule="auto"/>
       </w:pPr>
       <w:rPr>
+        <w:rFonts w:eastAsia="黑体"/>
         <w:b/>
         <w:bCs/>
       </w:rPr>
@@ -4544,12 +4812,14 @@
     </w:tblStylePr>
     <w:tblStylePr w:type="firstCol">
       <w:rPr>
+        <w:rFonts w:eastAsia="黑体"/>
         <w:b/>
         <w:bCs/>
       </w:rPr>
     </w:tblStylePr>
     <w:tblStylePr w:type="lastCol">
       <w:rPr>
+        <w:rFonts w:eastAsia="黑体"/>
         <w:b/>
         <w:bCs/>
       </w:rPr>
@@ -4588,6 +4858,7 @@
       <w:spacing w:after="0" w:line="240" w:lineRule="auto"/>
     </w:pPr>
     <w:rPr>
+      <w:rFonts w:eastAsia="黑体"/>
       <w:color w:themeColor="accent3" w:themeShade="BF" w:val="76923C"/>
     </w:rPr>
     <w:tblPr>
@@ -4610,6 +4881,7 @@
         <w:spacing w:after="0" w:before="0" w:line="240" w:lineRule="auto"/>
       </w:pPr>
       <w:rPr>
+        <w:rFonts w:eastAsia="黑体"/>
         <w:b/>
         <w:bCs/>
       </w:rPr>
@@ -4630,6 +4902,7 @@
         <w:spacing w:after="0" w:before="0" w:line="240" w:lineRule="auto"/>
       </w:pPr>
       <w:rPr>
+        <w:rFonts w:eastAsia="黑体"/>
         <w:b/>
         <w:bCs/>
       </w:rPr>
@@ -4647,12 +4920,14 @@
     </w:tblStylePr>
     <w:tblStylePr w:type="firstCol">
       <w:rPr>
+        <w:rFonts w:eastAsia="黑体"/>
         <w:b/>
         <w:bCs/>
       </w:rPr>
     </w:tblStylePr>
     <w:tblStylePr w:type="lastCol">
       <w:rPr>
+        <w:rFonts w:eastAsia="黑体"/>
         <w:b/>
         <w:bCs/>
       </w:rPr>
@@ -4691,6 +4966,7 @@
       <w:spacing w:after="0" w:line="240" w:lineRule="auto"/>
     </w:pPr>
     <w:rPr>
+      <w:rFonts w:eastAsia="黑体"/>
       <w:color w:themeColor="accent4" w:themeShade="BF" w:val="5F497A"/>
     </w:rPr>
     <w:tblPr>
@@ -4713,6 +4989,7 @@
         <w:spacing w:after="0" w:before="0" w:line="240" w:lineRule="auto"/>
       </w:pPr>
       <w:rPr>
+        <w:rFonts w:eastAsia="黑体"/>
         <w:b/>
         <w:bCs/>
       </w:rPr>
@@ -4733,6 +5010,7 @@
         <w:spacing w:after="0" w:before="0" w:line="240" w:lineRule="auto"/>
       </w:pPr>
       <w:rPr>
+        <w:rFonts w:eastAsia="黑体"/>
         <w:b/>
         <w:bCs/>
       </w:rPr>
@@ -4750,12 +5028,14 @@
     </w:tblStylePr>
     <w:tblStylePr w:type="firstCol">
       <w:rPr>
+        <w:rFonts w:eastAsia="黑体"/>
         <w:b/>
         <w:bCs/>
       </w:rPr>
     </w:tblStylePr>
     <w:tblStylePr w:type="lastCol">
       <w:rPr>
+        <w:rFonts w:eastAsia="黑体"/>
         <w:b/>
         <w:bCs/>
       </w:rPr>
@@ -4794,6 +5074,7 @@
       <w:spacing w:after="0" w:line="240" w:lineRule="auto"/>
     </w:pPr>
     <w:rPr>
+      <w:rFonts w:eastAsia="黑体"/>
       <w:color w:themeColor="accent5" w:themeShade="BF" w:val="31849B"/>
     </w:rPr>
     <w:tblPr>
@@ -4816,6 +5097,7 @@
         <w:spacing w:after="0" w:before="0" w:line="240" w:lineRule="auto"/>
       </w:pPr>
       <w:rPr>
+        <w:rFonts w:eastAsia="黑体"/>
         <w:b/>
         <w:bCs/>
       </w:rPr>
@@ -4836,6 +5118,7 @@
         <w:spacing w:after="0" w:before="0" w:line="240" w:lineRule="auto"/>
       </w:pPr>
       <w:rPr>
+        <w:rFonts w:eastAsia="黑体"/>
         <w:b/>
         <w:bCs/>
       </w:rPr>
@@ -4853,12 +5136,14 @@
     </w:tblStylePr>
     <w:tblStylePr w:type="firstCol">
       <w:rPr>
+        <w:rFonts w:eastAsia="黑体"/>
         <w:b/>
         <w:bCs/>
       </w:rPr>
     </w:tblStylePr>
     <w:tblStylePr w:type="lastCol">
       <w:rPr>
+        <w:rFonts w:eastAsia="黑体"/>
         <w:b/>
         <w:bCs/>
       </w:rPr>
@@ -4897,6 +5182,7 @@
       <w:spacing w:after="0" w:line="240" w:lineRule="auto"/>
     </w:pPr>
     <w:rPr>
+      <w:rFonts w:eastAsia="黑体"/>
       <w:color w:themeColor="accent6" w:themeShade="BF" w:val="E36C0A"/>
     </w:rPr>
     <w:tblPr>
@@ -4919,6 +5205,7 @@
         <w:spacing w:after="0" w:before="0" w:line="240" w:lineRule="auto"/>
       </w:pPr>
       <w:rPr>
+        <w:rFonts w:eastAsia="黑体"/>
         <w:b/>
         <w:bCs/>
       </w:rPr>
@@ -4939,6 +5226,7 @@
         <w:spacing w:after="0" w:before="0" w:line="240" w:lineRule="auto"/>
       </w:pPr>
       <w:rPr>
+        <w:rFonts w:eastAsia="黑体"/>
         <w:b/>
         <w:bCs/>
       </w:rPr>
@@ -4956,12 +5244,14 @@
     </w:tblStylePr>
     <w:tblStylePr w:type="firstCol">
       <w:rPr>
+        <w:rFonts w:eastAsia="黑体"/>
         <w:b/>
         <w:bCs/>
       </w:rPr>
     </w:tblStylePr>
     <w:tblStylePr w:type="lastCol">
       <w:rPr>
+        <w:rFonts w:eastAsia="黑体"/>
         <w:b/>
         <w:bCs/>
       </w:rPr>
@@ -5021,6 +5311,7 @@
         <w:spacing w:after="0" w:before="0" w:line="240" w:lineRule="auto"/>
       </w:pPr>
       <w:rPr>
+        <w:rFonts w:eastAsia="黑体"/>
         <w:b/>
         <w:bCs/>
         <w:color w:themeColor="background1" w:val="FFFFFF"/>
@@ -5035,6 +5326,7 @@
         <w:spacing w:after="0" w:before="0" w:line="240" w:lineRule="auto"/>
       </w:pPr>
       <w:rPr>
+        <w:rFonts w:eastAsia="黑体"/>
         <w:b/>
         <w:bCs/>
       </w:rPr>
@@ -5050,12 +5342,14 @@
     </w:tblStylePr>
     <w:tblStylePr w:type="firstCol">
       <w:rPr>
+        <w:rFonts w:eastAsia="黑体"/>
         <w:b/>
         <w:bCs/>
       </w:rPr>
     </w:tblStylePr>
     <w:tblStylePr w:type="lastCol">
       <w:rPr>
+        <w:rFonts w:eastAsia="黑体"/>
         <w:b/>
         <w:bCs/>
       </w:rPr>
@@ -5113,6 +5407,7 @@
         <w:spacing w:after="0" w:before="0" w:line="240" w:lineRule="auto"/>
       </w:pPr>
       <w:rPr>
+        <w:rFonts w:eastAsia="黑体"/>
         <w:b/>
         <w:bCs/>
         <w:color w:themeColor="background1" w:val="FFFFFF"/>
@@ -5127,6 +5422,7 @@
         <w:spacing w:after="0" w:before="0" w:line="240" w:lineRule="auto"/>
       </w:pPr>
       <w:rPr>
+        <w:rFonts w:eastAsia="黑体"/>
         <w:b/>
         <w:bCs/>
       </w:rPr>
@@ -5142,12 +5438,14 @@
     </w:tblStylePr>
     <w:tblStylePr w:type="firstCol">
       <w:rPr>
+        <w:rFonts w:eastAsia="黑体"/>
         <w:b/>
         <w:bCs/>
       </w:rPr>
     </w:tblStylePr>
     <w:tblStylePr w:type="lastCol">
       <w:rPr>
+        <w:rFonts w:eastAsia="黑体"/>
         <w:b/>
         <w:bCs/>
       </w:rPr>
@@ -5205,6 +5503,7 @@
         <w:spacing w:after="0" w:before="0" w:line="240" w:lineRule="auto"/>
       </w:pPr>
       <w:rPr>
+        <w:rFonts w:eastAsia="黑体"/>
         <w:b/>
         <w:bCs/>
         <w:color w:themeColor="background1" w:val="FFFFFF"/>
@@ -5219,6 +5518,7 @@
         <w:spacing w:after="0" w:before="0" w:line="240" w:lineRule="auto"/>
       </w:pPr>
       <w:rPr>
+        <w:rFonts w:eastAsia="黑体"/>
         <w:b/>
         <w:bCs/>
       </w:rPr>
@@ -5234,12 +5534,14 @@
     </w:tblStylePr>
     <w:tblStylePr w:type="firstCol">
       <w:rPr>
+        <w:rFonts w:eastAsia="黑体"/>
         <w:b/>
         <w:bCs/>
       </w:rPr>
     </w:tblStylePr>
     <w:tblStylePr w:type="lastCol">
       <w:rPr>
+        <w:rFonts w:eastAsia="黑体"/>
         <w:b/>
         <w:bCs/>
       </w:rPr>
@@ -5297,6 +5599,7 @@
         <w:spacing w:after="0" w:before="0" w:line="240" w:lineRule="auto"/>
       </w:pPr>
       <w:rPr>
+        <w:rFonts w:eastAsia="黑体"/>
         <w:b/>
         <w:bCs/>
         <w:color w:themeColor="background1" w:val="FFFFFF"/>
@@ -5311,6 +5614,7 @@
         <w:spacing w:after="0" w:before="0" w:line="240" w:lineRule="auto"/>
       </w:pPr>
       <w:rPr>
+        <w:rFonts w:eastAsia="黑体"/>
         <w:b/>
         <w:bCs/>
       </w:rPr>
@@ -5326,12 +5630,14 @@
     </w:tblStylePr>
     <w:tblStylePr w:type="firstCol">
       <w:rPr>
+        <w:rFonts w:eastAsia="黑体"/>
         <w:b/>
         <w:bCs/>
       </w:rPr>
     </w:tblStylePr>
     <w:tblStylePr w:type="lastCol">
       <w:rPr>
+        <w:rFonts w:eastAsia="黑体"/>
         <w:b/>
         <w:bCs/>
       </w:rPr>
@@ -5389,6 +5695,7 @@
         <w:spacing w:after="0" w:before="0" w:line="240" w:lineRule="auto"/>
       </w:pPr>
       <w:rPr>
+        <w:rFonts w:eastAsia="黑体"/>
         <w:b/>
         <w:bCs/>
         <w:color w:themeColor="background1" w:val="FFFFFF"/>
@@ -5403,6 +5710,7 @@
         <w:spacing w:after="0" w:before="0" w:line="240" w:lineRule="auto"/>
       </w:pPr>
       <w:rPr>
+        <w:rFonts w:eastAsia="黑体"/>
         <w:b/>
         <w:bCs/>
       </w:rPr>
@@ -5418,12 +5726,14 @@
     </w:tblStylePr>
     <w:tblStylePr w:type="firstCol">
       <w:rPr>
+        <w:rFonts w:eastAsia="黑体"/>
         <w:b/>
         <w:bCs/>
       </w:rPr>
     </w:tblStylePr>
     <w:tblStylePr w:type="lastCol">
       <w:rPr>
+        <w:rFonts w:eastAsia="黑体"/>
         <w:b/>
         <w:bCs/>
       </w:rPr>
@@ -5481,6 +5791,7 @@
         <w:spacing w:after="0" w:before="0" w:line="240" w:lineRule="auto"/>
       </w:pPr>
       <w:rPr>
+        <w:rFonts w:eastAsia="黑体"/>
         <w:b/>
         <w:bCs/>
         <w:color w:themeColor="background1" w:val="FFFFFF"/>
@@ -5495,6 +5806,7 @@
         <w:spacing w:after="0" w:before="0" w:line="240" w:lineRule="auto"/>
       </w:pPr>
       <w:rPr>
+        <w:rFonts w:eastAsia="黑体"/>
         <w:b/>
         <w:bCs/>
       </w:rPr>
@@ -5510,12 +5822,14 @@
     </w:tblStylePr>
     <w:tblStylePr w:type="firstCol">
       <w:rPr>
+        <w:rFonts w:eastAsia="黑体"/>
         <w:b/>
         <w:bCs/>
       </w:rPr>
     </w:tblStylePr>
     <w:tblStylePr w:type="lastCol">
       <w:rPr>
+        <w:rFonts w:eastAsia="黑体"/>
         <w:b/>
         <w:bCs/>
       </w:rPr>
@@ -5573,6 +5887,7 @@
         <w:spacing w:after="0" w:before="0" w:line="240" w:lineRule="auto"/>
       </w:pPr>
       <w:rPr>
+        <w:rFonts w:eastAsia="黑体"/>
         <w:b/>
         <w:bCs/>
         <w:color w:themeColor="background1" w:val="FFFFFF"/>
@@ -5587,6 +5902,7 @@
         <w:spacing w:after="0" w:before="0" w:line="240" w:lineRule="auto"/>
       </w:pPr>
       <w:rPr>
+        <w:rFonts w:eastAsia="黑体"/>
         <w:b/>
         <w:bCs/>
       </w:rPr>
@@ -5602,12 +5918,14 @@
     </w:tblStylePr>
     <w:tblStylePr w:type="firstCol">
       <w:rPr>
+        <w:rFonts w:eastAsia="黑体"/>
         <w:b/>
         <w:bCs/>
       </w:rPr>
     </w:tblStylePr>
     <w:tblStylePr w:type="lastCol">
       <w:rPr>
+        <w:rFonts w:eastAsia="黑体"/>
         <w:b/>
         <w:bCs/>
       </w:rPr>
@@ -5667,7 +5985,7 @@
         <w:spacing w:after="0" w:before="0" w:line="240" w:lineRule="auto"/>
       </w:pPr>
       <w:rPr>
-        <w:rFonts w:asciiTheme="majorHAnsi" w:cstheme="majorBidi" w:eastAsiaTheme="majorEastAsia" w:hAnsiTheme="majorHAnsi"/>
+        <w:rFonts w:asciiTheme="majorHAnsi" w:cstheme="majorBidi" w:hAnsiTheme="majorHAnsi" w:eastAsia="黑体"/>
         <w:b/>
         <w:bCs/>
       </w:rPr>
@@ -5688,7 +6006,7 @@
         <w:spacing w:after="0" w:before="0" w:line="240" w:lineRule="auto"/>
       </w:pPr>
       <w:rPr>
-        <w:rFonts w:asciiTheme="majorHAnsi" w:cstheme="majorBidi" w:eastAsiaTheme="majorEastAsia" w:hAnsiTheme="majorHAnsi"/>
+        <w:rFonts w:asciiTheme="majorHAnsi" w:cstheme="majorBidi" w:hAnsiTheme="majorHAnsi" w:eastAsia="黑体"/>
         <w:b/>
         <w:bCs/>
       </w:rPr>
@@ -5706,14 +6024,14 @@
     </w:tblStylePr>
     <w:tblStylePr w:type="firstCol">
       <w:rPr>
-        <w:rFonts w:asciiTheme="majorHAnsi" w:cstheme="majorBidi" w:eastAsiaTheme="majorEastAsia" w:hAnsiTheme="majorHAnsi"/>
+        <w:rFonts w:asciiTheme="majorHAnsi" w:cstheme="majorBidi" w:hAnsiTheme="majorHAnsi" w:eastAsia="黑体"/>
         <w:b/>
         <w:bCs/>
       </w:rPr>
     </w:tblStylePr>
     <w:tblStylePr w:type="lastCol">
       <w:rPr>
-        <w:rFonts w:asciiTheme="majorHAnsi" w:cstheme="majorBidi" w:eastAsiaTheme="majorEastAsia" w:hAnsiTheme="majorHAnsi"/>
+        <w:rFonts w:asciiTheme="majorHAnsi" w:cstheme="majorBidi" w:hAnsiTheme="majorHAnsi" w:eastAsia="黑体"/>
         <w:b/>
         <w:bCs/>
       </w:rPr>
@@ -5797,7 +6115,7 @@
         <w:spacing w:after="0" w:before="0" w:line="240" w:lineRule="auto"/>
       </w:pPr>
       <w:rPr>
-        <w:rFonts w:asciiTheme="majorHAnsi" w:cstheme="majorBidi" w:eastAsiaTheme="majorEastAsia" w:hAnsiTheme="majorHAnsi"/>
+        <w:rFonts w:asciiTheme="majorHAnsi" w:cstheme="majorBidi" w:hAnsiTheme="majorHAnsi" w:eastAsia="黑体"/>
         <w:b/>
         <w:bCs/>
       </w:rPr>
@@ -5818,7 +6136,7 @@
         <w:spacing w:after="0" w:before="0" w:line="240" w:lineRule="auto"/>
       </w:pPr>
       <w:rPr>
-        <w:rFonts w:asciiTheme="majorHAnsi" w:cstheme="majorBidi" w:eastAsiaTheme="majorEastAsia" w:hAnsiTheme="majorHAnsi"/>
+        <w:rFonts w:asciiTheme="majorHAnsi" w:cstheme="majorBidi" w:hAnsiTheme="majorHAnsi" w:eastAsia="黑体"/>
         <w:b/>
         <w:bCs/>
       </w:rPr>
@@ -5836,14 +6154,14 @@
     </w:tblStylePr>
     <w:tblStylePr w:type="firstCol">
       <w:rPr>
-        <w:rFonts w:asciiTheme="majorHAnsi" w:cstheme="majorBidi" w:eastAsiaTheme="majorEastAsia" w:hAnsiTheme="majorHAnsi"/>
+        <w:rFonts w:asciiTheme="majorHAnsi" w:cstheme="majorBidi" w:hAnsiTheme="majorHAnsi" w:eastAsia="黑体"/>
         <w:b/>
         <w:bCs/>
       </w:rPr>
     </w:tblStylePr>
     <w:tblStylePr w:type="lastCol">
       <w:rPr>
-        <w:rFonts w:asciiTheme="majorHAnsi" w:cstheme="majorBidi" w:eastAsiaTheme="majorEastAsia" w:hAnsiTheme="majorHAnsi"/>
+        <w:rFonts w:asciiTheme="majorHAnsi" w:cstheme="majorBidi" w:hAnsiTheme="majorHAnsi" w:eastAsia="黑体"/>
         <w:b/>
         <w:bCs/>
       </w:rPr>
@@ -5927,7 +6245,7 @@
         <w:spacing w:after="0" w:before="0" w:line="240" w:lineRule="auto"/>
       </w:pPr>
       <w:rPr>
-        <w:rFonts w:asciiTheme="majorHAnsi" w:cstheme="majorBidi" w:eastAsiaTheme="majorEastAsia" w:hAnsiTheme="majorHAnsi"/>
+        <w:rFonts w:asciiTheme="majorHAnsi" w:cstheme="majorBidi" w:hAnsiTheme="majorHAnsi" w:eastAsia="黑体"/>
         <w:b/>
         <w:bCs/>
       </w:rPr>
@@ -5948,7 +6266,7 @@
         <w:spacing w:after="0" w:before="0" w:line="240" w:lineRule="auto"/>
       </w:pPr>
       <w:rPr>
-        <w:rFonts w:asciiTheme="majorHAnsi" w:cstheme="majorBidi" w:eastAsiaTheme="majorEastAsia" w:hAnsiTheme="majorHAnsi"/>
+        <w:rFonts w:asciiTheme="majorHAnsi" w:cstheme="majorBidi" w:hAnsiTheme="majorHAnsi" w:eastAsia="黑体"/>
         <w:b/>
         <w:bCs/>
       </w:rPr>
@@ -5966,14 +6284,14 @@
     </w:tblStylePr>
     <w:tblStylePr w:type="firstCol">
       <w:rPr>
-        <w:rFonts w:asciiTheme="majorHAnsi" w:cstheme="majorBidi" w:eastAsiaTheme="majorEastAsia" w:hAnsiTheme="majorHAnsi"/>
+        <w:rFonts w:asciiTheme="majorHAnsi" w:cstheme="majorBidi" w:hAnsiTheme="majorHAnsi" w:eastAsia="黑体"/>
         <w:b/>
         <w:bCs/>
       </w:rPr>
     </w:tblStylePr>
     <w:tblStylePr w:type="lastCol">
       <w:rPr>
-        <w:rFonts w:asciiTheme="majorHAnsi" w:cstheme="majorBidi" w:eastAsiaTheme="majorEastAsia" w:hAnsiTheme="majorHAnsi"/>
+        <w:rFonts w:asciiTheme="majorHAnsi" w:cstheme="majorBidi" w:hAnsiTheme="majorHAnsi" w:eastAsia="黑体"/>
         <w:b/>
         <w:bCs/>
       </w:rPr>
@@ -6057,7 +6375,7 @@
         <w:spacing w:after="0" w:before="0" w:line="240" w:lineRule="auto"/>
       </w:pPr>
       <w:rPr>
-        <w:rFonts w:asciiTheme="majorHAnsi" w:cstheme="majorBidi" w:eastAsiaTheme="majorEastAsia" w:hAnsiTheme="majorHAnsi"/>
+        <w:rFonts w:asciiTheme="majorHAnsi" w:cstheme="majorBidi" w:hAnsiTheme="majorHAnsi" w:eastAsia="黑体"/>
         <w:b/>
         <w:bCs/>
       </w:rPr>
@@ -6078,7 +6396,7 @@
         <w:spacing w:after="0" w:before="0" w:line="240" w:lineRule="auto"/>
       </w:pPr>
       <w:rPr>
-        <w:rFonts w:asciiTheme="majorHAnsi" w:cstheme="majorBidi" w:eastAsiaTheme="majorEastAsia" w:hAnsiTheme="majorHAnsi"/>
+        <w:rFonts w:asciiTheme="majorHAnsi" w:cstheme="majorBidi" w:hAnsiTheme="majorHAnsi" w:eastAsia="黑体"/>
         <w:b/>
         <w:bCs/>
       </w:rPr>
@@ -6096,14 +6414,14 @@
     </w:tblStylePr>
     <w:tblStylePr w:type="firstCol">
       <w:rPr>
-        <w:rFonts w:asciiTheme="majorHAnsi" w:cstheme="majorBidi" w:eastAsiaTheme="majorEastAsia" w:hAnsiTheme="majorHAnsi"/>
+        <w:rFonts w:asciiTheme="majorHAnsi" w:cstheme="majorBidi" w:hAnsiTheme="majorHAnsi" w:eastAsia="黑体"/>
         <w:b/>
         <w:bCs/>
       </w:rPr>
     </w:tblStylePr>
     <w:tblStylePr w:type="lastCol">
       <w:rPr>
-        <w:rFonts w:asciiTheme="majorHAnsi" w:cstheme="majorBidi" w:eastAsiaTheme="majorEastAsia" w:hAnsiTheme="majorHAnsi"/>
+        <w:rFonts w:asciiTheme="majorHAnsi" w:cstheme="majorBidi" w:hAnsiTheme="majorHAnsi" w:eastAsia="黑体"/>
         <w:b/>
         <w:bCs/>
       </w:rPr>
@@ -6187,7 +6505,7 @@
         <w:spacing w:after="0" w:before="0" w:line="240" w:lineRule="auto"/>
       </w:pPr>
       <w:rPr>
-        <w:rFonts w:asciiTheme="majorHAnsi" w:cstheme="majorBidi" w:eastAsiaTheme="majorEastAsia" w:hAnsiTheme="majorHAnsi"/>
+        <w:rFonts w:asciiTheme="majorHAnsi" w:cstheme="majorBidi" w:hAnsiTheme="majorHAnsi" w:eastAsia="黑体"/>
         <w:b/>
         <w:bCs/>
       </w:rPr>
@@ -6208,7 +6526,7 @@
         <w:spacing w:after="0" w:before="0" w:line="240" w:lineRule="auto"/>
       </w:pPr>
       <w:rPr>
-        <w:rFonts w:asciiTheme="majorHAnsi" w:cstheme="majorBidi" w:eastAsiaTheme="majorEastAsia" w:hAnsiTheme="majorHAnsi"/>
+        <w:rFonts w:asciiTheme="majorHAnsi" w:cstheme="majorBidi" w:hAnsiTheme="majorHAnsi" w:eastAsia="黑体"/>
         <w:b/>
         <w:bCs/>
       </w:rPr>
@@ -6226,14 +6544,14 @@
     </w:tblStylePr>
     <w:tblStylePr w:type="firstCol">
       <w:rPr>
-        <w:rFonts w:asciiTheme="majorHAnsi" w:cstheme="majorBidi" w:eastAsiaTheme="majorEastAsia" w:hAnsiTheme="majorHAnsi"/>
+        <w:rFonts w:asciiTheme="majorHAnsi" w:cstheme="majorBidi" w:hAnsiTheme="majorHAnsi" w:eastAsia="黑体"/>
         <w:b/>
         <w:bCs/>
       </w:rPr>
     </w:tblStylePr>
     <w:tblStylePr w:type="lastCol">
       <w:rPr>
-        <w:rFonts w:asciiTheme="majorHAnsi" w:cstheme="majorBidi" w:eastAsiaTheme="majorEastAsia" w:hAnsiTheme="majorHAnsi"/>
+        <w:rFonts w:asciiTheme="majorHAnsi" w:cstheme="majorBidi" w:hAnsiTheme="majorHAnsi" w:eastAsia="黑体"/>
         <w:b/>
         <w:bCs/>
       </w:rPr>
@@ -6317,7 +6635,7 @@
         <w:spacing w:after="0" w:before="0" w:line="240" w:lineRule="auto"/>
       </w:pPr>
       <w:rPr>
-        <w:rFonts w:asciiTheme="majorHAnsi" w:cstheme="majorBidi" w:eastAsiaTheme="majorEastAsia" w:hAnsiTheme="majorHAnsi"/>
+        <w:rFonts w:asciiTheme="majorHAnsi" w:cstheme="majorBidi" w:hAnsiTheme="majorHAnsi" w:eastAsia="黑体"/>
         <w:b/>
         <w:bCs/>
       </w:rPr>
@@ -6338,7 +6656,7 @@
         <w:spacing w:after="0" w:before="0" w:line="240" w:lineRule="auto"/>
       </w:pPr>
       <w:rPr>
-        <w:rFonts w:asciiTheme="majorHAnsi" w:cstheme="majorBidi" w:eastAsiaTheme="majorEastAsia" w:hAnsiTheme="majorHAnsi"/>
+        <w:rFonts w:asciiTheme="majorHAnsi" w:cstheme="majorBidi" w:hAnsiTheme="majorHAnsi" w:eastAsia="黑体"/>
         <w:b/>
         <w:bCs/>
       </w:rPr>
@@ -6356,14 +6674,14 @@
     </w:tblStylePr>
     <w:tblStylePr w:type="firstCol">
       <w:rPr>
-        <w:rFonts w:asciiTheme="majorHAnsi" w:cstheme="majorBidi" w:eastAsiaTheme="majorEastAsia" w:hAnsiTheme="majorHAnsi"/>
+        <w:rFonts w:asciiTheme="majorHAnsi" w:cstheme="majorBidi" w:hAnsiTheme="majorHAnsi" w:eastAsia="黑体"/>
         <w:b/>
         <w:bCs/>
       </w:rPr>
     </w:tblStylePr>
     <w:tblStylePr w:type="lastCol">
       <w:rPr>
-        <w:rFonts w:asciiTheme="majorHAnsi" w:cstheme="majorBidi" w:eastAsiaTheme="majorEastAsia" w:hAnsiTheme="majorHAnsi"/>
+        <w:rFonts w:asciiTheme="majorHAnsi" w:cstheme="majorBidi" w:hAnsiTheme="majorHAnsi" w:eastAsia="黑体"/>
         <w:b/>
         <w:bCs/>
       </w:rPr>
@@ -6447,7 +6765,7 @@
         <w:spacing w:after="0" w:before="0" w:line="240" w:lineRule="auto"/>
       </w:pPr>
       <w:rPr>
-        <w:rFonts w:asciiTheme="majorHAnsi" w:cstheme="majorBidi" w:eastAsiaTheme="majorEastAsia" w:hAnsiTheme="majorHAnsi"/>
+        <w:rFonts w:asciiTheme="majorHAnsi" w:cstheme="majorBidi" w:hAnsiTheme="majorHAnsi" w:eastAsia="黑体"/>
         <w:b/>
         <w:bCs/>
       </w:rPr>
@@ -6468,7 +6786,7 @@
         <w:spacing w:after="0" w:before="0" w:line="240" w:lineRule="auto"/>
       </w:pPr>
       <w:rPr>
-        <w:rFonts w:asciiTheme="majorHAnsi" w:cstheme="majorBidi" w:eastAsiaTheme="majorEastAsia" w:hAnsiTheme="majorHAnsi"/>
+        <w:rFonts w:asciiTheme="majorHAnsi" w:cstheme="majorBidi" w:hAnsiTheme="majorHAnsi" w:eastAsia="黑体"/>
         <w:b/>
         <w:bCs/>
       </w:rPr>
@@ -6486,14 +6804,14 @@
     </w:tblStylePr>
     <w:tblStylePr w:type="firstCol">
       <w:rPr>
-        <w:rFonts w:asciiTheme="majorHAnsi" w:cstheme="majorBidi" w:eastAsiaTheme="majorEastAsia" w:hAnsiTheme="majorHAnsi"/>
+        <w:rFonts w:asciiTheme="majorHAnsi" w:cstheme="majorBidi" w:hAnsiTheme="majorHAnsi" w:eastAsia="黑体"/>
         <w:b/>
         <w:bCs/>
       </w:rPr>
     </w:tblStylePr>
     <w:tblStylePr w:type="lastCol">
       <w:rPr>
-        <w:rFonts w:asciiTheme="majorHAnsi" w:cstheme="majorBidi" w:eastAsiaTheme="majorEastAsia" w:hAnsiTheme="majorHAnsi"/>
+        <w:rFonts w:asciiTheme="majorHAnsi" w:cstheme="majorBidi" w:hAnsiTheme="majorHAnsi" w:eastAsia="黑体"/>
         <w:b/>
         <w:bCs/>
       </w:rPr>
@@ -6576,6 +6894,7 @@
         <w:spacing w:after="0" w:before="0" w:line="240" w:lineRule="auto"/>
       </w:pPr>
       <w:rPr>
+        <w:rFonts w:eastAsia="黑体"/>
         <w:b/>
         <w:bCs/>
         <w:color w:themeColor="background1" w:val="FFFFFF"/>
@@ -6598,6 +6917,7 @@
         <w:spacing w:after="0" w:before="0" w:line="240" w:lineRule="auto"/>
       </w:pPr>
       <w:rPr>
+        <w:rFonts w:eastAsia="黑体"/>
         <w:b/>
         <w:bCs/>
       </w:rPr>
@@ -6615,12 +6935,14 @@
     </w:tblStylePr>
     <w:tblStylePr w:type="firstCol">
       <w:rPr>
+        <w:rFonts w:eastAsia="黑体"/>
         <w:b/>
         <w:bCs/>
       </w:rPr>
     </w:tblStylePr>
     <w:tblStylePr w:type="lastCol">
       <w:rPr>
+        <w:rFonts w:eastAsia="黑体"/>
         <w:b/>
         <w:bCs/>
       </w:rPr>
@@ -6682,6 +7004,7 @@
         <w:spacing w:after="0" w:before="0" w:line="240" w:lineRule="auto"/>
       </w:pPr>
       <w:rPr>
+        <w:rFonts w:eastAsia="黑体"/>
         <w:b/>
         <w:bCs/>
         <w:color w:themeColor="background1" w:val="FFFFFF"/>
@@ -6704,6 +7027,7 @@
         <w:spacing w:after="0" w:before="0" w:line="240" w:lineRule="auto"/>
       </w:pPr>
       <w:rPr>
+        <w:rFonts w:eastAsia="黑体"/>
         <w:b/>
         <w:bCs/>
       </w:rPr>
@@ -6721,12 +7045,14 @@
     </w:tblStylePr>
     <w:tblStylePr w:type="firstCol">
       <w:rPr>
+        <w:rFonts w:eastAsia="黑体"/>
         <w:b/>
         <w:bCs/>
       </w:rPr>
     </w:tblStylePr>
     <w:tblStylePr w:type="lastCol">
       <w:rPr>
+        <w:rFonts w:eastAsia="黑体"/>
         <w:b/>
         <w:bCs/>
       </w:rPr>
@@ -6788,6 +7114,7 @@
         <w:spacing w:after="0" w:before="0" w:line="240" w:lineRule="auto"/>
       </w:pPr>
       <w:rPr>
+        <w:rFonts w:eastAsia="黑体"/>
         <w:b/>
         <w:bCs/>
         <w:color w:themeColor="background1" w:val="FFFFFF"/>
@@ -6810,6 +7137,7 @@
         <w:spacing w:after="0" w:before="0" w:line="240" w:lineRule="auto"/>
       </w:pPr>
       <w:rPr>
+        <w:rFonts w:eastAsia="黑体"/>
         <w:b/>
         <w:bCs/>
       </w:rPr>
@@ -6827,12 +7155,14 @@
     </w:tblStylePr>
     <w:tblStylePr w:type="firstCol">
       <w:rPr>
+        <w:rFonts w:eastAsia="黑体"/>
         <w:b/>
         <w:bCs/>
       </w:rPr>
     </w:tblStylePr>
     <w:tblStylePr w:type="lastCol">
       <w:rPr>
+        <w:rFonts w:eastAsia="黑体"/>
         <w:b/>
         <w:bCs/>
       </w:rPr>
@@ -6894,6 +7224,7 @@
         <w:spacing w:after="0" w:before="0" w:line="240" w:lineRule="auto"/>
       </w:pPr>
       <w:rPr>
+        <w:rFonts w:eastAsia="黑体"/>
         <w:b/>
         <w:bCs/>
         <w:color w:themeColor="background1" w:val="FFFFFF"/>
@@ -6916,6 +7247,7 @@
         <w:spacing w:after="0" w:before="0" w:line="240" w:lineRule="auto"/>
       </w:pPr>
       <w:rPr>
+        <w:rFonts w:eastAsia="黑体"/>
         <w:b/>
         <w:bCs/>
       </w:rPr>
@@ -6933,12 +7265,14 @@
     </w:tblStylePr>
     <w:tblStylePr w:type="firstCol">
       <w:rPr>
+        <w:rFonts w:eastAsia="黑体"/>
         <w:b/>
         <w:bCs/>
       </w:rPr>
     </w:tblStylePr>
     <w:tblStylePr w:type="lastCol">
       <w:rPr>
+        <w:rFonts w:eastAsia="黑体"/>
         <w:b/>
         <w:bCs/>
       </w:rPr>
@@ -7000,6 +7334,7 @@
         <w:spacing w:after="0" w:before="0" w:line="240" w:lineRule="auto"/>
       </w:pPr>
       <w:rPr>
+        <w:rFonts w:eastAsia="黑体"/>
         <w:b/>
         <w:bCs/>
         <w:color w:themeColor="background1" w:val="FFFFFF"/>
@@ -7022,6 +7357,7 @@
         <w:spacing w:after="0" w:before="0" w:line="240" w:lineRule="auto"/>
       </w:pPr>
       <w:rPr>
+        <w:rFonts w:eastAsia="黑体"/>
         <w:b/>
         <w:bCs/>
       </w:rPr>
@@ -7039,12 +7375,14 @@
     </w:tblStylePr>
     <w:tblStylePr w:type="firstCol">
       <w:rPr>
+        <w:rFonts w:eastAsia="黑体"/>
         <w:b/>
         <w:bCs/>
       </w:rPr>
     </w:tblStylePr>
     <w:tblStylePr w:type="lastCol">
       <w:rPr>
+        <w:rFonts w:eastAsia="黑体"/>
         <w:b/>
         <w:bCs/>
       </w:rPr>
@@ -7106,6 +7444,7 @@
         <w:spacing w:after="0" w:before="0" w:line="240" w:lineRule="auto"/>
       </w:pPr>
       <w:rPr>
+        <w:rFonts w:eastAsia="黑体"/>
         <w:b/>
         <w:bCs/>
         <w:color w:themeColor="background1" w:val="FFFFFF"/>
@@ -7128,6 +7467,7 @@
         <w:spacing w:after="0" w:before="0" w:line="240" w:lineRule="auto"/>
       </w:pPr>
       <w:rPr>
+        <w:rFonts w:eastAsia="黑体"/>
         <w:b/>
         <w:bCs/>
       </w:rPr>
@@ -7145,12 +7485,14 @@
     </w:tblStylePr>
     <w:tblStylePr w:type="firstCol">
       <w:rPr>
+        <w:rFonts w:eastAsia="黑体"/>
         <w:b/>
         <w:bCs/>
       </w:rPr>
     </w:tblStylePr>
     <w:tblStylePr w:type="lastCol">
       <w:rPr>
+        <w:rFonts w:eastAsia="黑体"/>
         <w:b/>
         <w:bCs/>
       </w:rPr>
@@ -7212,6 +7554,7 @@
         <w:spacing w:after="0" w:before="0" w:line="240" w:lineRule="auto"/>
       </w:pPr>
       <w:rPr>
+        <w:rFonts w:eastAsia="黑体"/>
         <w:b/>
         <w:bCs/>
         <w:color w:themeColor="background1" w:val="FFFFFF"/>
@@ -7234,6 +7577,7 @@
         <w:spacing w:after="0" w:before="0" w:line="240" w:lineRule="auto"/>
       </w:pPr>
       <w:rPr>
+        <w:rFonts w:eastAsia="黑体"/>
         <w:b/>
         <w:bCs/>
       </w:rPr>
@@ -7251,12 +7595,14 @@
     </w:tblStylePr>
     <w:tblStylePr w:type="firstCol">
       <w:rPr>
+        <w:rFonts w:eastAsia="黑体"/>
         <w:b/>
         <w:bCs/>
       </w:rPr>
     </w:tblStylePr>
     <w:tblStylePr w:type="lastCol">
       <w:rPr>
+        <w:rFonts w:eastAsia="黑体"/>
         <w:b/>
         <w:bCs/>
       </w:rPr>
@@ -7315,6 +7661,7 @@
         <w:spacing w:after="0" w:before="0" w:line="240" w:lineRule="auto"/>
       </w:pPr>
       <w:rPr>
+        <w:rFonts w:eastAsia="黑体"/>
         <w:b/>
         <w:bCs/>
         <w:color w:themeColor="background1" w:val="FFFFFF"/>
@@ -7337,6 +7684,7 @@
         <w:spacing w:after="0" w:before="0" w:line="240" w:lineRule="auto"/>
       </w:pPr>
       <w:rPr>
+        <w:rFonts w:eastAsia="黑体"/>
         <w:color w:val="auto"/>
       </w:rPr>
       <w:tblPr/>
@@ -7354,6 +7702,7 @@
     </w:tblStylePr>
     <w:tblStylePr w:type="firstCol">
       <w:rPr>
+        <w:rFonts w:eastAsia="黑体"/>
         <w:b/>
         <w:bCs/>
         <w:color w:themeColor="background1" w:val="FFFFFF"/>
@@ -7373,6 +7722,7 @@
     </w:tblStylePr>
     <w:tblStylePr w:type="lastCol">
       <w:rPr>
+        <w:rFonts w:eastAsia="黑体"/>
         <w:b/>
         <w:bCs/>
         <w:color w:themeColor="background1" w:val="FFFFFF"/>
@@ -7421,6 +7771,7 @@
     </w:tblStylePr>
     <w:tblStylePr w:type="nwCell">
       <w:rPr>
+        <w:rFonts w:eastAsia="黑体"/>
         <w:color w:themeColor="background1" w:val="FFFFFF"/>
       </w:rPr>
       <w:tblPr/>
@@ -7464,6 +7815,7 @@
         <w:spacing w:after="0" w:before="0" w:line="240" w:lineRule="auto"/>
       </w:pPr>
       <w:rPr>
+        <w:rFonts w:eastAsia="黑体"/>
         <w:b/>
         <w:bCs/>
         <w:color w:themeColor="background1" w:val="FFFFFF"/>
@@ -7486,6 +7838,7 @@
         <w:spacing w:after="0" w:before="0" w:line="240" w:lineRule="auto"/>
       </w:pPr>
       <w:rPr>
+        <w:rFonts w:eastAsia="黑体"/>
         <w:color w:val="auto"/>
       </w:rPr>
       <w:tblPr/>
@@ -7503,6 +7856,7 @@
     </w:tblStylePr>
     <w:tblStylePr w:type="firstCol">
       <w:rPr>
+        <w:rFonts w:eastAsia="黑体"/>
         <w:b/>
         <w:bCs/>
         <w:color w:themeColor="background1" w:val="FFFFFF"/>
@@ -7522,6 +7876,7 @@
     </w:tblStylePr>
     <w:tblStylePr w:type="lastCol">
       <w:rPr>
+        <w:rFonts w:eastAsia="黑体"/>
         <w:b/>
         <w:bCs/>
         <w:color w:themeColor="background1" w:val="FFFFFF"/>
@@ -7570,6 +7925,7 @@
     </w:tblStylePr>
     <w:tblStylePr w:type="nwCell">
       <w:rPr>
+        <w:rFonts w:eastAsia="黑体"/>
         <w:color w:themeColor="background1" w:val="FFFFFF"/>
       </w:rPr>
       <w:tblPr/>
@@ -7613,6 +7969,7 @@
         <w:spacing w:after="0" w:before="0" w:line="240" w:lineRule="auto"/>
       </w:pPr>
       <w:rPr>
+        <w:rFonts w:eastAsia="黑体"/>
         <w:b/>
         <w:bCs/>
         <w:color w:themeColor="background1" w:val="FFFFFF"/>
@@ -7635,6 +7992,7 @@
         <w:spacing w:after="0" w:before="0" w:line="240" w:lineRule="auto"/>
       </w:pPr>
       <w:rPr>
+        <w:rFonts w:eastAsia="黑体"/>
         <w:color w:val="auto"/>
       </w:rPr>
       <w:tblPr/>
@@ -7652,6 +8010,7 @@
     </w:tblStylePr>
     <w:tblStylePr w:type="firstCol">
       <w:rPr>
+        <w:rFonts w:eastAsia="黑体"/>
         <w:b/>
         <w:bCs/>
         <w:color w:themeColor="background1" w:val="FFFFFF"/>
@@ -7671,6 +8030,7 @@
     </w:tblStylePr>
     <w:tblStylePr w:type="lastCol">
       <w:rPr>
+        <w:rFonts w:eastAsia="黑体"/>
         <w:b/>
         <w:bCs/>
         <w:color w:themeColor="background1" w:val="FFFFFF"/>
@@ -7719,6 +8079,7 @@
     </w:tblStylePr>
     <w:tblStylePr w:type="nwCell">
       <w:rPr>
+        <w:rFonts w:eastAsia="黑体"/>
         <w:color w:themeColor="background1" w:val="FFFFFF"/>
       </w:rPr>
       <w:tblPr/>
@@ -7762,6 +8123,7 @@
         <w:spacing w:after="0" w:before="0" w:line="240" w:lineRule="auto"/>
       </w:pPr>
       <w:rPr>
+        <w:rFonts w:eastAsia="黑体"/>
         <w:b/>
         <w:bCs/>
         <w:color w:themeColor="background1" w:val="FFFFFF"/>
@@ -7784,6 +8146,7 @@
         <w:spacing w:after="0" w:before="0" w:line="240" w:lineRule="auto"/>
       </w:pPr>
       <w:rPr>
+        <w:rFonts w:eastAsia="黑体"/>
         <w:color w:val="auto"/>
       </w:rPr>
       <w:tblPr/>
@@ -7801,6 +8164,7 @@
     </w:tblStylePr>
     <w:tblStylePr w:type="firstCol">
       <w:rPr>
+        <w:rFonts w:eastAsia="黑体"/>
         <w:b/>
         <w:bCs/>
         <w:color w:themeColor="background1" w:val="FFFFFF"/>
@@ -7820,6 +8184,7 @@
     </w:tblStylePr>
     <w:tblStylePr w:type="lastCol">
       <w:rPr>
+        <w:rFonts w:eastAsia="黑体"/>
         <w:b/>
         <w:bCs/>
         <w:color w:themeColor="background1" w:val="FFFFFF"/>
@@ -7868,6 +8233,7 @@
     </w:tblStylePr>
     <w:tblStylePr w:type="nwCell">
       <w:rPr>
+        <w:rFonts w:eastAsia="黑体"/>
         <w:color w:themeColor="background1" w:val="FFFFFF"/>
       </w:rPr>
       <w:tblPr/>
@@ -7911,6 +8277,7 @@
         <w:spacing w:after="0" w:before="0" w:line="240" w:lineRule="auto"/>
       </w:pPr>
       <w:rPr>
+        <w:rFonts w:eastAsia="黑体"/>
         <w:b/>
         <w:bCs/>
         <w:color w:themeColor="background1" w:val="FFFFFF"/>
@@ -7933,6 +8300,7 @@
         <w:spacing w:after="0" w:before="0" w:line="240" w:lineRule="auto"/>
       </w:pPr>
       <w:rPr>
+        <w:rFonts w:eastAsia="黑体"/>
         <w:color w:val="auto"/>
       </w:rPr>
       <w:tblPr/>
@@ -7950,6 +8318,7 @@
     </w:tblStylePr>
     <w:tblStylePr w:type="firstCol">
       <w:rPr>
+        <w:rFonts w:eastAsia="黑体"/>
         <w:b/>
         <w:bCs/>
         <w:color w:themeColor="background1" w:val="FFFFFF"/>
@@ -7969,6 +8338,7 @@
     </w:tblStylePr>
     <w:tblStylePr w:type="lastCol">
       <w:rPr>
+        <w:rFonts w:eastAsia="黑体"/>
         <w:b/>
         <w:bCs/>
         <w:color w:themeColor="background1" w:val="FFFFFF"/>
@@ -8017,6 +8387,7 @@
     </w:tblStylePr>
     <w:tblStylePr w:type="nwCell">
       <w:rPr>
+        <w:rFonts w:eastAsia="黑体"/>
         <w:color w:themeColor="background1" w:val="FFFFFF"/>
       </w:rPr>
       <w:tblPr/>
@@ -8060,6 +8431,7 @@
         <w:spacing w:after="0" w:before="0" w:line="240" w:lineRule="auto"/>
       </w:pPr>
       <w:rPr>
+        <w:rFonts w:eastAsia="黑体"/>
         <w:b/>
         <w:bCs/>
         <w:color w:themeColor="background1" w:val="FFFFFF"/>
@@ -8082,6 +8454,7 @@
         <w:spacing w:after="0" w:before="0" w:line="240" w:lineRule="auto"/>
       </w:pPr>
       <w:rPr>
+        <w:rFonts w:eastAsia="黑体"/>
         <w:color w:val="auto"/>
       </w:rPr>
       <w:tblPr/>
@@ -8099,6 +8472,7 @@
     </w:tblStylePr>
     <w:tblStylePr w:type="firstCol">
       <w:rPr>
+        <w:rFonts w:eastAsia="黑体"/>
         <w:b/>
         <w:bCs/>
         <w:color w:themeColor="background1" w:val="FFFFFF"/>
@@ -8118,6 +8492,7 @@
     </w:tblStylePr>
     <w:tblStylePr w:type="lastCol">
       <w:rPr>
+        <w:rFonts w:eastAsia="黑体"/>
         <w:b/>
         <w:bCs/>
         <w:color w:themeColor="background1" w:val="FFFFFF"/>
@@ -8166,6 +8541,7 @@
     </w:tblStylePr>
     <w:tblStylePr w:type="nwCell">
       <w:rPr>
+        <w:rFonts w:eastAsia="黑体"/>
         <w:color w:themeColor="background1" w:val="FFFFFF"/>
       </w:rPr>
       <w:tblPr/>
@@ -8209,6 +8585,7 @@
         <w:spacing w:after="0" w:before="0" w:line="240" w:lineRule="auto"/>
       </w:pPr>
       <w:rPr>
+        <w:rFonts w:eastAsia="黑体"/>
         <w:b/>
         <w:bCs/>
         <w:color w:themeColor="background1" w:val="FFFFFF"/>
@@ -8231,6 +8608,7 @@
         <w:spacing w:after="0" w:before="0" w:line="240" w:lineRule="auto"/>
       </w:pPr>
       <w:rPr>
+        <w:rFonts w:eastAsia="黑体"/>
         <w:color w:val="auto"/>
       </w:rPr>
       <w:tblPr/>
@@ -8248,6 +8626,7 @@
     </w:tblStylePr>
     <w:tblStylePr w:type="firstCol">
       <w:rPr>
+        <w:rFonts w:eastAsia="黑体"/>
         <w:b/>
         <w:bCs/>
         <w:color w:themeColor="background1" w:val="FFFFFF"/>
@@ -8267,6 +8646,7 @@
     </w:tblStylePr>
     <w:tblStylePr w:type="lastCol">
       <w:rPr>
+        <w:rFonts w:eastAsia="黑体"/>
         <w:b/>
         <w:bCs/>
         <w:color w:themeColor="background1" w:val="FFFFFF"/>
@@ -8315,6 +8695,7 @@
     </w:tblStylePr>
     <w:tblStylePr w:type="nwCell">
       <w:rPr>
+        <w:rFonts w:eastAsia="黑体"/>
         <w:color w:themeColor="background1" w:val="FFFFFF"/>
       </w:rPr>
       <w:tblPr/>
@@ -8339,6 +8720,7 @@
       <w:spacing w:after="0" w:line="240" w:lineRule="auto"/>
     </w:pPr>
     <w:rPr>
+      <w:rFonts w:eastAsia="黑体"/>
       <w:color w:themeColor="text1" w:val="000000"/>
     </w:rPr>
     <w:tblPr>
@@ -8358,7 +8740,7 @@
     </w:tblPr>
     <w:tblStylePr w:type="firstRow">
       <w:rPr>
-        <w:rFonts w:asciiTheme="majorHAnsi" w:cstheme="majorBidi" w:eastAsiaTheme="majorEastAsia" w:hAnsiTheme="majorHAnsi"/>
+        <w:rFonts w:asciiTheme="majorHAnsi" w:cstheme="majorBidi" w:hAnsiTheme="majorHAnsi" w:eastAsia="黑体"/>
       </w:rPr>
       <w:tblPr/>
       <w:tcPr>
@@ -8370,6 +8752,7 @@
     </w:tblStylePr>
     <w:tblStylePr w:type="lastRow">
       <w:rPr>
+        <w:rFonts w:eastAsia="黑体"/>
         <w:b/>
         <w:bCs/>
         <w:color w:themeColor="text2" w:val="1F497D"/>
@@ -8384,12 +8767,14 @@
     </w:tblStylePr>
     <w:tblStylePr w:type="firstCol">
       <w:rPr>
+        <w:rFonts w:eastAsia="黑体"/>
         <w:b/>
         <w:bCs/>
       </w:rPr>
     </w:tblStylePr>
     <w:tblStylePr w:type="lastCol">
       <w:rPr>
+        <w:rFonts w:eastAsia="黑体"/>
         <w:b/>
         <w:bCs/>
       </w:rPr>
@@ -8423,6 +8808,7 @@
       <w:spacing w:after="0" w:line="240" w:lineRule="auto"/>
     </w:pPr>
     <w:rPr>
+      <w:rFonts w:eastAsia="黑体"/>
       <w:color w:themeColor="text1" w:val="000000"/>
     </w:rPr>
     <w:tblPr>
@@ -8442,7 +8828,7 @@
     </w:tblPr>
     <w:tblStylePr w:type="firstRow">
       <w:rPr>
-        <w:rFonts w:asciiTheme="majorHAnsi" w:cstheme="majorBidi" w:eastAsiaTheme="majorEastAsia" w:hAnsiTheme="majorHAnsi"/>
+        <w:rFonts w:asciiTheme="majorHAnsi" w:cstheme="majorBidi" w:hAnsiTheme="majorHAnsi" w:eastAsia="黑体"/>
       </w:rPr>
       <w:tblPr/>
       <w:tcPr>
@@ -8454,6 +8840,7 @@
     </w:tblStylePr>
     <w:tblStylePr w:type="lastRow">
       <w:rPr>
+        <w:rFonts w:eastAsia="黑体"/>
         <w:b/>
         <w:bCs/>
         <w:color w:themeColor="text2" w:val="1F497D"/>
@@ -8468,12 +8855,14 @@
     </w:tblStylePr>
     <w:tblStylePr w:type="firstCol">
       <w:rPr>
+        <w:rFonts w:eastAsia="黑体"/>
         <w:b/>
         <w:bCs/>
       </w:rPr>
     </w:tblStylePr>
     <w:tblStylePr w:type="lastCol">
       <w:rPr>
+        <w:rFonts w:eastAsia="黑体"/>
         <w:b/>
         <w:bCs/>
       </w:rPr>
@@ -8507,6 +8896,7 @@
       <w:spacing w:after="0" w:line="240" w:lineRule="auto"/>
     </w:pPr>
     <w:rPr>
+      <w:rFonts w:eastAsia="黑体"/>
       <w:color w:themeColor="text1" w:val="000000"/>
     </w:rPr>
     <w:tblPr>
@@ -8526,7 +8916,7 @@
     </w:tblPr>
     <w:tblStylePr w:type="firstRow">
       <w:rPr>
-        <w:rFonts w:asciiTheme="majorHAnsi" w:cstheme="majorBidi" w:eastAsiaTheme="majorEastAsia" w:hAnsiTheme="majorHAnsi"/>
+        <w:rFonts w:asciiTheme="majorHAnsi" w:cstheme="majorBidi" w:hAnsiTheme="majorHAnsi" w:eastAsia="黑体"/>
       </w:rPr>
       <w:tblPr/>
       <w:tcPr>
@@ -8538,6 +8928,7 @@
     </w:tblStylePr>
     <w:tblStylePr w:type="lastRow">
       <w:rPr>
+        <w:rFonts w:eastAsia="黑体"/>
         <w:b/>
         <w:bCs/>
         <w:color w:themeColor="text2" w:val="1F497D"/>
@@ -8552,12 +8943,14 @@
     </w:tblStylePr>
     <w:tblStylePr w:type="firstCol">
       <w:rPr>
+        <w:rFonts w:eastAsia="黑体"/>
         <w:b/>
         <w:bCs/>
       </w:rPr>
     </w:tblStylePr>
     <w:tblStylePr w:type="lastCol">
       <w:rPr>
+        <w:rFonts w:eastAsia="黑体"/>
         <w:b/>
         <w:bCs/>
       </w:rPr>
@@ -8591,6 +8984,7 @@
       <w:spacing w:after="0" w:line="240" w:lineRule="auto"/>
     </w:pPr>
     <w:rPr>
+      <w:rFonts w:eastAsia="黑体"/>
       <w:color w:themeColor="text1" w:val="000000"/>
     </w:rPr>
     <w:tblPr>
@@ -8610,7 +9004,7 @@
     </w:tblPr>
     <w:tblStylePr w:type="firstRow">
       <w:rPr>
-        <w:rFonts w:asciiTheme="majorHAnsi" w:cstheme="majorBidi" w:eastAsiaTheme="majorEastAsia" w:hAnsiTheme="majorHAnsi"/>
+        <w:rFonts w:asciiTheme="majorHAnsi" w:cstheme="majorBidi" w:hAnsiTheme="majorHAnsi" w:eastAsia="黑体"/>
       </w:rPr>
       <w:tblPr/>
       <w:tcPr>
@@ -8622,6 +9016,7 @@
     </w:tblStylePr>
     <w:tblStylePr w:type="lastRow">
       <w:rPr>
+        <w:rFonts w:eastAsia="黑体"/>
         <w:b/>
         <w:bCs/>
         <w:color w:themeColor="text2" w:val="1F497D"/>
@@ -8636,12 +9031,14 @@
     </w:tblStylePr>
     <w:tblStylePr w:type="firstCol">
       <w:rPr>
+        <w:rFonts w:eastAsia="黑体"/>
         <w:b/>
         <w:bCs/>
       </w:rPr>
     </w:tblStylePr>
     <w:tblStylePr w:type="lastCol">
       <w:rPr>
+        <w:rFonts w:eastAsia="黑体"/>
         <w:b/>
         <w:bCs/>
       </w:rPr>
@@ -8675,6 +9072,7 @@
       <w:spacing w:after="0" w:line="240" w:lineRule="auto"/>
     </w:pPr>
     <w:rPr>
+      <w:rFonts w:eastAsia="黑体"/>
       <w:color w:themeColor="text1" w:val="000000"/>
     </w:rPr>
     <w:tblPr>
@@ -8694,7 +9092,7 @@
     </w:tblPr>
     <w:tblStylePr w:type="firstRow">
       <w:rPr>
-        <w:rFonts w:asciiTheme="majorHAnsi" w:cstheme="majorBidi" w:eastAsiaTheme="majorEastAsia" w:hAnsiTheme="majorHAnsi"/>
+        <w:rFonts w:asciiTheme="majorHAnsi" w:cstheme="majorBidi" w:hAnsiTheme="majorHAnsi" w:eastAsia="黑体"/>
       </w:rPr>
       <w:tblPr/>
       <w:tcPr>
@@ -8706,6 +9104,7 @@
     </w:tblStylePr>
     <w:tblStylePr w:type="lastRow">
       <w:rPr>
+        <w:rFonts w:eastAsia="黑体"/>
         <w:b/>
         <w:bCs/>
         <w:color w:themeColor="text2" w:val="1F497D"/>
@@ -8720,12 +9119,14 @@
     </w:tblStylePr>
     <w:tblStylePr w:type="firstCol">
       <w:rPr>
+        <w:rFonts w:eastAsia="黑体"/>
         <w:b/>
         <w:bCs/>
       </w:rPr>
     </w:tblStylePr>
     <w:tblStylePr w:type="lastCol">
       <w:rPr>
+        <w:rFonts w:eastAsia="黑体"/>
         <w:b/>
         <w:bCs/>
       </w:rPr>
@@ -8759,6 +9160,7 @@
       <w:spacing w:after="0" w:line="240" w:lineRule="auto"/>
     </w:pPr>
     <w:rPr>
+      <w:rFonts w:eastAsia="黑体"/>
       <w:color w:themeColor="text1" w:val="000000"/>
     </w:rPr>
     <w:tblPr>
@@ -8778,7 +9180,7 @@
     </w:tblPr>
     <w:tblStylePr w:type="firstRow">
       <w:rPr>
-        <w:rFonts w:asciiTheme="majorHAnsi" w:cstheme="majorBidi" w:eastAsiaTheme="majorEastAsia" w:hAnsiTheme="majorHAnsi"/>
+        <w:rFonts w:asciiTheme="majorHAnsi" w:cstheme="majorBidi" w:hAnsiTheme="majorHAnsi" w:eastAsia="黑体"/>
       </w:rPr>
       <w:tblPr/>
       <w:tcPr>
@@ -8790,6 +9192,7 @@
     </w:tblStylePr>
     <w:tblStylePr w:type="lastRow">
       <w:rPr>
+        <w:rFonts w:eastAsia="黑体"/>
         <w:b/>
         <w:bCs/>
         <w:color w:themeColor="text2" w:val="1F497D"/>
@@ -8804,12 +9207,14 @@
     </w:tblStylePr>
     <w:tblStylePr w:type="firstCol">
       <w:rPr>
+        <w:rFonts w:eastAsia="黑体"/>
         <w:b/>
         <w:bCs/>
       </w:rPr>
     </w:tblStylePr>
     <w:tblStylePr w:type="lastCol">
       <w:rPr>
+        <w:rFonts w:eastAsia="黑体"/>
         <w:b/>
         <w:bCs/>
       </w:rPr>
@@ -8843,6 +9248,7 @@
       <w:spacing w:after="0" w:line="240" w:lineRule="auto"/>
     </w:pPr>
     <w:rPr>
+      <w:rFonts w:eastAsia="黑体"/>
       <w:color w:themeColor="text1" w:val="000000"/>
     </w:rPr>
     <w:tblPr>
@@ -8862,7 +9268,7 @@
     </w:tblPr>
     <w:tblStylePr w:type="firstRow">
       <w:rPr>
-        <w:rFonts w:asciiTheme="majorHAnsi" w:cstheme="majorBidi" w:eastAsiaTheme="majorEastAsia" w:hAnsiTheme="majorHAnsi"/>
+        <w:rFonts w:asciiTheme="majorHAnsi" w:cstheme="majorBidi" w:hAnsiTheme="majorHAnsi" w:eastAsia="黑体"/>
       </w:rPr>
       <w:tblPr/>
       <w:tcPr>
@@ -8874,6 +9280,7 @@
     </w:tblStylePr>
     <w:tblStylePr w:type="lastRow">
       <w:rPr>
+        <w:rFonts w:eastAsia="黑体"/>
         <w:b/>
         <w:bCs/>
         <w:color w:themeColor="text2" w:val="1F497D"/>
@@ -8888,12 +9295,14 @@
     </w:tblStylePr>
     <w:tblStylePr w:type="firstCol">
       <w:rPr>
+        <w:rFonts w:eastAsia="黑体"/>
         <w:b/>
         <w:bCs/>
       </w:rPr>
     </w:tblStylePr>
     <w:tblStylePr w:type="lastCol">
       <w:rPr>
+        <w:rFonts w:eastAsia="黑体"/>
         <w:b/>
         <w:bCs/>
       </w:rPr>
@@ -8927,7 +9336,7 @@
       <w:spacing w:after="0" w:line="240" w:lineRule="auto"/>
     </w:pPr>
     <w:rPr>
-      <w:rFonts w:asciiTheme="majorHAnsi" w:cstheme="majorBidi" w:eastAsiaTheme="majorEastAsia" w:hAnsiTheme="majorHAnsi"/>
+      <w:rFonts w:asciiTheme="majorHAnsi" w:cstheme="majorBidi" w:hAnsiTheme="majorHAnsi" w:eastAsia="黑体"/>
       <w:color w:themeColor="text1" w:val="000000"/>
     </w:rPr>
     <w:tblPr>
@@ -8949,6 +9358,7 @@
     </w:tblPr>
     <w:tblStylePr w:type="firstRow">
       <w:rPr>
+        <w:rFonts w:eastAsia="黑体"/>
         <w:sz w:val="24"/>
         <w:szCs w:val="24"/>
       </w:rPr>
@@ -9055,7 +9465,7 @@
       <w:spacing w:after="0" w:line="240" w:lineRule="auto"/>
     </w:pPr>
     <w:rPr>
-      <w:rFonts w:asciiTheme="majorHAnsi" w:cstheme="majorBidi" w:eastAsiaTheme="majorEastAsia" w:hAnsiTheme="majorHAnsi"/>
+      <w:rFonts w:asciiTheme="majorHAnsi" w:cstheme="majorBidi" w:hAnsiTheme="majorHAnsi" w:eastAsia="黑体"/>
       <w:color w:themeColor="text1" w:val="000000"/>
     </w:rPr>
     <w:tblPr>
@@ -9077,6 +9487,7 @@
     </w:tblPr>
     <w:tblStylePr w:type="firstRow">
       <w:rPr>
+        <w:rFonts w:eastAsia="黑体"/>
         <w:sz w:val="24"/>
         <w:szCs w:val="24"/>
       </w:rPr>
@@ -9183,7 +9594,7 @@
       <w:spacing w:after="0" w:line="240" w:lineRule="auto"/>
     </w:pPr>
     <w:rPr>
-      <w:rFonts w:asciiTheme="majorHAnsi" w:cstheme="majorBidi" w:eastAsiaTheme="majorEastAsia" w:hAnsiTheme="majorHAnsi"/>
+      <w:rFonts w:asciiTheme="majorHAnsi" w:cstheme="majorBidi" w:hAnsiTheme="majorHAnsi" w:eastAsia="黑体"/>
       <w:color w:themeColor="text1" w:val="000000"/>
     </w:rPr>
     <w:tblPr>
@@ -9205,6 +9616,7 @@
     </w:tblPr>
     <w:tblStylePr w:type="firstRow">
       <w:rPr>
+        <w:rFonts w:eastAsia="黑体"/>
         <w:sz w:val="24"/>
         <w:szCs w:val="24"/>
       </w:rPr>
@@ -9311,7 +9723,7 @@
       <w:spacing w:after="0" w:line="240" w:lineRule="auto"/>
     </w:pPr>
     <w:rPr>
-      <w:rFonts w:asciiTheme="majorHAnsi" w:cstheme="majorBidi" w:eastAsiaTheme="majorEastAsia" w:hAnsiTheme="majorHAnsi"/>
+      <w:rFonts w:asciiTheme="majorHAnsi" w:cstheme="majorBidi" w:hAnsiTheme="majorHAnsi" w:eastAsia="黑体"/>
       <w:color w:themeColor="text1" w:val="000000"/>
     </w:rPr>
     <w:tblPr>
@@ -9333,6 +9745,7 @@
     </w:tblPr>
     <w:tblStylePr w:type="firstRow">
       <w:rPr>
+        <w:rFonts w:eastAsia="黑体"/>
         <w:sz w:val="24"/>
         <w:szCs w:val="24"/>
       </w:rPr>
@@ -9439,7 +9852,7 @@
       <w:spacing w:after="0" w:line="240" w:lineRule="auto"/>
     </w:pPr>
     <w:rPr>
-      <w:rFonts w:asciiTheme="majorHAnsi" w:cstheme="majorBidi" w:eastAsiaTheme="majorEastAsia" w:hAnsiTheme="majorHAnsi"/>
+      <w:rFonts w:asciiTheme="majorHAnsi" w:cstheme="majorBidi" w:hAnsiTheme="majorHAnsi" w:eastAsia="黑体"/>
       <w:color w:themeColor="text1" w:val="000000"/>
     </w:rPr>
     <w:tblPr>
@@ -9461,6 +9874,7 @@
     </w:tblPr>
     <w:tblStylePr w:type="firstRow">
       <w:rPr>
+        <w:rFonts w:eastAsia="黑体"/>
         <w:sz w:val="24"/>
         <w:szCs w:val="24"/>
       </w:rPr>
@@ -9567,7 +9981,7 @@
       <w:spacing w:after="0" w:line="240" w:lineRule="auto"/>
     </w:pPr>
     <w:rPr>
-      <w:rFonts w:asciiTheme="majorHAnsi" w:cstheme="majorBidi" w:eastAsiaTheme="majorEastAsia" w:hAnsiTheme="majorHAnsi"/>
+      <w:rFonts w:asciiTheme="majorHAnsi" w:cstheme="majorBidi" w:hAnsiTheme="majorHAnsi" w:eastAsia="黑体"/>
       <w:color w:themeColor="text1" w:val="000000"/>
     </w:rPr>
     <w:tblPr>
@@ -9589,6 +10003,7 @@
     </w:tblPr>
     <w:tblStylePr w:type="firstRow">
       <w:rPr>
+        <w:rFonts w:eastAsia="黑体"/>
         <w:sz w:val="24"/>
         <w:szCs w:val="24"/>
       </w:rPr>
@@ -9695,7 +10110,7 @@
       <w:spacing w:after="0" w:line="240" w:lineRule="auto"/>
     </w:pPr>
     <w:rPr>
-      <w:rFonts w:asciiTheme="majorHAnsi" w:cstheme="majorBidi" w:eastAsiaTheme="majorEastAsia" w:hAnsiTheme="majorHAnsi"/>
+      <w:rFonts w:asciiTheme="majorHAnsi" w:cstheme="majorBidi" w:hAnsiTheme="majorHAnsi" w:eastAsia="黑体"/>
       <w:color w:themeColor="text1" w:val="000000"/>
     </w:rPr>
     <w:tblPr>
@@ -9717,6 +10132,7 @@
     </w:tblPr>
     <w:tblStylePr w:type="firstRow">
       <w:rPr>
+        <w:rFonts w:eastAsia="黑体"/>
         <w:sz w:val="24"/>
         <w:szCs w:val="24"/>
       </w:rPr>
@@ -9846,12 +10262,14 @@
     </w:tcPr>
     <w:tblStylePr w:type="firstRow">
       <w:rPr>
+        <w:rFonts w:eastAsia="黑体"/>
         <w:b/>
         <w:bCs/>
       </w:rPr>
     </w:tblStylePr>
     <w:tblStylePr w:type="lastRow">
       <w:rPr>
+        <w:rFonts w:eastAsia="黑体"/>
         <w:b/>
         <w:bCs/>
       </w:rPr>
@@ -9864,12 +10282,14 @@
     </w:tblStylePr>
     <w:tblStylePr w:type="firstCol">
       <w:rPr>
+        <w:rFonts w:eastAsia="黑体"/>
         <w:b/>
         <w:bCs/>
       </w:rPr>
     </w:tblStylePr>
     <w:tblStylePr w:type="lastCol">
       <w:rPr>
+        <w:rFonts w:eastAsia="黑体"/>
         <w:b/>
         <w:bCs/>
       </w:rPr>
@@ -9919,12 +10339,14 @@
     </w:tcPr>
     <w:tblStylePr w:type="firstRow">
       <w:rPr>
+        <w:rFonts w:eastAsia="黑体"/>
         <w:b/>
         <w:bCs/>
       </w:rPr>
     </w:tblStylePr>
     <w:tblStylePr w:type="lastRow">
       <w:rPr>
+        <w:rFonts w:eastAsia="黑体"/>
         <w:b/>
         <w:bCs/>
       </w:rPr>
@@ -9937,12 +10359,14 @@
     </w:tblStylePr>
     <w:tblStylePr w:type="firstCol">
       <w:rPr>
+        <w:rFonts w:eastAsia="黑体"/>
         <w:b/>
         <w:bCs/>
       </w:rPr>
     </w:tblStylePr>
     <w:tblStylePr w:type="lastCol">
       <w:rPr>
+        <w:rFonts w:eastAsia="黑体"/>
         <w:b/>
         <w:bCs/>
       </w:rPr>
@@ -9992,12 +10416,14 @@
     </w:tcPr>
     <w:tblStylePr w:type="firstRow">
       <w:rPr>
+        <w:rFonts w:eastAsia="黑体"/>
         <w:b/>
         <w:bCs/>
       </w:rPr>
     </w:tblStylePr>
     <w:tblStylePr w:type="lastRow">
       <w:rPr>
+        <w:rFonts w:eastAsia="黑体"/>
         <w:b/>
         <w:bCs/>
       </w:rPr>
@@ -10010,12 +10436,14 @@
     </w:tblStylePr>
     <w:tblStylePr w:type="firstCol">
       <w:rPr>
+        <w:rFonts w:eastAsia="黑体"/>
         <w:b/>
         <w:bCs/>
       </w:rPr>
     </w:tblStylePr>
     <w:tblStylePr w:type="lastCol">
       <w:rPr>
+        <w:rFonts w:eastAsia="黑体"/>
         <w:b/>
         <w:bCs/>
       </w:rPr>
@@ -10065,12 +10493,14 @@
     </w:tcPr>
     <w:tblStylePr w:type="firstRow">
       <w:rPr>
+        <w:rFonts w:eastAsia="黑体"/>
         <w:b/>
         <w:bCs/>
       </w:rPr>
     </w:tblStylePr>
     <w:tblStylePr w:type="lastRow">
       <w:rPr>
+        <w:rFonts w:eastAsia="黑体"/>
         <w:b/>
         <w:bCs/>
       </w:rPr>
@@ -10083,12 +10513,14 @@
     </w:tblStylePr>
     <w:tblStylePr w:type="firstCol">
       <w:rPr>
+        <w:rFonts w:eastAsia="黑体"/>
         <w:b/>
         <w:bCs/>
       </w:rPr>
     </w:tblStylePr>
     <w:tblStylePr w:type="lastCol">
       <w:rPr>
+        <w:rFonts w:eastAsia="黑体"/>
         <w:b/>
         <w:bCs/>
       </w:rPr>
@@ -10138,12 +10570,14 @@
     </w:tcPr>
     <w:tblStylePr w:type="firstRow">
       <w:rPr>
+        <w:rFonts w:eastAsia="黑体"/>
         <w:b/>
         <w:bCs/>
       </w:rPr>
     </w:tblStylePr>
     <w:tblStylePr w:type="lastRow">
       <w:rPr>
+        <w:rFonts w:eastAsia="黑体"/>
         <w:b/>
         <w:bCs/>
       </w:rPr>
@@ -10156,12 +10590,14 @@
     </w:tblStylePr>
     <w:tblStylePr w:type="firstCol">
       <w:rPr>
+        <w:rFonts w:eastAsia="黑体"/>
         <w:b/>
         <w:bCs/>
       </w:rPr>
     </w:tblStylePr>
     <w:tblStylePr w:type="lastCol">
       <w:rPr>
+        <w:rFonts w:eastAsia="黑体"/>
         <w:b/>
         <w:bCs/>
       </w:rPr>
@@ -10211,12 +10647,14 @@
     </w:tcPr>
     <w:tblStylePr w:type="firstRow">
       <w:rPr>
+        <w:rFonts w:eastAsia="黑体"/>
         <w:b/>
         <w:bCs/>
       </w:rPr>
     </w:tblStylePr>
     <w:tblStylePr w:type="lastRow">
       <w:rPr>
+        <w:rFonts w:eastAsia="黑体"/>
         <w:b/>
         <w:bCs/>
       </w:rPr>
@@ -10229,12 +10667,14 @@
     </w:tblStylePr>
     <w:tblStylePr w:type="firstCol">
       <w:rPr>
+        <w:rFonts w:eastAsia="黑体"/>
         <w:b/>
         <w:bCs/>
       </w:rPr>
     </w:tblStylePr>
     <w:tblStylePr w:type="lastCol">
       <w:rPr>
+        <w:rFonts w:eastAsia="黑体"/>
         <w:b/>
         <w:bCs/>
       </w:rPr>
@@ -10284,12 +10724,14 @@
     </w:tcPr>
     <w:tblStylePr w:type="firstRow">
       <w:rPr>
+        <w:rFonts w:eastAsia="黑体"/>
         <w:b/>
         <w:bCs/>
       </w:rPr>
     </w:tblStylePr>
     <w:tblStylePr w:type="lastRow">
       <w:rPr>
+        <w:rFonts w:eastAsia="黑体"/>
         <w:b/>
         <w:bCs/>
       </w:rPr>
@@ -10302,12 +10744,14 @@
     </w:tblStylePr>
     <w:tblStylePr w:type="firstCol">
       <w:rPr>
+        <w:rFonts w:eastAsia="黑体"/>
         <w:b/>
         <w:bCs/>
       </w:rPr>
     </w:tblStylePr>
     <w:tblStylePr w:type="lastCol">
       <w:rPr>
+        <w:rFonts w:eastAsia="黑体"/>
         <w:b/>
         <w:bCs/>
       </w:rPr>
@@ -10334,7 +10778,7 @@
       <w:spacing w:after="0" w:line="240" w:lineRule="auto"/>
     </w:pPr>
     <w:rPr>
-      <w:rFonts w:asciiTheme="majorHAnsi" w:cstheme="majorBidi" w:eastAsiaTheme="majorEastAsia" w:hAnsiTheme="majorHAnsi"/>
+      <w:rFonts w:asciiTheme="majorHAnsi" w:cstheme="majorBidi" w:hAnsiTheme="majorHAnsi" w:eastAsia="黑体"/>
       <w:color w:themeColor="text1" w:val="000000"/>
     </w:rPr>
     <w:tblPr>
@@ -10361,6 +10805,7 @@
     </w:tcPr>
     <w:tblStylePr w:type="firstRow">
       <w:rPr>
+        <w:rFonts w:eastAsia="黑体"/>
         <w:b/>
         <w:bCs/>
         <w:color w:themeColor="text1" w:val="000000"/>
@@ -10372,6 +10817,7 @@
     </w:tblStylePr>
     <w:tblStylePr w:type="lastRow">
       <w:rPr>
+        <w:rFonts w:eastAsia="黑体"/>
         <w:b/>
         <w:bCs/>
         <w:color w:themeColor="text1" w:val="000000"/>
@@ -10391,6 +10837,7 @@
     </w:tblStylePr>
     <w:tblStylePr w:type="firstCol">
       <w:rPr>
+        <w:rFonts w:eastAsia="黑体"/>
         <w:b/>
         <w:bCs/>
         <w:color w:themeColor="text1" w:val="000000"/>
@@ -10410,6 +10857,7 @@
     </w:tblStylePr>
     <w:tblStylePr w:type="lastCol">
       <w:rPr>
+        <w:rFonts w:eastAsia="黑体"/>
         <w:b w:val="0"/>
         <w:bCs w:val="0"/>
         <w:color w:themeColor="text1" w:val="000000"/>
@@ -10459,7 +10907,7 @@
       <w:spacing w:after="0" w:line="240" w:lineRule="auto"/>
     </w:pPr>
     <w:rPr>
-      <w:rFonts w:asciiTheme="majorHAnsi" w:cstheme="majorBidi" w:eastAsiaTheme="majorEastAsia" w:hAnsiTheme="majorHAnsi"/>
+      <w:rFonts w:asciiTheme="majorHAnsi" w:cstheme="majorBidi" w:hAnsiTheme="majorHAnsi" w:eastAsia="黑体"/>
       <w:color w:themeColor="text1" w:val="000000"/>
     </w:rPr>
     <w:tblPr>
@@ -10486,6 +10934,7 @@
     </w:tcPr>
     <w:tblStylePr w:type="firstRow">
       <w:rPr>
+        <w:rFonts w:eastAsia="黑体"/>
         <w:b/>
         <w:bCs/>
         <w:color w:themeColor="text1" w:val="000000"/>
@@ -10497,6 +10946,7 @@
     </w:tblStylePr>
     <w:tblStylePr w:type="lastRow">
       <w:rPr>
+        <w:rFonts w:eastAsia="黑体"/>
         <w:b/>
         <w:bCs/>
         <w:color w:themeColor="text1" w:val="000000"/>
@@ -10516,6 +10966,7 @@
     </w:tblStylePr>
     <w:tblStylePr w:type="firstCol">
       <w:rPr>
+        <w:rFonts w:eastAsia="黑体"/>
         <w:b/>
         <w:bCs/>
         <w:color w:themeColor="text1" w:val="000000"/>
@@ -10535,6 +10986,7 @@
     </w:tblStylePr>
     <w:tblStylePr w:type="lastCol">
       <w:rPr>
+        <w:rFonts w:eastAsia="黑体"/>
         <w:b w:val="0"/>
         <w:bCs w:val="0"/>
         <w:color w:themeColor="text1" w:val="000000"/>
@@ -10584,7 +11036,7 @@
       <w:spacing w:after="0" w:line="240" w:lineRule="auto"/>
     </w:pPr>
     <w:rPr>
-      <w:rFonts w:asciiTheme="majorHAnsi" w:cstheme="majorBidi" w:eastAsiaTheme="majorEastAsia" w:hAnsiTheme="majorHAnsi"/>
+      <w:rFonts w:asciiTheme="majorHAnsi" w:cstheme="majorBidi" w:hAnsiTheme="majorHAnsi" w:eastAsia="黑体"/>
       <w:color w:themeColor="text1" w:val="000000"/>
     </w:rPr>
     <w:tblPr>
@@ -10611,6 +11063,7 @@
     </w:tcPr>
     <w:tblStylePr w:type="firstRow">
       <w:rPr>
+        <w:rFonts w:eastAsia="黑体"/>
         <w:b/>
         <w:bCs/>
         <w:color w:themeColor="text1" w:val="000000"/>
@@ -10622,6 +11075,7 @@
     </w:tblStylePr>
     <w:tblStylePr w:type="lastRow">
       <w:rPr>
+        <w:rFonts w:eastAsia="黑体"/>
         <w:b/>
         <w:bCs/>
         <w:color w:themeColor="text1" w:val="000000"/>
@@ -10641,6 +11095,7 @@
     </w:tblStylePr>
     <w:tblStylePr w:type="firstCol">
       <w:rPr>
+        <w:rFonts w:eastAsia="黑体"/>
         <w:b/>
         <w:bCs/>
         <w:color w:themeColor="text1" w:val="000000"/>
@@ -10660,6 +11115,7 @@
     </w:tblStylePr>
     <w:tblStylePr w:type="lastCol">
       <w:rPr>
+        <w:rFonts w:eastAsia="黑体"/>
         <w:b w:val="0"/>
         <w:bCs w:val="0"/>
         <w:color w:themeColor="text1" w:val="000000"/>
@@ -10709,7 +11165,7 @@
       <w:spacing w:after="0" w:line="240" w:lineRule="auto"/>
     </w:pPr>
     <w:rPr>
-      <w:rFonts w:asciiTheme="majorHAnsi" w:cstheme="majorBidi" w:eastAsiaTheme="majorEastAsia" w:hAnsiTheme="majorHAnsi"/>
+      <w:rFonts w:asciiTheme="majorHAnsi" w:cstheme="majorBidi" w:hAnsiTheme="majorHAnsi" w:eastAsia="黑体"/>
       <w:color w:themeColor="text1" w:val="000000"/>
     </w:rPr>
     <w:tblPr>
@@ -10736,6 +11192,7 @@
     </w:tcPr>
     <w:tblStylePr w:type="firstRow">
       <w:rPr>
+        <w:rFonts w:eastAsia="黑体"/>
         <w:b/>
         <w:bCs/>
         <w:color w:themeColor="text1" w:val="000000"/>
@@ -10747,6 +11204,7 @@
     </w:tblStylePr>
     <w:tblStylePr w:type="lastRow">
       <w:rPr>
+        <w:rFonts w:eastAsia="黑体"/>
         <w:b/>
         <w:bCs/>
         <w:color w:themeColor="text1" w:val="000000"/>
@@ -10766,6 +11224,7 @@
     </w:tblStylePr>
     <w:tblStylePr w:type="firstCol">
       <w:rPr>
+        <w:rFonts w:eastAsia="黑体"/>
         <w:b/>
         <w:bCs/>
         <w:color w:themeColor="text1" w:val="000000"/>
@@ -10785,6 +11244,7 @@
     </w:tblStylePr>
     <w:tblStylePr w:type="lastCol">
       <w:rPr>
+        <w:rFonts w:eastAsia="黑体"/>
         <w:b w:val="0"/>
         <w:bCs w:val="0"/>
         <w:color w:themeColor="text1" w:val="000000"/>
@@ -10834,7 +11294,7 @@
       <w:spacing w:after="0" w:line="240" w:lineRule="auto"/>
     </w:pPr>
     <w:rPr>
-      <w:rFonts w:asciiTheme="majorHAnsi" w:cstheme="majorBidi" w:eastAsiaTheme="majorEastAsia" w:hAnsiTheme="majorHAnsi"/>
+      <w:rFonts w:asciiTheme="majorHAnsi" w:cstheme="majorBidi" w:hAnsiTheme="majorHAnsi" w:eastAsia="黑体"/>
       <w:color w:themeColor="text1" w:val="000000"/>
     </w:rPr>
     <w:tblPr>
@@ -10861,6 +11321,7 @@
     </w:tcPr>
     <w:tblStylePr w:type="firstRow">
       <w:rPr>
+        <w:rFonts w:eastAsia="黑体"/>
         <w:b/>
         <w:bCs/>
         <w:color w:themeColor="text1" w:val="000000"/>
@@ -10872,6 +11333,7 @@
     </w:tblStylePr>
     <w:tblStylePr w:type="lastRow">
       <w:rPr>
+        <w:rFonts w:eastAsia="黑体"/>
         <w:b/>
         <w:bCs/>
         <w:color w:themeColor="text1" w:val="000000"/>
@@ -10891,6 +11353,7 @@
     </w:tblStylePr>
     <w:tblStylePr w:type="firstCol">
       <w:rPr>
+        <w:rFonts w:eastAsia="黑体"/>
         <w:b/>
         <w:bCs/>
         <w:color w:themeColor="text1" w:val="000000"/>
@@ -10910,6 +11373,7 @@
     </w:tblStylePr>
     <w:tblStylePr w:type="lastCol">
       <w:rPr>
+        <w:rFonts w:eastAsia="黑体"/>
         <w:b w:val="0"/>
         <w:bCs w:val="0"/>
         <w:color w:themeColor="text1" w:val="000000"/>
@@ -10959,7 +11423,7 @@
       <w:spacing w:after="0" w:line="240" w:lineRule="auto"/>
     </w:pPr>
     <w:rPr>
-      <w:rFonts w:asciiTheme="majorHAnsi" w:cstheme="majorBidi" w:eastAsiaTheme="majorEastAsia" w:hAnsiTheme="majorHAnsi"/>
+      <w:rFonts w:asciiTheme="majorHAnsi" w:cstheme="majorBidi" w:hAnsiTheme="majorHAnsi" w:eastAsia="黑体"/>
       <w:color w:themeColor="text1" w:val="000000"/>
     </w:rPr>
     <w:tblPr>
@@ -10986,6 +11450,7 @@
     </w:tcPr>
     <w:tblStylePr w:type="firstRow">
       <w:rPr>
+        <w:rFonts w:eastAsia="黑体"/>
         <w:b/>
         <w:bCs/>
         <w:color w:themeColor="text1" w:val="000000"/>
@@ -10997,6 +11462,7 @@
     </w:tblStylePr>
     <w:tblStylePr w:type="lastRow">
       <w:rPr>
+        <w:rFonts w:eastAsia="黑体"/>
         <w:b/>
         <w:bCs/>
         <w:color w:themeColor="text1" w:val="000000"/>
@@ -11016,6 +11482,7 @@
     </w:tblStylePr>
     <w:tblStylePr w:type="firstCol">
       <w:rPr>
+        <w:rFonts w:eastAsia="黑体"/>
         <w:b/>
         <w:bCs/>
         <w:color w:themeColor="text1" w:val="000000"/>
@@ -11035,6 +11502,7 @@
     </w:tblStylePr>
     <w:tblStylePr w:type="lastCol">
       <w:rPr>
+        <w:rFonts w:eastAsia="黑体"/>
         <w:b w:val="0"/>
         <w:bCs w:val="0"/>
         <w:color w:themeColor="text1" w:val="000000"/>
@@ -11084,7 +11552,7 @@
       <w:spacing w:after="0" w:line="240" w:lineRule="auto"/>
     </w:pPr>
     <w:rPr>
-      <w:rFonts w:asciiTheme="majorHAnsi" w:cstheme="majorBidi" w:eastAsiaTheme="majorEastAsia" w:hAnsiTheme="majorHAnsi"/>
+      <w:rFonts w:asciiTheme="majorHAnsi" w:cstheme="majorBidi" w:hAnsiTheme="majorHAnsi" w:eastAsia="黑体"/>
       <w:color w:themeColor="text1" w:val="000000"/>
     </w:rPr>
     <w:tblPr>
@@ -11111,6 +11579,7 @@
     </w:tcPr>
     <w:tblStylePr w:type="firstRow">
       <w:rPr>
+        <w:rFonts w:eastAsia="黑体"/>
         <w:b/>
         <w:bCs/>
         <w:color w:themeColor="text1" w:val="000000"/>
@@ -11122,6 +11591,7 @@
     </w:tblStylePr>
     <w:tblStylePr w:type="lastRow">
       <w:rPr>
+        <w:rFonts w:eastAsia="黑体"/>
         <w:b/>
         <w:bCs/>
         <w:color w:themeColor="text1" w:val="000000"/>
@@ -11141,6 +11611,7 @@
     </w:tblStylePr>
     <w:tblStylePr w:type="firstCol">
       <w:rPr>
+        <w:rFonts w:eastAsia="黑体"/>
         <w:b/>
         <w:bCs/>
         <w:color w:themeColor="text1" w:val="000000"/>
@@ -11160,6 +11631,7 @@
     </w:tblStylePr>
     <w:tblStylePr w:type="lastCol">
       <w:rPr>
+        <w:rFonts w:eastAsia="黑体"/>
         <w:b w:val="0"/>
         <w:bCs w:val="0"/>
         <w:color w:themeColor="text1" w:val="000000"/>
@@ -11232,6 +11704,7 @@
     </w:tcPr>
     <w:tblStylePr w:type="firstRow">
       <w:rPr>
+        <w:rFonts w:eastAsia="黑体"/>
         <w:b/>
         <w:bCs/>
         <w:i w:val="0"/>
@@ -11253,6 +11726,7 @@
     </w:tblStylePr>
     <w:tblStylePr w:type="lastRow">
       <w:rPr>
+        <w:rFonts w:eastAsia="黑体"/>
         <w:b/>
         <w:bCs/>
         <w:i w:val="0"/>
@@ -11274,6 +11748,7 @@
     </w:tblStylePr>
     <w:tblStylePr w:type="firstCol">
       <w:rPr>
+        <w:rFonts w:eastAsia="黑体"/>
         <w:b/>
         <w:bCs/>
         <w:i w:val="0"/>
@@ -11293,6 +11768,7 @@
     </w:tblStylePr>
     <w:tblStylePr w:type="lastCol">
       <w:rPr>
+        <w:rFonts w:eastAsia="黑体"/>
         <w:b/>
         <w:bCs/>
         <w:i w:val="0"/>
@@ -11373,6 +11849,7 @@
     </w:tcPr>
     <w:tblStylePr w:type="firstRow">
       <w:rPr>
+        <w:rFonts w:eastAsia="黑体"/>
         <w:b/>
         <w:bCs/>
         <w:i w:val="0"/>
@@ -11394,6 +11871,7 @@
     </w:tblStylePr>
     <w:tblStylePr w:type="lastRow">
       <w:rPr>
+        <w:rFonts w:eastAsia="黑体"/>
         <w:b/>
         <w:bCs/>
         <w:i w:val="0"/>
@@ -11415,6 +11893,7 @@
     </w:tblStylePr>
     <w:tblStylePr w:type="firstCol">
       <w:rPr>
+        <w:rFonts w:eastAsia="黑体"/>
         <w:b/>
         <w:bCs/>
         <w:i w:val="0"/>
@@ -11434,6 +11913,7 @@
     </w:tblStylePr>
     <w:tblStylePr w:type="lastCol">
       <w:rPr>
+        <w:rFonts w:eastAsia="黑体"/>
         <w:b/>
         <w:bCs/>
         <w:i w:val="0"/>
@@ -11514,6 +11994,7 @@
     </w:tcPr>
     <w:tblStylePr w:type="firstRow">
       <w:rPr>
+        <w:rFonts w:eastAsia="黑体"/>
         <w:b/>
         <w:bCs/>
         <w:i w:val="0"/>
@@ -11535,6 +12016,7 @@
     </w:tblStylePr>
     <w:tblStylePr w:type="lastRow">
       <w:rPr>
+        <w:rFonts w:eastAsia="黑体"/>
         <w:b/>
         <w:bCs/>
         <w:i w:val="0"/>
@@ -11556,6 +12038,7 @@
     </w:tblStylePr>
     <w:tblStylePr w:type="firstCol">
       <w:rPr>
+        <w:rFonts w:eastAsia="黑体"/>
         <w:b/>
         <w:bCs/>
         <w:i w:val="0"/>
@@ -11575,6 +12058,7 @@
     </w:tblStylePr>
     <w:tblStylePr w:type="lastCol">
       <w:rPr>
+        <w:rFonts w:eastAsia="黑体"/>
         <w:b/>
         <w:bCs/>
         <w:i w:val="0"/>
@@ -11655,6 +12139,7 @@
     </w:tcPr>
     <w:tblStylePr w:type="firstRow">
       <w:rPr>
+        <w:rFonts w:eastAsia="黑体"/>
         <w:b/>
         <w:bCs/>
         <w:i w:val="0"/>
@@ -11676,6 +12161,7 @@
     </w:tblStylePr>
     <w:tblStylePr w:type="lastRow">
       <w:rPr>
+        <w:rFonts w:eastAsia="黑体"/>
         <w:b/>
         <w:bCs/>
         <w:i w:val="0"/>
@@ -11697,6 +12183,7 @@
     </w:tblStylePr>
     <w:tblStylePr w:type="firstCol">
       <w:rPr>
+        <w:rFonts w:eastAsia="黑体"/>
         <w:b/>
         <w:bCs/>
         <w:i w:val="0"/>
@@ -11716,6 +12203,7 @@
     </w:tblStylePr>
     <w:tblStylePr w:type="lastCol">
       <w:rPr>
+        <w:rFonts w:eastAsia="黑体"/>
         <w:b/>
         <w:bCs/>
         <w:i w:val="0"/>
@@ -11796,6 +12284,7 @@
     </w:tcPr>
     <w:tblStylePr w:type="firstRow">
       <w:rPr>
+        <w:rFonts w:eastAsia="黑体"/>
         <w:b/>
         <w:bCs/>
         <w:i w:val="0"/>
@@ -11817,6 +12306,7 @@
     </w:tblStylePr>
     <w:tblStylePr w:type="lastRow">
       <w:rPr>
+        <w:rFonts w:eastAsia="黑体"/>
         <w:b/>
         <w:bCs/>
         <w:i w:val="0"/>
@@ -11838,6 +12328,7 @@
     </w:tblStylePr>
     <w:tblStylePr w:type="firstCol">
       <w:rPr>
+        <w:rFonts w:eastAsia="黑体"/>
         <w:b/>
         <w:bCs/>
         <w:i w:val="0"/>
@@ -11857,6 +12348,7 @@
     </w:tblStylePr>
     <w:tblStylePr w:type="lastCol">
       <w:rPr>
+        <w:rFonts w:eastAsia="黑体"/>
         <w:b/>
         <w:bCs/>
         <w:i w:val="0"/>
@@ -11937,6 +12429,7 @@
     </w:tcPr>
     <w:tblStylePr w:type="firstRow">
       <w:rPr>
+        <w:rFonts w:eastAsia="黑体"/>
         <w:b/>
         <w:bCs/>
         <w:i w:val="0"/>
@@ -11958,6 +12451,7 @@
     </w:tblStylePr>
     <w:tblStylePr w:type="lastRow">
       <w:rPr>
+        <w:rFonts w:eastAsia="黑体"/>
         <w:b/>
         <w:bCs/>
         <w:i w:val="0"/>
@@ -11979,6 +12473,7 @@
     </w:tblStylePr>
     <w:tblStylePr w:type="firstCol">
       <w:rPr>
+        <w:rFonts w:eastAsia="黑体"/>
         <w:b/>
         <w:bCs/>
         <w:i w:val="0"/>
@@ -11998,6 +12493,7 @@
     </w:tblStylePr>
     <w:tblStylePr w:type="lastCol">
       <w:rPr>
+        <w:rFonts w:eastAsia="黑体"/>
         <w:b/>
         <w:bCs/>
         <w:i w:val="0"/>
@@ -12078,6 +12574,7 @@
     </w:tcPr>
     <w:tblStylePr w:type="firstRow">
       <w:rPr>
+        <w:rFonts w:eastAsia="黑体"/>
         <w:b/>
         <w:bCs/>
         <w:i w:val="0"/>
@@ -12099,6 +12596,7 @@
     </w:tblStylePr>
     <w:tblStylePr w:type="lastRow">
       <w:rPr>
+        <w:rFonts w:eastAsia="黑体"/>
         <w:b/>
         <w:bCs/>
         <w:i w:val="0"/>
@@ -12120,6 +12618,7 @@
     </w:tblStylePr>
     <w:tblStylePr w:type="firstCol">
       <w:rPr>
+        <w:rFonts w:eastAsia="黑体"/>
         <w:b/>
         <w:bCs/>
         <w:i w:val="0"/>
@@ -12139,6 +12638,7 @@
     </w:tblStylePr>
     <w:tblStylePr w:type="lastCol">
       <w:rPr>
+        <w:rFonts w:eastAsia="黑体"/>
         <w:b/>
         <w:bCs/>
         <w:i w:val="0"/>
@@ -12196,6 +12696,7 @@
       <w:spacing w:after="0" w:line="240" w:lineRule="auto"/>
     </w:pPr>
     <w:rPr>
+      <w:rFonts w:eastAsia="黑体"/>
       <w:color w:themeColor="background1" w:val="FFFFFF"/>
     </w:rPr>
     <w:tblPr>
@@ -12214,6 +12715,7 @@
     </w:tcPr>
     <w:tblStylePr w:type="firstRow">
       <w:rPr>
+        <w:rFonts w:eastAsia="黑体"/>
         <w:b/>
         <w:bCs/>
       </w:rPr>
@@ -12310,6 +12812,7 @@
       <w:spacing w:after="0" w:line="240" w:lineRule="auto"/>
     </w:pPr>
     <w:rPr>
+      <w:rFonts w:eastAsia="黑体"/>
       <w:color w:themeColor="background1" w:val="FFFFFF"/>
     </w:rPr>
     <w:tblPr>
@@ -12328,6 +12831,7 @@
     </w:tcPr>
     <w:tblStylePr w:type="firstRow">
       <w:rPr>
+        <w:rFonts w:eastAsia="黑体"/>
         <w:b/>
         <w:bCs/>
       </w:rPr>
@@ -12424,6 +12928,7 @@
       <w:spacing w:after="0" w:line="240" w:lineRule="auto"/>
     </w:pPr>
     <w:rPr>
+      <w:rFonts w:eastAsia="黑体"/>
       <w:color w:themeColor="background1" w:val="FFFFFF"/>
     </w:rPr>
     <w:tblPr>
@@ -12442,6 +12947,7 @@
     </w:tcPr>
     <w:tblStylePr w:type="firstRow">
       <w:rPr>
+        <w:rFonts w:eastAsia="黑体"/>
         <w:b/>
         <w:bCs/>
       </w:rPr>
@@ -12538,6 +13044,7 @@
       <w:spacing w:after="0" w:line="240" w:lineRule="auto"/>
     </w:pPr>
     <w:rPr>
+      <w:rFonts w:eastAsia="黑体"/>
       <w:color w:themeColor="background1" w:val="FFFFFF"/>
     </w:rPr>
     <w:tblPr>
@@ -12556,6 +13063,7 @@
     </w:tcPr>
     <w:tblStylePr w:type="firstRow">
       <w:rPr>
+        <w:rFonts w:eastAsia="黑体"/>
         <w:b/>
         <w:bCs/>
       </w:rPr>
@@ -12652,6 +13160,7 @@
       <w:spacing w:after="0" w:line="240" w:lineRule="auto"/>
     </w:pPr>
     <w:rPr>
+      <w:rFonts w:eastAsia="黑体"/>
       <w:color w:themeColor="background1" w:val="FFFFFF"/>
     </w:rPr>
     <w:tblPr>
@@ -12670,6 +13179,7 @@
     </w:tcPr>
     <w:tblStylePr w:type="firstRow">
       <w:rPr>
+        <w:rFonts w:eastAsia="黑体"/>
         <w:b/>
         <w:bCs/>
       </w:rPr>
@@ -12766,6 +13276,7 @@
       <w:spacing w:after="0" w:line="240" w:lineRule="auto"/>
     </w:pPr>
     <w:rPr>
+      <w:rFonts w:eastAsia="黑体"/>
       <w:color w:themeColor="background1" w:val="FFFFFF"/>
     </w:rPr>
     <w:tblPr>
@@ -12784,6 +13295,7 @@
     </w:tcPr>
     <w:tblStylePr w:type="firstRow">
       <w:rPr>
+        <w:rFonts w:eastAsia="黑体"/>
         <w:b/>
         <w:bCs/>
       </w:rPr>
@@ -12880,6 +13392,7 @@
       <w:spacing w:after="0" w:line="240" w:lineRule="auto"/>
     </w:pPr>
     <w:rPr>
+      <w:rFonts w:eastAsia="黑体"/>
       <w:color w:themeColor="background1" w:val="FFFFFF"/>
     </w:rPr>
     <w:tblPr>
@@ -12898,6 +13411,7 @@
     </w:tcPr>
     <w:tblStylePr w:type="firstRow">
       <w:rPr>
+        <w:rFonts w:eastAsia="黑体"/>
         <w:b/>
         <w:bCs/>
       </w:rPr>
@@ -12994,6 +13508,7 @@
       <w:spacing w:after="0" w:line="240" w:lineRule="auto"/>
     </w:pPr>
     <w:rPr>
+      <w:rFonts w:eastAsia="黑体"/>
       <w:color w:themeColor="text1" w:val="000000"/>
     </w:rPr>
     <w:tblPr>
@@ -13020,6 +13535,7 @@
     </w:tcPr>
     <w:tblStylePr w:type="firstRow">
       <w:rPr>
+        <w:rFonts w:eastAsia="黑体"/>
         <w:b/>
         <w:bCs/>
       </w:rPr>
@@ -13038,6 +13554,7 @@
     </w:tblStylePr>
     <w:tblStylePr w:type="lastRow">
       <w:rPr>
+        <w:rFonts w:eastAsia="黑体"/>
         <w:b/>
         <w:bCs/>
         <w:color w:themeColor="background1" w:val="FFFFFF"/>
@@ -13052,6 +13569,7 @@
     </w:tblStylePr>
     <w:tblStylePr w:type="firstCol">
       <w:rPr>
+        <w:rFonts w:eastAsia="黑体"/>
         <w:color w:themeColor="background1" w:val="FFFFFF"/>
       </w:rPr>
       <w:tblPr/>
@@ -13069,6 +13587,7 @@
     </w:tblStylePr>
     <w:tblStylePr w:type="lastCol">
       <w:rPr>
+        <w:rFonts w:eastAsia="黑体"/>
         <w:color w:themeColor="background1" w:val="FFFFFF"/>
       </w:rPr>
       <w:tblPr/>
@@ -13098,11 +13617,13 @@
     </w:tblStylePr>
     <w:tblStylePr w:type="neCell">
       <w:rPr>
+        <w:rFonts w:eastAsia="黑体"/>
         <w:color w:themeColor="text1" w:val="000000"/>
       </w:rPr>
     </w:tblStylePr>
     <w:tblStylePr w:type="nwCell">
       <w:rPr>
+        <w:rFonts w:eastAsia="黑体"/>
         <w:color w:themeColor="text1" w:val="000000"/>
       </w:rPr>
     </w:tblStylePr>
@@ -13116,6 +13637,7 @@
       <w:spacing w:after="0" w:line="240" w:lineRule="auto"/>
     </w:pPr>
     <w:rPr>
+      <w:rFonts w:eastAsia="黑体"/>
       <w:color w:themeColor="text1" w:val="000000"/>
     </w:rPr>
     <w:tblPr>
@@ -13142,6 +13664,7 @@
     </w:tcPr>
     <w:tblStylePr w:type="firstRow">
       <w:rPr>
+        <w:rFonts w:eastAsia="黑体"/>
         <w:b/>
         <w:bCs/>
       </w:rPr>
@@ -13160,6 +13683,7 @@
     </w:tblStylePr>
     <w:tblStylePr w:type="lastRow">
       <w:rPr>
+        <w:rFonts w:eastAsia="黑体"/>
         <w:b/>
         <w:bCs/>
         <w:color w:themeColor="background1" w:val="FFFFFF"/>
@@ -13174,6 +13698,7 @@
     </w:tblStylePr>
     <w:tblStylePr w:type="firstCol">
       <w:rPr>
+        <w:rFonts w:eastAsia="黑体"/>
         <w:color w:themeColor="background1" w:val="FFFFFF"/>
       </w:rPr>
       <w:tblPr/>
@@ -13191,6 +13716,7 @@
     </w:tblStylePr>
     <w:tblStylePr w:type="lastCol">
       <w:rPr>
+        <w:rFonts w:eastAsia="黑体"/>
         <w:color w:themeColor="background1" w:val="FFFFFF"/>
       </w:rPr>
       <w:tblPr/>
@@ -13220,11 +13746,13 @@
     </w:tblStylePr>
     <w:tblStylePr w:type="neCell">
       <w:rPr>
+        <w:rFonts w:eastAsia="黑体"/>
         <w:color w:themeColor="text1" w:val="000000"/>
       </w:rPr>
     </w:tblStylePr>
     <w:tblStylePr w:type="nwCell">
       <w:rPr>
+        <w:rFonts w:eastAsia="黑体"/>
         <w:color w:themeColor="text1" w:val="000000"/>
       </w:rPr>
     </w:tblStylePr>
@@ -13238,6 +13766,7 @@
       <w:spacing w:after="0" w:line="240" w:lineRule="auto"/>
     </w:pPr>
     <w:rPr>
+      <w:rFonts w:eastAsia="黑体"/>
       <w:color w:themeColor="text1" w:val="000000"/>
     </w:rPr>
     <w:tblPr>
@@ -13264,6 +13793,7 @@
     </w:tcPr>
     <w:tblStylePr w:type="firstRow">
       <w:rPr>
+        <w:rFonts w:eastAsia="黑体"/>
         <w:b/>
         <w:bCs/>
       </w:rPr>
@@ -13282,6 +13812,7 @@
     </w:tblStylePr>
     <w:tblStylePr w:type="lastRow">
       <w:rPr>
+        <w:rFonts w:eastAsia="黑体"/>
         <w:b/>
         <w:bCs/>
         <w:color w:themeColor="background1" w:val="FFFFFF"/>
@@ -13296,6 +13827,7 @@
     </w:tblStylePr>
     <w:tblStylePr w:type="firstCol">
       <w:rPr>
+        <w:rFonts w:eastAsia="黑体"/>
         <w:color w:themeColor="background1" w:val="FFFFFF"/>
       </w:rPr>
       <w:tblPr/>
@@ -13313,6 +13845,7 @@
     </w:tblStylePr>
     <w:tblStylePr w:type="lastCol">
       <w:rPr>
+        <w:rFonts w:eastAsia="黑体"/>
         <w:color w:themeColor="background1" w:val="FFFFFF"/>
       </w:rPr>
       <w:tblPr/>
@@ -13342,11 +13875,13 @@
     </w:tblStylePr>
     <w:tblStylePr w:type="neCell">
       <w:rPr>
+        <w:rFonts w:eastAsia="黑体"/>
         <w:color w:themeColor="text1" w:val="000000"/>
       </w:rPr>
     </w:tblStylePr>
     <w:tblStylePr w:type="nwCell">
       <w:rPr>
+        <w:rFonts w:eastAsia="黑体"/>
         <w:color w:themeColor="text1" w:val="000000"/>
       </w:rPr>
     </w:tblStylePr>
@@ -13360,6 +13895,7 @@
       <w:spacing w:after="0" w:line="240" w:lineRule="auto"/>
     </w:pPr>
     <w:rPr>
+      <w:rFonts w:eastAsia="黑体"/>
       <w:color w:themeColor="text1" w:val="000000"/>
     </w:rPr>
     <w:tblPr>
@@ -13386,6 +13922,7 @@
     </w:tcPr>
     <w:tblStylePr w:type="firstRow">
       <w:rPr>
+        <w:rFonts w:eastAsia="黑体"/>
         <w:b/>
         <w:bCs/>
       </w:rPr>
@@ -13404,6 +13941,7 @@
     </w:tblStylePr>
     <w:tblStylePr w:type="lastRow">
       <w:rPr>
+        <w:rFonts w:eastAsia="黑体"/>
         <w:b/>
         <w:bCs/>
         <w:color w:themeColor="background1" w:val="FFFFFF"/>
@@ -13418,6 +13956,7 @@
     </w:tblStylePr>
     <w:tblStylePr w:type="firstCol">
       <w:rPr>
+        <w:rFonts w:eastAsia="黑体"/>
         <w:color w:themeColor="background1" w:val="FFFFFF"/>
       </w:rPr>
       <w:tblPr/>
@@ -13435,6 +13974,7 @@
     </w:tblStylePr>
     <w:tblStylePr w:type="lastCol">
       <w:rPr>
+        <w:rFonts w:eastAsia="黑体"/>
         <w:color w:themeColor="background1" w:val="FFFFFF"/>
       </w:rPr>
       <w:tblPr/>
@@ -13472,6 +14012,7 @@
       <w:spacing w:after="0" w:line="240" w:lineRule="auto"/>
     </w:pPr>
     <w:rPr>
+      <w:rFonts w:eastAsia="黑体"/>
       <w:color w:themeColor="text1" w:val="000000"/>
     </w:rPr>
     <w:tblPr>
@@ -13498,6 +14039,7 @@
     </w:tcPr>
     <w:tblStylePr w:type="firstRow">
       <w:rPr>
+        <w:rFonts w:eastAsia="黑体"/>
         <w:b/>
         <w:bCs/>
       </w:rPr>
@@ -13516,6 +14058,7 @@
     </w:tblStylePr>
     <w:tblStylePr w:type="lastRow">
       <w:rPr>
+        <w:rFonts w:eastAsia="黑体"/>
         <w:b/>
         <w:bCs/>
         <w:color w:themeColor="background1" w:val="FFFFFF"/>
@@ -13530,6 +14073,7 @@
     </w:tblStylePr>
     <w:tblStylePr w:type="firstCol">
       <w:rPr>
+        <w:rFonts w:eastAsia="黑体"/>
         <w:color w:themeColor="background1" w:val="FFFFFF"/>
       </w:rPr>
       <w:tblPr/>
@@ -13547,6 +14091,7 @@
     </w:tblStylePr>
     <w:tblStylePr w:type="lastCol">
       <w:rPr>
+        <w:rFonts w:eastAsia="黑体"/>
         <w:color w:themeColor="background1" w:val="FFFFFF"/>
       </w:rPr>
       <w:tblPr/>
@@ -13576,11 +14121,13 @@
     </w:tblStylePr>
     <w:tblStylePr w:type="neCell">
       <w:rPr>
+        <w:rFonts w:eastAsia="黑体"/>
         <w:color w:themeColor="text1" w:val="000000"/>
       </w:rPr>
     </w:tblStylePr>
     <w:tblStylePr w:type="nwCell">
       <w:rPr>
+        <w:rFonts w:eastAsia="黑体"/>
         <w:color w:themeColor="text1" w:val="000000"/>
       </w:rPr>
     </w:tblStylePr>
@@ -13594,6 +14141,7 @@
       <w:spacing w:after="0" w:line="240" w:lineRule="auto"/>
     </w:pPr>
     <w:rPr>
+      <w:rFonts w:eastAsia="黑体"/>
       <w:color w:themeColor="text1" w:val="000000"/>
     </w:rPr>
     <w:tblPr>
@@ -13620,6 +14168,7 @@
     </w:tcPr>
     <w:tblStylePr w:type="firstRow">
       <w:rPr>
+        <w:rFonts w:eastAsia="黑体"/>
         <w:b/>
         <w:bCs/>
       </w:rPr>
@@ -13638,6 +14187,7 @@
     </w:tblStylePr>
     <w:tblStylePr w:type="lastRow">
       <w:rPr>
+        <w:rFonts w:eastAsia="黑体"/>
         <w:b/>
         <w:bCs/>
         <w:color w:themeColor="background1" w:val="FFFFFF"/>
@@ -13652,6 +14202,7 @@
     </w:tblStylePr>
     <w:tblStylePr w:type="firstCol">
       <w:rPr>
+        <w:rFonts w:eastAsia="黑体"/>
         <w:color w:themeColor="background1" w:val="FFFFFF"/>
       </w:rPr>
       <w:tblPr/>
@@ -13669,6 +14220,7 @@
     </w:tblStylePr>
     <w:tblStylePr w:type="lastCol">
       <w:rPr>
+        <w:rFonts w:eastAsia="黑体"/>
         <w:color w:themeColor="background1" w:val="FFFFFF"/>
       </w:rPr>
       <w:tblPr/>
@@ -13698,11 +14250,13 @@
     </w:tblStylePr>
     <w:tblStylePr w:type="neCell">
       <w:rPr>
+        <w:rFonts w:eastAsia="黑体"/>
         <w:color w:themeColor="text1" w:val="000000"/>
       </w:rPr>
     </w:tblStylePr>
     <w:tblStylePr w:type="nwCell">
       <w:rPr>
+        <w:rFonts w:eastAsia="黑体"/>
         <w:color w:themeColor="text1" w:val="000000"/>
       </w:rPr>
     </w:tblStylePr>
@@ -13716,6 +14270,7 @@
       <w:spacing w:after="0" w:line="240" w:lineRule="auto"/>
     </w:pPr>
     <w:rPr>
+      <w:rFonts w:eastAsia="黑体"/>
       <w:color w:themeColor="text1" w:val="000000"/>
     </w:rPr>
     <w:tblPr>
@@ -13742,6 +14297,7 @@
     </w:tcPr>
     <w:tblStylePr w:type="firstRow">
       <w:rPr>
+        <w:rFonts w:eastAsia="黑体"/>
         <w:b/>
         <w:bCs/>
       </w:rPr>
@@ -13760,6 +14316,7 @@
     </w:tblStylePr>
     <w:tblStylePr w:type="lastRow">
       <w:rPr>
+        <w:rFonts w:eastAsia="黑体"/>
         <w:b/>
         <w:bCs/>
         <w:color w:themeColor="background1" w:val="FFFFFF"/>
@@ -13774,6 +14331,7 @@
     </w:tblStylePr>
     <w:tblStylePr w:type="firstCol">
       <w:rPr>
+        <w:rFonts w:eastAsia="黑体"/>
         <w:color w:themeColor="background1" w:val="FFFFFF"/>
       </w:rPr>
       <w:tblPr/>
@@ -13791,6 +14349,7 @@
     </w:tblStylePr>
     <w:tblStylePr w:type="lastCol">
       <w:rPr>
+        <w:rFonts w:eastAsia="黑体"/>
         <w:color w:themeColor="background1" w:val="FFFFFF"/>
       </w:rPr>
       <w:tblPr/>
@@ -13820,11 +14379,13 @@
     </w:tblStylePr>
     <w:tblStylePr w:type="neCell">
       <w:rPr>
+        <w:rFonts w:eastAsia="黑体"/>
         <w:color w:themeColor="text1" w:val="000000"/>
       </w:rPr>
     </w:tblStylePr>
     <w:tblStylePr w:type="nwCell">
       <w:rPr>
+        <w:rFonts w:eastAsia="黑体"/>
         <w:color w:themeColor="text1" w:val="000000"/>
       </w:rPr>
     </w:tblStylePr>
@@ -13838,6 +14399,7 @@
       <w:spacing w:after="0" w:line="240" w:lineRule="auto"/>
     </w:pPr>
     <w:rPr>
+      <w:rFonts w:eastAsia="黑体"/>
       <w:color w:themeColor="text1" w:val="000000"/>
     </w:rPr>
     <w:tblPr>
@@ -13856,6 +14418,7 @@
     </w:tcPr>
     <w:tblStylePr w:type="firstRow">
       <w:rPr>
+        <w:rFonts w:eastAsia="黑体"/>
         <w:b/>
         <w:bCs/>
         <w:color w:themeColor="background1" w:val="FFFFFF"/>
@@ -13870,6 +14433,7 @@
     </w:tblStylePr>
     <w:tblStylePr w:type="lastRow">
       <w:rPr>
+        <w:rFonts w:eastAsia="黑体"/>
         <w:b/>
         <w:bCs/>
         <w:color w:themeColor="accent2" w:themeShade="CC" w:val="9E3A38"/>
@@ -13884,12 +14448,14 @@
     </w:tblStylePr>
     <w:tblStylePr w:type="firstCol">
       <w:rPr>
+        <w:rFonts w:eastAsia="黑体"/>
         <w:b/>
         <w:bCs/>
       </w:rPr>
     </w:tblStylePr>
     <w:tblStylePr w:type="lastCol">
       <w:rPr>
+        <w:rFonts w:eastAsia="黑体"/>
         <w:b/>
         <w:bCs/>
       </w:rPr>
@@ -13924,6 +14490,7 @@
       <w:spacing w:after="0" w:line="240" w:lineRule="auto"/>
     </w:pPr>
     <w:rPr>
+      <w:rFonts w:eastAsia="黑体"/>
       <w:color w:themeColor="text1" w:val="000000"/>
     </w:rPr>
     <w:tblPr>
@@ -13942,6 +14509,7 @@
     </w:tcPr>
     <w:tblStylePr w:type="firstRow">
       <w:rPr>
+        <w:rFonts w:eastAsia="黑体"/>
         <w:b/>
         <w:bCs/>
         <w:color w:themeColor="background1" w:val="FFFFFF"/>
@@ -13956,6 +14524,7 @@
     </w:tblStylePr>
     <w:tblStylePr w:type="lastRow">
       <w:rPr>
+        <w:rFonts w:eastAsia="黑体"/>
         <w:b/>
         <w:bCs/>
         <w:color w:themeColor="accent2" w:themeShade="CC" w:val="9E3A38"/>
@@ -13970,12 +14539,14 @@
     </w:tblStylePr>
     <w:tblStylePr w:type="firstCol">
       <w:rPr>
+        <w:rFonts w:eastAsia="黑体"/>
         <w:b/>
         <w:bCs/>
       </w:rPr>
     </w:tblStylePr>
     <w:tblStylePr w:type="lastCol">
       <w:rPr>
+        <w:rFonts w:eastAsia="黑体"/>
         <w:b/>
         <w:bCs/>
       </w:rPr>
@@ -14010,6 +14581,7 @@
       <w:spacing w:after="0" w:line="240" w:lineRule="auto"/>
     </w:pPr>
     <w:rPr>
+      <w:rFonts w:eastAsia="黑体"/>
       <w:color w:themeColor="text1" w:val="000000"/>
     </w:rPr>
     <w:tblPr>
@@ -14028,6 +14600,7 @@
     </w:tcPr>
     <w:tblStylePr w:type="firstRow">
       <w:rPr>
+        <w:rFonts w:eastAsia="黑体"/>
         <w:b/>
         <w:bCs/>
         <w:color w:themeColor="background1" w:val="FFFFFF"/>
@@ -14042,6 +14615,7 @@
     </w:tblStylePr>
     <w:tblStylePr w:type="lastRow">
       <w:rPr>
+        <w:rFonts w:eastAsia="黑体"/>
         <w:b/>
         <w:bCs/>
         <w:color w:themeColor="accent2" w:themeShade="CC" w:val="9E3A38"/>
@@ -14056,12 +14630,14 @@
     </w:tblStylePr>
     <w:tblStylePr w:type="firstCol">
       <w:rPr>
+        <w:rFonts w:eastAsia="黑体"/>
         <w:b/>
         <w:bCs/>
       </w:rPr>
     </w:tblStylePr>
     <w:tblStylePr w:type="lastCol">
       <w:rPr>
+        <w:rFonts w:eastAsia="黑体"/>
         <w:b/>
         <w:bCs/>
       </w:rPr>
@@ -14096,6 +14672,7 @@
       <w:spacing w:after="0" w:line="240" w:lineRule="auto"/>
     </w:pPr>
     <w:rPr>
+      <w:rFonts w:eastAsia="黑体"/>
       <w:color w:themeColor="text1" w:val="000000"/>
     </w:rPr>
     <w:tblPr>
@@ -14114,6 +14691,7 @@
     </w:tcPr>
     <w:tblStylePr w:type="firstRow">
       <w:rPr>
+        <w:rFonts w:eastAsia="黑体"/>
         <w:b/>
         <w:bCs/>
         <w:color w:themeColor="background1" w:val="FFFFFF"/>
@@ -14128,6 +14706,7 @@
     </w:tblStylePr>
     <w:tblStylePr w:type="lastRow">
       <w:rPr>
+        <w:rFonts w:eastAsia="黑体"/>
         <w:b/>
         <w:bCs/>
         <w:color w:themeColor="accent4" w:themeShade="CC" w:val="664E82"/>
@@ -14142,12 +14721,14 @@
     </w:tblStylePr>
     <w:tblStylePr w:type="firstCol">
       <w:rPr>
+        <w:rFonts w:eastAsia="黑体"/>
         <w:b/>
         <w:bCs/>
       </w:rPr>
     </w:tblStylePr>
     <w:tblStylePr w:type="lastCol">
       <w:rPr>
+        <w:rFonts w:eastAsia="黑体"/>
         <w:b/>
         <w:bCs/>
       </w:rPr>
@@ -14182,6 +14763,7 @@
       <w:spacing w:after="0" w:line="240" w:lineRule="auto"/>
     </w:pPr>
     <w:rPr>
+      <w:rFonts w:eastAsia="黑体"/>
       <w:color w:themeColor="text1" w:val="000000"/>
     </w:rPr>
     <w:tblPr>
@@ -14200,6 +14782,7 @@
     </w:tcPr>
     <w:tblStylePr w:type="firstRow">
       <w:rPr>
+        <w:rFonts w:eastAsia="黑体"/>
         <w:b/>
         <w:bCs/>
         <w:color w:themeColor="background1" w:val="FFFFFF"/>
@@ -14214,6 +14797,7 @@
     </w:tblStylePr>
     <w:tblStylePr w:type="lastRow">
       <w:rPr>
+        <w:rFonts w:eastAsia="黑体"/>
         <w:b/>
         <w:bCs/>
         <w:color w:themeColor="accent3" w:themeShade="CC" w:val="7E9C40"/>
@@ -14228,12 +14812,14 @@
     </w:tblStylePr>
     <w:tblStylePr w:type="firstCol">
       <w:rPr>
+        <w:rFonts w:eastAsia="黑体"/>
         <w:b/>
         <w:bCs/>
       </w:rPr>
     </w:tblStylePr>
     <w:tblStylePr w:type="lastCol">
       <w:rPr>
+        <w:rFonts w:eastAsia="黑体"/>
         <w:b/>
         <w:bCs/>
       </w:rPr>
@@ -14268,6 +14854,7 @@
       <w:spacing w:after="0" w:line="240" w:lineRule="auto"/>
     </w:pPr>
     <w:rPr>
+      <w:rFonts w:eastAsia="黑体"/>
       <w:color w:themeColor="text1" w:val="000000"/>
     </w:rPr>
     <w:tblPr>
@@ -14286,6 +14873,7 @@
     </w:tcPr>
     <w:tblStylePr w:type="firstRow">
       <w:rPr>
+        <w:rFonts w:eastAsia="黑体"/>
         <w:b/>
         <w:bCs/>
         <w:color w:themeColor="background1" w:val="FFFFFF"/>
@@ -14300,6 +14888,7 @@
     </w:tblStylePr>
     <w:tblStylePr w:type="lastRow">
       <w:rPr>
+        <w:rFonts w:eastAsia="黑体"/>
         <w:b/>
         <w:bCs/>
         <w:color w:themeColor="accent6" w:themeShade="CC" w:val="F2730A"/>
@@ -14314,12 +14903,14 @@
     </w:tblStylePr>
     <w:tblStylePr w:type="firstCol">
       <w:rPr>
+        <w:rFonts w:eastAsia="黑体"/>
         <w:b/>
         <w:bCs/>
       </w:rPr>
     </w:tblStylePr>
     <w:tblStylePr w:type="lastCol">
       <w:rPr>
+        <w:rFonts w:eastAsia="黑体"/>
         <w:b/>
         <w:bCs/>
       </w:rPr>
@@ -14354,6 +14945,7 @@
       <w:spacing w:after="0" w:line="240" w:lineRule="auto"/>
     </w:pPr>
     <w:rPr>
+      <w:rFonts w:eastAsia="黑体"/>
       <w:color w:themeColor="text1" w:val="000000"/>
     </w:rPr>
     <w:tblPr>
@@ -14372,6 +14964,7 @@
     </w:tcPr>
     <w:tblStylePr w:type="firstRow">
       <w:rPr>
+        <w:rFonts w:eastAsia="黑体"/>
         <w:b/>
         <w:bCs/>
         <w:color w:themeColor="background1" w:val="FFFFFF"/>
@@ -14386,6 +14979,7 @@
     </w:tblStylePr>
     <w:tblStylePr w:type="lastRow">
       <w:rPr>
+        <w:rFonts w:eastAsia="黑体"/>
         <w:b/>
         <w:bCs/>
         <w:color w:themeColor="accent5" w:themeShade="CC" w:val="348DA5"/>
@@ -14400,12 +14994,14 @@
     </w:tblStylePr>
     <w:tblStylePr w:type="firstCol">
       <w:rPr>
+        <w:rFonts w:eastAsia="黑体"/>
         <w:b/>
         <w:bCs/>
       </w:rPr>
     </w:tblStylePr>
     <w:tblStylePr w:type="lastCol">
       <w:rPr>
+        <w:rFonts w:eastAsia="黑体"/>
         <w:b/>
         <w:bCs/>
       </w:rPr>
@@ -14440,6 +15036,7 @@
       <w:spacing w:after="0" w:line="240" w:lineRule="auto"/>
     </w:pPr>
     <w:rPr>
+      <w:rFonts w:eastAsia="黑体"/>
       <w:color w:themeColor="text1" w:val="000000"/>
     </w:rPr>
     <w:tblPr>
@@ -14461,6 +15058,7 @@
     </w:tcPr>
     <w:tblStylePr w:type="firstRow">
       <w:rPr>
+        <w:rFonts w:eastAsia="黑体"/>
         <w:b/>
         <w:bCs/>
       </w:rPr>
@@ -14471,6 +15069,7 @@
     </w:tblStylePr>
     <w:tblStylePr w:type="lastRow">
       <w:rPr>
+        <w:rFonts w:eastAsia="黑体"/>
         <w:b/>
         <w:bCs/>
         <w:color w:themeColor="text1" w:val="000000"/>
@@ -14482,6 +15081,7 @@
     </w:tblStylePr>
     <w:tblStylePr w:type="firstCol">
       <w:rPr>
+        <w:rFonts w:eastAsia="黑体"/>
         <w:color w:themeColor="background1" w:val="FFFFFF"/>
       </w:rPr>
       <w:tblPr/>
@@ -14491,6 +15091,7 @@
     </w:tblStylePr>
     <w:tblStylePr w:type="lastCol">
       <w:rPr>
+        <w:rFonts w:eastAsia="黑体"/>
         <w:color w:themeColor="background1" w:val="FFFFFF"/>
       </w:rPr>
       <w:tblPr/>
@@ -14520,6 +15121,7 @@
       <w:spacing w:after="0" w:line="240" w:lineRule="auto"/>
     </w:pPr>
     <w:rPr>
+      <w:rFonts w:eastAsia="黑体"/>
       <w:color w:themeColor="text1" w:val="000000"/>
     </w:rPr>
     <w:tblPr>
@@ -14541,6 +15143,7 @@
     </w:tcPr>
     <w:tblStylePr w:type="firstRow">
       <w:rPr>
+        <w:rFonts w:eastAsia="黑体"/>
         <w:b/>
         <w:bCs/>
       </w:rPr>
@@ -14551,6 +15154,7 @@
     </w:tblStylePr>
     <w:tblStylePr w:type="lastRow">
       <w:rPr>
+        <w:rFonts w:eastAsia="黑体"/>
         <w:b/>
         <w:bCs/>
         <w:color w:themeColor="text1" w:val="000000"/>
@@ -14562,6 +15166,7 @@
     </w:tblStylePr>
     <w:tblStylePr w:type="firstCol">
       <w:rPr>
+        <w:rFonts w:eastAsia="黑体"/>
         <w:color w:themeColor="background1" w:val="FFFFFF"/>
       </w:rPr>
       <w:tblPr/>
@@ -14571,6 +15176,7 @@
     </w:tblStylePr>
     <w:tblStylePr w:type="lastCol">
       <w:rPr>
+        <w:rFonts w:eastAsia="黑体"/>
         <w:color w:themeColor="background1" w:val="FFFFFF"/>
       </w:rPr>
       <w:tblPr/>
@@ -14600,6 +15206,7 @@
       <w:spacing w:after="0" w:line="240" w:lineRule="auto"/>
     </w:pPr>
     <w:rPr>
+      <w:rFonts w:eastAsia="黑体"/>
       <w:color w:themeColor="text1" w:val="000000"/>
     </w:rPr>
     <w:tblPr>
@@ -14621,6 +15228,7 @@
     </w:tcPr>
     <w:tblStylePr w:type="firstRow">
       <w:rPr>
+        <w:rFonts w:eastAsia="黑体"/>
         <w:b/>
         <w:bCs/>
       </w:rPr>
@@ -14631,6 +15239,7 @@
     </w:tblStylePr>
     <w:tblStylePr w:type="lastRow">
       <w:rPr>
+        <w:rFonts w:eastAsia="黑体"/>
         <w:b/>
         <w:bCs/>
         <w:color w:themeColor="text1" w:val="000000"/>
@@ -14642,6 +15251,7 @@
     </w:tblStylePr>
     <w:tblStylePr w:type="firstCol">
       <w:rPr>
+        <w:rFonts w:eastAsia="黑体"/>
         <w:color w:themeColor="background1" w:val="FFFFFF"/>
       </w:rPr>
       <w:tblPr/>
@@ -14651,6 +15261,7 @@
     </w:tblStylePr>
     <w:tblStylePr w:type="lastCol">
       <w:rPr>
+        <w:rFonts w:eastAsia="黑体"/>
         <w:color w:themeColor="background1" w:val="FFFFFF"/>
       </w:rPr>
       <w:tblPr/>
@@ -14680,6 +15291,7 @@
       <w:spacing w:after="0" w:line="240" w:lineRule="auto"/>
     </w:pPr>
     <w:rPr>
+      <w:rFonts w:eastAsia="黑体"/>
       <w:color w:themeColor="text1" w:val="000000"/>
     </w:rPr>
     <w:tblPr>
@@ -14701,6 +15313,7 @@
     </w:tcPr>
     <w:tblStylePr w:type="firstRow">
       <w:rPr>
+        <w:rFonts w:eastAsia="黑体"/>
         <w:b/>
         <w:bCs/>
       </w:rPr>
@@ -14711,6 +15324,7 @@
     </w:tblStylePr>
     <w:tblStylePr w:type="lastRow">
       <w:rPr>
+        <w:rFonts w:eastAsia="黑体"/>
         <w:b/>
         <w:bCs/>
         <w:color w:themeColor="text1" w:val="000000"/>
@@ -14722,6 +15336,7 @@
     </w:tblStylePr>
     <w:tblStylePr w:type="firstCol">
       <w:rPr>
+        <w:rFonts w:eastAsia="黑体"/>
         <w:color w:themeColor="background1" w:val="FFFFFF"/>
       </w:rPr>
       <w:tblPr/>
@@ -14731,6 +15346,7 @@
     </w:tblStylePr>
     <w:tblStylePr w:type="lastCol">
       <w:rPr>
+        <w:rFonts w:eastAsia="黑体"/>
         <w:color w:themeColor="background1" w:val="FFFFFF"/>
       </w:rPr>
       <w:tblPr/>
@@ -14760,6 +15376,7 @@
       <w:spacing w:after="0" w:line="240" w:lineRule="auto"/>
     </w:pPr>
     <w:rPr>
+      <w:rFonts w:eastAsia="黑体"/>
       <w:color w:themeColor="text1" w:val="000000"/>
     </w:rPr>
     <w:tblPr>
@@ -14781,6 +15398,7 @@
     </w:tcPr>
     <w:tblStylePr w:type="firstRow">
       <w:rPr>
+        <w:rFonts w:eastAsia="黑体"/>
         <w:b/>
         <w:bCs/>
       </w:rPr>
@@ -14791,6 +15409,7 @@
     </w:tblStylePr>
     <w:tblStylePr w:type="lastRow">
       <w:rPr>
+        <w:rFonts w:eastAsia="黑体"/>
         <w:b/>
         <w:bCs/>
         <w:color w:themeColor="text1" w:val="000000"/>
@@ -14802,6 +15421,7 @@
     </w:tblStylePr>
     <w:tblStylePr w:type="firstCol">
       <w:rPr>
+        <w:rFonts w:eastAsia="黑体"/>
         <w:color w:themeColor="background1" w:val="FFFFFF"/>
       </w:rPr>
       <w:tblPr/>
@@ -14811,6 +15431,7 @@
     </w:tblStylePr>
     <w:tblStylePr w:type="lastCol">
       <w:rPr>
+        <w:rFonts w:eastAsia="黑体"/>
         <w:color w:themeColor="background1" w:val="FFFFFF"/>
       </w:rPr>
       <w:tblPr/>
@@ -14840,6 +15461,7 @@
       <w:spacing w:after="0" w:line="240" w:lineRule="auto"/>
     </w:pPr>
     <w:rPr>
+      <w:rFonts w:eastAsia="黑体"/>
       <w:color w:themeColor="text1" w:val="000000"/>
     </w:rPr>
     <w:tblPr>
@@ -14861,6 +15483,7 @@
     </w:tcPr>
     <w:tblStylePr w:type="firstRow">
       <w:rPr>
+        <w:rFonts w:eastAsia="黑体"/>
         <w:b/>
         <w:bCs/>
       </w:rPr>
@@ -14871,6 +15494,7 @@
     </w:tblStylePr>
     <w:tblStylePr w:type="lastRow">
       <w:rPr>
+        <w:rFonts w:eastAsia="黑体"/>
         <w:b/>
         <w:bCs/>
         <w:color w:themeColor="text1" w:val="000000"/>
@@ -14882,6 +15506,7 @@
     </w:tblStylePr>
     <w:tblStylePr w:type="firstCol">
       <w:rPr>
+        <w:rFonts w:eastAsia="黑体"/>
         <w:color w:themeColor="background1" w:val="FFFFFF"/>
       </w:rPr>
       <w:tblPr/>
@@ -14891,6 +15516,7 @@
     </w:tblStylePr>
     <w:tblStylePr w:type="lastCol">
       <w:rPr>
+        <w:rFonts w:eastAsia="黑体"/>
         <w:color w:themeColor="background1" w:val="FFFFFF"/>
       </w:rPr>
       <w:tblPr/>
@@ -14920,6 +15546,7 @@
       <w:spacing w:after="0" w:line="240" w:lineRule="auto"/>
     </w:pPr>
     <w:rPr>
+      <w:rFonts w:eastAsia="黑体"/>
       <w:color w:themeColor="text1" w:val="000000"/>
     </w:rPr>
     <w:tblPr>
@@ -14941,6 +15568,7 @@
     </w:tcPr>
     <w:tblStylePr w:type="firstRow">
       <w:rPr>
+        <w:rFonts w:eastAsia="黑体"/>
         <w:b/>
         <w:bCs/>
       </w:rPr>
@@ -14951,6 +15579,7 @@
     </w:tblStylePr>
     <w:tblStylePr w:type="lastRow">
       <w:rPr>
+        <w:rFonts w:eastAsia="黑体"/>
         <w:b/>
         <w:bCs/>
         <w:color w:themeColor="text1" w:val="000000"/>
@@ -14962,6 +15591,7 @@
     </w:tblStylePr>
     <w:tblStylePr w:type="firstCol">
       <w:rPr>
+        <w:rFonts w:eastAsia="黑体"/>
         <w:color w:themeColor="background1" w:val="FFFFFF"/>
       </w:rPr>
       <w:tblPr/>
@@ -14971,6 +15601,7 @@
     </w:tblStylePr>
     <w:tblStylePr w:type="lastCol">
       <w:rPr>
+        <w:rFonts w:eastAsia="黑体"/>
         <w:color w:themeColor="background1" w:val="FFFFFF"/>
       </w:rPr>
       <w:tblPr/>
@@ -15003,6 +15634,7 @@
     <w:name w:val="KeywordTok"/>
     <w:basedOn w:val="VerbatimChar"/>
     <w:rPr>
+      <w:rFonts w:eastAsia="黑体"/>
       <w:b/>
       <w:color w:val="007020"/>
     </w:rPr>
@@ -15011,6 +15643,7 @@
     <w:name w:val="DataTypeTok"/>
     <w:basedOn w:val="VerbatimChar"/>
     <w:rPr>
+      <w:rFonts w:eastAsia="黑体"/>
       <w:color w:val="902000"/>
     </w:rPr>
   </w:style>
@@ -15018,6 +15651,7 @@
     <w:name w:val="DecValTok"/>
     <w:basedOn w:val="VerbatimChar"/>
     <w:rPr>
+      <w:rFonts w:eastAsia="黑体"/>
       <w:color w:val="40a070"/>
     </w:rPr>
   </w:style>
@@ -15025,6 +15659,7 @@
     <w:name w:val="BaseNTok"/>
     <w:basedOn w:val="VerbatimChar"/>
     <w:rPr>
+      <w:rFonts w:eastAsia="黑体"/>
       <w:color w:val="40a070"/>
     </w:rPr>
   </w:style>
@@ -15032,6 +15667,7 @@
     <w:name w:val="FloatTok"/>
     <w:basedOn w:val="VerbatimChar"/>
     <w:rPr>
+      <w:rFonts w:eastAsia="黑体"/>
       <w:color w:val="40a070"/>
     </w:rPr>
   </w:style>
@@ -15039,6 +15675,7 @@
     <w:name w:val="ConstantTok"/>
     <w:basedOn w:val="VerbatimChar"/>
     <w:rPr>
+      <w:rFonts w:eastAsia="黑体"/>
       <w:color w:val="880000"/>
     </w:rPr>
   </w:style>
@@ -15046,6 +15683,7 @@
     <w:name w:val="CharTok"/>
     <w:basedOn w:val="VerbatimChar"/>
     <w:rPr>
+      <w:rFonts w:eastAsia="黑体"/>
       <w:color w:val="4070a0"/>
     </w:rPr>
   </w:style>
@@ -15053,6 +15691,7 @@
     <w:name w:val="SpecialCharTok"/>
     <w:basedOn w:val="VerbatimChar"/>
     <w:rPr>
+      <w:rFonts w:eastAsia="黑体"/>
       <w:color w:val="4070a0"/>
     </w:rPr>
   </w:style>
@@ -15060,6 +15699,7 @@
     <w:name w:val="StringTok"/>
     <w:basedOn w:val="VerbatimChar"/>
     <w:rPr>
+      <w:rFonts w:eastAsia="黑体"/>
       <w:color w:val="4070a0"/>
     </w:rPr>
   </w:style>
@@ -15067,6 +15707,7 @@
     <w:name w:val="VerbatimStringTok"/>
     <w:basedOn w:val="VerbatimChar"/>
     <w:rPr>
+      <w:rFonts w:eastAsia="黑体"/>
       <w:color w:val="4070a0"/>
     </w:rPr>
   </w:style>
@@ -15074,6 +15715,7 @@
     <w:name w:val="SpecialStringTok"/>
     <w:basedOn w:val="VerbatimChar"/>
     <w:rPr>
+      <w:rFonts w:eastAsia="黑体"/>
       <w:color w:val="bb6688"/>
     </w:rPr>
   </w:style>
@@ -15081,6 +15723,7 @@
     <w:name w:val="ImportTok"/>
     <w:basedOn w:val="VerbatimChar"/>
     <w:rPr>
+      <w:rFonts w:eastAsia="黑体"/>
       <w:b/>
       <w:color w:val="008000"/>
     </w:rPr>
@@ -15089,6 +15732,7 @@
     <w:name w:val="CommentTok"/>
     <w:basedOn w:val="VerbatimChar"/>
     <w:rPr>
+      <w:rFonts w:eastAsia="黑体"/>
       <w:i/>
       <w:color w:val="60a0b0"/>
     </w:rPr>
@@ -15097,6 +15741,7 @@
     <w:name w:val="DocumentationTok"/>
     <w:basedOn w:val="VerbatimChar"/>
     <w:rPr>
+      <w:rFonts w:eastAsia="黑体"/>
       <w:i/>
       <w:color w:val="ba2121"/>
     </w:rPr>
@@ -15105,6 +15750,7 @@
     <w:name w:val="AnnotationTok"/>
     <w:basedOn w:val="VerbatimChar"/>
     <w:rPr>
+      <w:rFonts w:eastAsia="黑体"/>
       <w:b/>
       <w:i/>
       <w:color w:val="60a0b0"/>
@@ -15114,6 +15760,7 @@
     <w:name w:val="CommentVarTok"/>
     <w:basedOn w:val="VerbatimChar"/>
     <w:rPr>
+      <w:rFonts w:eastAsia="黑体"/>
       <w:b/>
       <w:i/>
       <w:color w:val="60a0b0"/>
@@ -15123,6 +15770,7 @@
     <w:name w:val="OtherTok"/>
     <w:basedOn w:val="VerbatimChar"/>
     <w:rPr>
+      <w:rFonts w:eastAsia="黑体"/>
       <w:color w:val="007020"/>
     </w:rPr>
   </w:style>
@@ -15130,6 +15778,7 @@
     <w:name w:val="FunctionTok"/>
     <w:basedOn w:val="VerbatimChar"/>
     <w:rPr>
+      <w:rFonts w:eastAsia="黑体"/>
       <w:color w:val="06287e"/>
     </w:rPr>
   </w:style>
@@ -15137,6 +15786,7 @@
     <w:name w:val="VariableTok"/>
     <w:basedOn w:val="VerbatimChar"/>
     <w:rPr>
+      <w:rFonts w:eastAsia="黑体"/>
       <w:color w:val="19177c"/>
     </w:rPr>
   </w:style>
@@ -15144,6 +15794,7 @@
     <w:name w:val="ControlFlowTok"/>
     <w:basedOn w:val="VerbatimChar"/>
     <w:rPr>
+      <w:rFonts w:eastAsia="黑体"/>
       <w:b/>
       <w:color w:val="007020"/>
     </w:rPr>
@@ -15152,6 +15803,7 @@
     <w:name w:val="OperatorTok"/>
     <w:basedOn w:val="VerbatimChar"/>
     <w:rPr>
+      <w:rFonts w:eastAsia="黑体"/>
       <w:color w:val="666666"/>
     </w:rPr>
   </w:style>
@@ -15159,18 +15811,22 @@
     <w:name w:val="BuiltInTok"/>
     <w:basedOn w:val="VerbatimChar"/>
     <w:rPr>
+      <w:rFonts w:eastAsia="黑体"/>
       <w:color w:val="008000"/>
     </w:rPr>
   </w:style>
   <w:style w:type="character" w:customStyle="1" w:styleId="ExtensionTok">
     <w:name w:val="ExtensionTok"/>
     <w:basedOn w:val="VerbatimChar"/>
-    <w:rPr/>
+    <w:rPr>
+      <w:rFonts w:eastAsia="黑体"/>
+    </w:rPr>
   </w:style>
   <w:style w:type="character" w:customStyle="1" w:styleId="PreprocessorTok">
     <w:name w:val="PreprocessorTok"/>
     <w:basedOn w:val="VerbatimChar"/>
     <w:rPr>
+      <w:rFonts w:eastAsia="黑体"/>
       <w:color w:val="bc7a00"/>
     </w:rPr>
   </w:style>
@@ -15178,18 +15834,22 @@
     <w:name w:val="AttributeTok"/>
     <w:basedOn w:val="VerbatimChar"/>
     <w:rPr>
+      <w:rFonts w:eastAsia="黑体"/>
       <w:color w:val="7d9029"/>
     </w:rPr>
   </w:style>
   <w:style w:type="character" w:customStyle="1" w:styleId="RegionMarkerTok">
     <w:name w:val="RegionMarkerTok"/>
     <w:basedOn w:val="VerbatimChar"/>
-    <w:rPr/>
+    <w:rPr>
+      <w:rFonts w:eastAsia="黑体"/>
+    </w:rPr>
   </w:style>
   <w:style w:type="character" w:customStyle="1" w:styleId="InformationTok">
     <w:name w:val="InformationTok"/>
     <w:basedOn w:val="VerbatimChar"/>
     <w:rPr>
+      <w:rFonts w:eastAsia="黑体"/>
       <w:b/>
       <w:i/>
       <w:color w:val="60a0b0"/>
@@ -15199,6 +15859,7 @@
     <w:name w:val="WarningTok"/>
     <w:basedOn w:val="VerbatimChar"/>
     <w:rPr>
+      <w:rFonts w:eastAsia="黑体"/>
       <w:b/>
       <w:i/>
       <w:color w:val="60a0b0"/>
@@ -15208,6 +15869,7 @@
     <w:name w:val="AlertTok"/>
     <w:basedOn w:val="VerbatimChar"/>
     <w:rPr>
+      <w:rFonts w:eastAsia="黑体"/>
       <w:b/>
       <w:color w:val="ff0000"/>
     </w:rPr>
@@ -15216,6 +15878,7 @@
     <w:name w:val="ErrorTok"/>
     <w:basedOn w:val="VerbatimChar"/>
     <w:rPr>
+      <w:rFonts w:eastAsia="黑体"/>
       <w:b/>
       <w:color w:val="ff0000"/>
     </w:rPr>
@@ -15223,7 +15886,9 @@
   <w:style w:type="character" w:customStyle="1" w:styleId="NormalTok">
     <w:name w:val="NormalTok"/>
     <w:basedOn w:val="VerbatimChar"/>
-    <w:rPr/>
+    <w:rPr>
+      <w:rFonts w:eastAsia="黑体"/>
+    </w:rPr>
   </w:style>
 </w:styles>
 </file>
@@ -15272,12 +15937,12 @@
     <a:fontScheme name="Office">
       <a:majorFont>
         <a:latin typeface="Calibri"/>
-        <a:ea typeface=""/>
+        <a:ea typeface="黑体"/>
         <a:cs typeface=""/>
         <a:font script="Jpan" typeface="ＭＳ ゴシック"/>
         <a:font script="Hang" typeface="맑은 고딕"/>
-        <a:font script="Hans" typeface="宋体"/>
-        <a:font script="Hant" typeface="新細明體"/>
+        <a:font script="Hans" typeface="黑体"/>
+        <a:font script="Hant" typeface="黑体"/>
         <a:font script="Arab" typeface="Times New Roman"/>
         <a:font script="Hebr" typeface="Times New Roman"/>
         <a:font script="Thai" typeface="Angsana New"/>
@@ -15307,12 +15972,12 @@
       </a:majorFont>
       <a:minorFont>
         <a:latin typeface="Cambria"/>
-        <a:ea typeface=""/>
+        <a:ea typeface="黑体"/>
         <a:cs typeface=""/>
         <a:font script="Jpan" typeface="ＭＳ 明朝"/>
         <a:font script="Hang" typeface="맑은 고딕"/>
-        <a:font script="Hans" typeface="宋体"/>
-        <a:font script="Hant" typeface="新細明體"/>
+        <a:font script="Hans" typeface="黑体"/>
+        <a:font script="Hant" typeface="黑体"/>
         <a:font script="Arab" typeface="Arial"/>
         <a:font script="Hebr" typeface="Arial"/>
         <a:font script="Thai" typeface="Cordia New"/>

--- a/08-传感器电路/04-电流传感器电路/罗氏线圈电路/罗氏线圈电路.docx
+++ b/08-传感器电路/04-电流传感器电路/罗氏线圈电路/罗氏线圈电路.docx
@@ -2866,7 +2866,7 @@
           <w:color w:val="555555"/>
           <w:sz w:val="21"/>
         </w:rPr>
-        <w:t>材料收集者：杜文杰，WX手机：19519196569，QQ:3478827729</w:t>
+        <w:t>材料收集者：杜文杰，微信/手机：19519196569，QQ:3478827729</w:t>
       </w:r>
     </w:p>
     <w:sectPr>
